--- a/Form B_Guo_Zi_Qiang_Robin.docx
+++ b/Form B_Guo_Zi_Qiang_Robin.docx
@@ -38,7 +38,7 @@
           <w:sz w:val="32"/>
           <w:szCs w:val="32"/>
         </w:rPr>
-        <w:t xml:space="preserve">Information and Communications Technology Cluster</w:t>
+        <w:t>Information and Communications Technology Cluster</w:t>
       </w:r>
     </w:p>
     <w:p>
@@ -88,7 +88,7 @@
           <w:szCs w:val="28"/>
           <w:u w:val="single"/>
         </w:rPr>
-        <w:t xml:space="preserve">Capstone Project Details (Form B)</w:t>
+        <w:t>Capstone Project Details (Form B)</w:t>
       </w:r>
     </w:p>
     <w:p>
@@ -124,7 +124,7 @@
         <w:rPr>
           <w:b/>
         </w:rPr>
-        <w:t xml:space="preserve">Project Information:</w:t>
+        <w:t>Project Information:</w:t>
       </w:r>
     </w:p>
     <w:p>
@@ -149,16 +149,9 @@
           <w:text/>
         </w:sdtPr>
         <w:sdtContent>
-          <w:del w:id="1001" w:author="Guo Zi Qiang Robin" w:date="2026-10-08T12:00:00Z">
-            <w:r>
-              <w:delText>Beacon</w:delText>
-            </w:r>
-          </w:del>
-          <w:ins w:id="1002" w:author="Guo Zi Qiang Robin" w:date="2026-10-08T12:00:00Z">
-            <w:r>
-              <w:t xml:space="preserve">AI Security for Critical Infrastructure: A Guardrail Evaluation Test Bench and the Beacon AI-Security Briefing Service</w:t>
-            </w:r>
-          </w:ins>
+          <w:r>
+            <w:t>AI Security for Critical Infrastructure: A Guardrail Evaluation Test Bench and Porject Beacon an AI-Security Briefing Service</w:t>
+          </w:r>
         </w:sdtContent>
       </w:sdt>
     </w:p>
@@ -183,6 +176,7 @@
           <w15:color w:val="FF0000"/>
           <w:text/>
         </w:sdtPr>
+        <w:sdtEndPr/>
         <w:sdtContent>
           <w:r>
             <w:t>Land Transport Authority (LTA)</w:t>
@@ -231,6 +225,7 @@
             <w14:uncheckedState w14:val="2610" w14:font="MS Gothic"/>
           </w14:checkbox>
         </w:sdtPr>
+        <w:sdtEndPr/>
         <w:sdtContent>
           <w:r>
             <w:rPr>
@@ -268,6 +263,7 @@
             <w14:uncheckedState w14:val="2610" w14:font="MS Gothic"/>
           </w14:checkbox>
         </w:sdtPr>
+        <w:sdtEndPr/>
         <w:sdtContent>
           <w:r>
             <w:rPr>
@@ -329,6 +325,7 @@
             <w14:uncheckedState w14:val="2610" w14:font="MS Gothic"/>
           </w14:checkbox>
         </w:sdtPr>
+        <w:sdtEndPr/>
         <w:sdtContent>
           <w:r>
             <w:rPr>
@@ -350,7 +347,7 @@
           <w:color w:val="FF0000"/>
           <w:lang w:eastAsia="zh-TW"/>
         </w:rPr>
-        <w:t xml:space="preserve">Project is multi-disciplinary (e.g. ICT and ENG)</w:t>
+        <w:t>Project is multi-disciplinary (e.g. ICT and ENG)</w:t>
       </w:r>
     </w:p>
     <w:p>
@@ -373,6 +370,7 @@
             <w14:uncheckedState w14:val="2610" w14:font="MS Gothic"/>
           </w14:checkbox>
         </w:sdtPr>
+        <w:sdtEndPr/>
         <w:sdtContent>
           <w:r>
             <w:rPr>
@@ -394,7 +392,7 @@
           <w:color w:val="FF0000"/>
           <w:lang w:eastAsia="zh-TW"/>
         </w:rPr>
-        <w:t xml:space="preserve">Project is single-disciplinary (e.g. ICT only)</w:t>
+        <w:t>Project is single-disciplinary (e.g. ICT only)</w:t>
       </w:r>
     </w:p>
     <w:p>
@@ -438,6 +436,7 @@
           <w15:color w:val="FF0000"/>
           <w:text/>
         </w:sdtPr>
+        <w:sdtEndPr/>
         <w:sdtContent>
           <w:r>
             <w:t>Guo Zi Qiang Robin</w:t>
@@ -468,6 +467,7 @@
           <w15:color w:val="FF0000"/>
           <w:text/>
         </w:sdtPr>
+        <w:sdtEndPr/>
         <w:sdtContent>
           <w:r>
             <w:t>2400989</w:t>
@@ -531,6 +531,7 @@
             <w:calendar w:val="gregorian"/>
           </w:date>
         </w:sdtPr>
+        <w:sdtEndPr/>
         <w:sdtContent>
           <w:r>
             <w:t>8/10/2026</w:t>
@@ -554,6 +555,7 @@
             <w:calendar w:val="gregorian"/>
           </w:date>
         </w:sdtPr>
+        <w:sdtEndPr/>
         <w:sdtContent>
           <w:r>
             <w:t>31/3/2027</w:t>
@@ -582,7 +584,7 @@
         <w:rPr>
           <w:b/>
         </w:rPr>
-        <w:t xml:space="preserve">Main Academic Supervisor Details:</w:t>
+        <w:t>Main Academic Supervisor Details:</w:t>
       </w:r>
     </w:p>
     <w:p>
@@ -607,6 +609,7 @@
           <w15:color w:val="FF0000"/>
           <w:text/>
         </w:sdtPr>
+        <w:sdtEndPr/>
         <w:sdtContent>
           <w:r>
             <w:t>Professor Upadhyaya, Pulakesh</w:t>
@@ -642,6 +645,11 @@
           <w15:color w:val="FF0000"/>
           <w:text/>
         </w:sdtPr>
+        <w:sdtEndPr>
+          <w:rPr>
+            <w:rStyle w:val="Hyperlink"/>
+          </w:rPr>
+        </w:sdtEndPr>
         <w:sdtContent>
           <w:hyperlink r:id="rId9" w:history="1">
             <w:r>
@@ -681,6 +689,7 @@
           <w15:color w:val="FF0000"/>
           <w:text/>
         </w:sdtPr>
+        <w:sdtEndPr/>
         <w:sdtContent>
           <w:r>
             <w:rPr>
@@ -716,9 +725,10 @@
           <w15:color w:val="FF0000"/>
           <w:text/>
         </w:sdtPr>
+        <w:sdtEndPr/>
         <w:sdtContent>
           <w:r>
-            <w:t xml:space="preserve">Assistant Professor AI &amp; Data Science (Infocomm Technology)</w:t>
+            <w:t>Assistant Professor AI &amp; Data Science (Infocomm Technology)</w:t>
           </w:r>
         </w:sdtContent>
       </w:sdt>
@@ -745,6 +755,7 @@
         <w:rPr>
           <w:b/>
         </w:rPr>
+        <w:lastRenderedPageBreak/>
         <w:t>Industry Supervisor Details:</w:t>
       </w:r>
     </w:p>
@@ -770,6 +781,7 @@
           <w15:color w:val="FF0000"/>
           <w:text/>
         </w:sdtPr>
+        <w:sdtEndPr/>
         <w:sdtContent>
           <w:r>
             <w:t>Tan Zi Qi</w:t>
@@ -805,6 +817,11 @@
           <w15:color w:val="FF0000"/>
           <w:text/>
         </w:sdtPr>
+        <w:sdtEndPr>
+          <w:rPr>
+            <w:rStyle w:val="Hyperlink"/>
+          </w:rPr>
+        </w:sdtEndPr>
         <w:sdtContent>
           <w:hyperlink r:id="rId10" w:history="1">
             <w:r>
@@ -843,6 +860,7 @@
           <w15:color w:val="FF0000"/>
           <w:text/>
         </w:sdtPr>
+        <w:sdtEndPr/>
         <w:sdtContent>
           <w:r>
             <w:t>+65 9823 2058</w:t>
@@ -874,6 +892,7 @@
           <w15:color w:val="FF0000"/>
           <w:text/>
         </w:sdtPr>
+        <w:sdtEndPr/>
         <w:sdtContent>
           <w:r>
             <w:rPr>
@@ -909,6 +928,7 @@
           <w15:color w:val="FF0000"/>
           <w:text/>
         </w:sdtPr>
+        <w:sdtEndPr/>
         <w:sdtContent>
           <w:r>
             <w:t>IT, CYBERSECURITY &amp; DIGITAL SERVICES/Cyber Architecture &amp; Development</w:t>
@@ -970,18 +990,12 @@
     <w:p>
       <w:pPr>
         <w:pStyle w:val="BodyText"/>
+        <w:ind w:left="0"/>
         <w:rPr>
           <w:i/>
           <w:sz w:val="18"/>
         </w:rPr>
       </w:pPr>
-      <w:r>
-        <w:rPr>
-          <w:i/>
-          <w:sz w:val="18"/>
-        </w:rPr>
-        <w:t>(Please use a separate sheet if necessary)</w:t>
-      </w:r>
     </w:p>
     <w:p>
       <w:pPr>
@@ -990,6 +1004,9 @@
     </w:p>
     <w:sdt>
       <w:sdtPr>
+        <w:rPr>
+          <w:color w:val="auto"/>
+        </w:rPr>
         <w:id w:val="-1188283889"/>
         <w:placeholder>
           <w:docPart w:val="458AE9C12B8B4CA7B8C5DB03DFABD45F"/>
@@ -997,63 +1014,78 @@
         <w15:color w:val="FF0000"/>
         <w:text w:multiLine="1"/>
       </w:sdtPr>
-      <w:sdtEndPr/>
       <w:sdtContent>
         <w:p>
           <w:pPr>
             <w:pStyle w:val="BodyText"/>
             <w:jc w:val="left"/>
-            <w:pPrChange w:id="1003" w:author="Guo Zi Qiang Robin" w:date="2026-10-08T12:00:00Z">
-              <w:pPr>
-                <w:pStyle w:val="BodyText"/>
-              </w:pPr>
-            </w:pPrChange>
           </w:pPr>
-          <w:del w:id="1004" w:author="Guo Zi Qiang Robin" w:date="2026-10-08T12:00:00Z">
-            <w:r>
-              <w:rPr>
-                <w:rStyle w:val="PlaceholderText"/>
-                <w:i/>
-                <w:color w:val="FF0000"/>
-              </w:rPr>
-              <w:delText xml:space="preserve">Please provide a description of the candidate’s capstone project, including its purpose, etc.</w:delText>
-            </w:r>
-          </w:del>
-          <w:ins w:id="1005" w:author="Guo Zi Qiang Robin" w:date="2026-10-08T12:00:00Z">
-            <w:r>
-              <w:t xml:space="preserve">Two workstreams strengthen how the Cyber Architecture &amp; Development (CYAD) division of the Land Transport Authority (LTA) adopts artificial intelligence (AI) safely and monitors AI-related threats.</w:t>
-            </w:r>
-            <w:r>
-              <w:br/>
-            </w:r>
-            <w:r>
-              <w:br/>
-            </w:r>
-            <w:r>
-              <w:t xml:space="preserve">Workstream 1: Guardrail Evaluation Test Bench</w:t>
-            </w:r>
-            <w:r>
-              <w:br/>
-            </w:r>
-            <w:r>
-              <w:t xml:space="preserve">Guardrails are safety checks around an AI chatbot that allow, block or flag each message (see Annex B, Figure 1), catching harmful requests or jailbreaks (attempts to trick the chatbot into ignoring its rules). Products such as NVIDIA’s NeMo Guardrails (Rebedea et al., 2023), Meta’s Llama Guard (Inan et al., 2023) and the Government Technology Agency (GovTech) Sentinel service (Government Technology Agency, n.d.-b), which serves the LionGuard 2 harmful-content classifier (Tan et al., 2025), differ in what they check and report, making fair comparison hard. The test bench will score each guardrail on the same labelled inputs. It supports ablation: changing one guardrail or setting at a time while holding everything else fixed, to measure its individual effect.</w:t>
-            </w:r>
-            <w:r>
-              <w:br/>
-            </w:r>
-            <w:r>
-              <w:br/>
-            </w:r>
-            <w:r>
-              <w:t xml:space="preserve">Workstream 2: Beacon</w:t>
-            </w:r>
-            <w:r>
-              <w:br/>
-            </w:r>
-            <w:r>
-              <w:t xml:space="preserve">Beacon will be a daily service that turns high-volume AI-security news into an evidence-backed Briefing: a ranked digest of the day’s most significant events, each stating what happened and why it matters (see Annex B, Figure 2). Each event is initially mapped to the Singapore Government’s System Security Plan (SSP) control catalogue, published by GovTech (Government Technology Agency, 2025), and to attacker techniques in MITRE ATT&amp;CK (Adversarial Tactics, Techniques, and Common Knowledge) and MITRE ATLAS (Adversarial Threat Landscape for Artificial-Intelligence Systems) (The MITRE Corporation, n.d.-a, n.d.-b), with every judgement traceable to its evidence.</w:t>
-            </w:r>
-          </w:ins>
+          <w:r>
+            <w:rPr>
+              <w:color w:val="auto"/>
+            </w:rPr>
+            <w:t>Two workstreams strengthen how the Cyber Architecture &amp; Development (CYAD) division of the Land Transport Authority (LTA) adopts artificial intelligence (AI) safely and monitors AI-related threats.</w:t>
+          </w:r>
+          <w:r>
+            <w:rPr>
+              <w:color w:val="auto"/>
+            </w:rPr>
+            <w:br/>
+          </w:r>
+          <w:r>
+            <w:rPr>
+              <w:color w:val="auto"/>
+            </w:rPr>
+            <w:br/>
+          </w:r>
+          <w:r>
+            <w:rPr>
+              <w:color w:val="auto"/>
+            </w:rPr>
+            <w:t>Workstream 1: Guardrail Evaluation Test Bench</w:t>
+          </w:r>
+          <w:r>
+            <w:rPr>
+              <w:color w:val="auto"/>
+            </w:rPr>
+            <w:br/>
+          </w:r>
+          <w:r>
+            <w:rPr>
+              <w:color w:val="auto"/>
+            </w:rPr>
+            <w:t>Guardrails are safety checks around an AI chatbot that allow, block or flag each message (see Annex B, Figure 1), catching harmful requests or jailbreaks (attempts to trick the chatbot into ignoring its rules). Products such as NVIDIA’s NeMo Guardrails (Rebedea et al., 2023), Meta’s Llama Guard (Inan et al., 2023) and the Government Technology Agency (GovTech) Sentinel service (Government Technology Agency, n.d.-b), which serves the LionGuard 2 harmful-content classifier (Tan et al., 2025), differ in what they check and report, making fair comparison hard. The test bench will score each guardrail on the same labelled inputs. It supports ablation: changing one guardrail or setting at a time while holding everything else fixed, to measure its individual effect.</w:t>
+          </w:r>
+          <w:r>
+            <w:rPr>
+              <w:color w:val="auto"/>
+            </w:rPr>
+            <w:br/>
+          </w:r>
+          <w:r>
+            <w:rPr>
+              <w:color w:val="auto"/>
+            </w:rPr>
+            <w:br/>
+          </w:r>
+          <w:r>
+            <w:rPr>
+              <w:color w:val="auto"/>
+            </w:rPr>
+            <w:t>Workstream 2: Beacon</w:t>
+          </w:r>
+          <w:r>
+            <w:rPr>
+              <w:color w:val="auto"/>
+            </w:rPr>
+            <w:br/>
+          </w:r>
+          <w:r>
+            <w:rPr>
+              <w:color w:val="auto"/>
+            </w:rPr>
+            <w:t>Beacon will be a daily service that turns high-volume AI-security news into an evidence-backed Briefing: a ranked digest of the day’s most significant events, each stating what happened and why it matters (see Annex B, Figure 2). Each event is initially mapped to the Singapore Government’s System Security Plan (SSP) control catalogue, published by GovTech (Government Technology Agency, 2025), and to attacker techniques in MITRE ATT&amp;CK (Adversarial Tactics, Techniques, and Common Knowledge) and MITRE ATLAS (Adversarial Threat Landscape for Artificial-Intelligence Systems) (The MITRE Corporation, n.d.-a, n.d.-b), with every judgement traceable to its evidence.</w:t>
+          </w:r>
         </w:p>
       </w:sdtContent>
     </w:sdt>
@@ -1084,13 +1116,6 @@
           <w:sz w:val="18"/>
         </w:rPr>
       </w:pPr>
-      <w:r>
-        <w:rPr>
-          <w:i/>
-          <w:sz w:val="18"/>
-        </w:rPr>
-        <w:t>(Please use a separate sheet if necessary)</w:t>
-      </w:r>
     </w:p>
     <w:p>
       <w:pPr>
@@ -1106,105 +1131,80 @@
         <w15:color w:val="FF0000"/>
         <w:text w:multiLine="1"/>
       </w:sdtPr>
-      <w:sdtEndPr/>
       <w:sdtContent>
         <w:p>
           <w:pPr>
             <w:pStyle w:val="BodyText"/>
             <w:jc w:val="left"/>
-            <w:pPrChange w:id="1006" w:author="Guo Zi Qiang Robin" w:date="2026-10-08T12:00:00Z">
-              <w:pPr>
-                <w:pStyle w:val="BodyText"/>
-              </w:pPr>
-            </w:pPrChange>
           </w:pPr>
-          <w:del w:id="1007" w:author="Guo Zi Qiang Robin" w:date="2026-10-08T12:00:00Z">
-            <w:r>
-              <w:rPr>
-                <w:rStyle w:val="PlaceholderText"/>
-                <w:i/>
-                <w:color w:val="FF0000"/>
-              </w:rPr>
-              <w:delText xml:space="preserve">Please provide a detailed description of the project objectives, i.e., what is the candidate expected to accomplish</w:delText>
-            </w:r>
-          </w:del>
-          <w:ins w:id="1008" w:author="Guo Zi Qiang Robin" w:date="2026-10-08T12:00:00Z">
-            <w:r>
-              <w:t xml:space="preserve">Across both workstreams, the candidate is expected to:</w:t>
-            </w:r>
-            <w:r>
-              <w:br/>
-            </w:r>
-            <w:r>
-              <w:br/>
-            </w:r>
-            <w:r>
-              <w:t xml:space="preserve">Workstream 1: Guardrail Evaluation Test Bench</w:t>
-            </w:r>
-            <w:r>
-              <w:br/>
-            </w:r>
-            <w:r>
-              <w:t xml:space="preserve">1. Complete the existing comparative research on guardrail products, adding Meta’s Purple Llama safety tools (Meta AI, 2023) and GovTech’s Litmus testing platform (Government Technology Agency, n.d.-a).</w:t>
-            </w:r>
-            <w:r>
-              <w:br/>
-            </w:r>
-            <w:r>
-              <w:t xml:space="preserve">2. Build a minimal, reusable evaluation harness: a test program that loads labelled inputs, calls each guardrail and records its verdicts in one common format.</w:t>
-            </w:r>
-            <w:r>
-              <w:br/>
-            </w:r>
-            <w:r>
-              <w:t xml:space="preserve">3. Evaluate Tier 1, the first proposed comparison: harmful-content classification of user prompts, and jailbreak / prompt-attack detection.</w:t>
-            </w:r>
-            <w:r>
-              <w:br/>
-            </w:r>
-            <w:r>
-              <w:t xml:space="preserve">4. Report, with evidence, which guardrails suit which function, with results by 1 December 2026.</w:t>
-            </w:r>
-            <w:r>
-              <w:br/>
-            </w:r>
-            <w:r>
-              <w:br/>
-            </w:r>
-            <w:r>
-              <w:t xml:space="preserve">Workstream 2: Beacon</w:t>
-            </w:r>
-            <w:r>
-              <w:br/>
-            </w:r>
-            <w:r>
-              <w:t xml:space="preserve">5. Build a daily pipeline that collects items from a fixed list of English-language public sources, filters them for relevance, merges duplicate reports of the same event and rates each event’s significance.</w:t>
-            </w:r>
-            <w:r>
-              <w:br/>
-            </w:r>
-            <w:r>
-              <w:t xml:space="preserve">6. Publish a web Briefing and send a condensed daily digest to subscribers through a messaging channel (Telegram bot, subject to LTA policy).</w:t>
-            </w:r>
-            <w:r>
-              <w:br/>
-            </w:r>
-            <w:r>
-              <w:t xml:space="preserve">7. Provide an initial mapping of each event to SSP controls and ATT&amp;CK and ATLAS techniques, with every judgement traceable to its evidence.</w:t>
-            </w:r>
-            <w:r>
-              <w:br/>
-            </w:r>
-            <w:r>
-              <w:t xml:space="preserve">8. Deploy Beacon by 1 February 2027, with continuous integration and continuous deployment (CI/CD) and monitoring in place throughout February.</w:t>
-            </w:r>
-            <w:r>
-              <w:br/>
-            </w:r>
-            <w:r>
-              <w:t xml:space="preserve">Stretch goal: detection of trends across recent events, once the earlier stages are stable.</w:t>
-            </w:r>
-          </w:ins>
+          <w:r>
+            <w:t>Workstream 1: Guardrail Evaluation Test Bench</w:t>
+          </w:r>
+          <w:r>
+            <w:br/>
+            <w:t xml:space="preserve">1. </w:t>
+          </w:r>
+          <w:r>
+            <w:t>Complete the existing comparative research on guardrail products, adding Meta’s Purple Llama safety tools (Meta AI, 2023) and GovTech’s Litmus testing platform (Government Technology Agency, n.d.-a) and any other identified products in the market.</w:t>
+          </w:r>
+          <w:r>
+            <w:br/>
+          </w:r>
+          <w:r>
+            <w:t>2. Build a minimal, reusable evaluation harness: a test program that loads labelled inputs, calls each guardrail and records its verdicts in one common format.</w:t>
+          </w:r>
+          <w:r>
+            <w:br/>
+          </w:r>
+          <w:r>
+            <w:t>3. Evaluate Tier 1, the first proposed comparison: harmful-content classification of user prompts, and jailbreak / prompt-attack detection.</w:t>
+          </w:r>
+          <w:r>
+            <w:br/>
+          </w:r>
+          <w:r>
+            <w:t>4. Report, with evidence, which guardrails suit which function to what efficacy, with results by 1 December 2026.</w:t>
+          </w:r>
+          <w:r>
+            <w:br/>
+          </w:r>
+          <w:r>
+            <w:br/>
+          </w:r>
+          <w:r>
+            <w:t>Workstream 2: Beacon</w:t>
+          </w:r>
+          <w:r>
+            <w:br/>
+          </w:r>
+          <w:r>
+            <w:t>5. Build a daily pipeline that collects items from a fixed list of English-language public sources, filters them for relevance, merges duplicate reports of the same event and rates each event’s significance.</w:t>
+          </w:r>
+          <w:r>
+            <w:br/>
+          </w:r>
+          <w:r>
+            <w:t>6. Publish a web Briefing and send a condensed daily digest to subscribers through a messaging channel (Telegram bot, subject to LTA policy).</w:t>
+          </w:r>
+          <w:r>
+            <w:br/>
+          </w:r>
+          <w:r>
+            <w:t>7. Provide an initial mapping of each event to System Security Plan (SSP) controls and ATT&amp;CK and ATLAS techniques, with every judgement traceable to its evidence.</w:t>
+          </w:r>
+          <w:r>
+            <w:br/>
+          </w:r>
+          <w:r>
+            <w:lastRenderedPageBreak/>
+            <w:t>8. Identify and report trends in cybersecurity-AI fields consolidated from the multiple sources across recent events.</w:t>
+          </w:r>
+          <w:r>
+            <w:br/>
+          </w:r>
+          <w:r>
+            <w:t>9. Deploy Beacon by 1 February 2027, with continuous integration and continuous deployment (CI/CD) and monitoring in place throughout February.</w:t>
+          </w:r>
         </w:p>
       </w:sdtContent>
     </w:sdt>
@@ -1225,22 +1225,6 @@
           <w:b/>
         </w:rPr>
         <w:t>Industry Relevancy:</w:t>
-      </w:r>
-    </w:p>
-    <w:p>
-      <w:pPr>
-        <w:pStyle w:val="BodyText"/>
-        <w:rPr>
-          <w:i/>
-          <w:sz w:val="18"/>
-        </w:rPr>
-      </w:pPr>
-      <w:r>
-        <w:rPr>
-          <w:i/>
-          <w:sz w:val="18"/>
-        </w:rPr>
-        <w:t>(Please use a separate sheet if necessary)</w:t>
       </w:r>
     </w:p>
     <w:p>
@@ -1257,63 +1241,66 @@
         <w15:color w:val="FF0000"/>
         <w:text w:multiLine="1"/>
       </w:sdtPr>
-      <w:sdtEndPr/>
       <w:sdtContent>
         <w:p>
           <w:pPr>
             <w:pStyle w:val="BodyText"/>
             <w:jc w:val="left"/>
-            <w:pPrChange w:id="1009" w:author="Guo Zi Qiang Robin" w:date="2026-10-08T12:00:00Z">
-              <w:pPr>
-                <w:pStyle w:val="BodyText"/>
-              </w:pPr>
-            </w:pPrChange>
           </w:pPr>
-          <w:del w:id="1010" w:author="Guo Zi Qiang Robin" w:date="2026-10-08T12:00:00Z">
-            <w:r>
-              <w:rPr>
-                <w:rStyle w:val="PlaceholderText"/>
-                <w:i/>
-                <w:color w:val="FF0000"/>
-              </w:rPr>
-              <w:delText>Please provide information regarding the relevance of the project to the hosting organization, and / or to the industry at large</w:delText>
-            </w:r>
-          </w:del>
-          <w:ins w:id="1011" w:author="Guo Zi Qiang Robin" w:date="2026-10-08T12:00:00Z">
-            <w:r>
-              <w:t xml:space="preserve">LTA operates critical infrastructure, so both the AI it adopts and the AI-related threats it faces have consequences beyond the organisation.</w:t>
-            </w:r>
-            <w:r>
-              <w:br/>
-            </w:r>
-            <w:r>
-              <w:br/>
-            </w:r>
-            <w:r>
-              <w:t xml:space="preserve">Workstream 1: Guardrail Evaluation Test Bench</w:t>
-            </w:r>
-            <w:r>
-              <w:br/>
-            </w:r>
-            <w:r>
-              <w:t xml:space="preserve">The bench gives CYAD an evidence-based way to choose guardrails before any generative AI system is deployed, instead of relying on vendor claims. This is timely because the SSP defines a dedicated Generative AI system type with its own controls. A parallel LTA AI red-teaming capstone project is building a tool that simulates attacks on AI applications; the bench complements it on the defensive side, with no committed integration.</w:t>
-            </w:r>
-            <w:r>
-              <w:br/>
-            </w:r>
-            <w:r>
-              <w:br/>
-            </w:r>
-            <w:r>
-              <w:t xml:space="preserve">Workstream 2: Beacon</w:t>
-            </w:r>
-            <w:r>
-              <w:br/>
-            </w:r>
-            <w:r>
-              <w:t xml:space="preserve">CYAD needs timely, defensible awareness of AI threats, expressed in recognised security-control and attacker-technique terms. By linking each news event to SSP controls and ATT&amp;CK and ATLAS techniques, Beacon aims to shorten the step from reading a report to knowing which controls it affects.</w:t>
-            </w:r>
-          </w:ins>
+          <w:r>
+            <w:t>LTA operates critical infrastructure, so both the AI it adopts and the AI-related threats it faces have consequences beyond the organisation.</w:t>
+          </w:r>
+          <w:r>
+            <w:br/>
+          </w:r>
+          <w:r>
+            <w:br/>
+          </w:r>
+          <w:r>
+            <w:t>Workstream 1: Guardrail Evaluation Test Bench</w:t>
+          </w:r>
+          <w:r>
+            <w:br/>
+          </w:r>
+          <w:r>
+            <w:t xml:space="preserve">The bench gives CYAD an evidence-based way to choose guardrails before any generative AI system is deployed, instead of relying on vendor claims. A parallel LTA AI red-teaming capstone project </w:t>
+          </w:r>
+          <w:r>
+            <w:t xml:space="preserve">(done by Chuan Shan Yang Daniel, 2400855) </w:t>
+          </w:r>
+          <w:r>
+            <w:t xml:space="preserve">is building a tool that simulates attacks on AI applications; the bench complements it on the defensive side, </w:t>
+          </w:r>
+          <w:r>
+            <w:t>thus our teams work collaboratively in a broader grey-box style project.</w:t>
+          </w:r>
+          <w:r>
+            <w:br/>
+          </w:r>
+          <w:r>
+            <w:br/>
+          </w:r>
+          <w:r>
+            <w:t>Workstream 2: Beacon</w:t>
+          </w:r>
+          <w:r>
+            <w:br/>
+          </w:r>
+          <w:r>
+            <w:t xml:space="preserve">CYAD </w:t>
+          </w:r>
+          <w:r>
+            <w:t xml:space="preserve">and other LTA departments </w:t>
+          </w:r>
+          <w:r>
+            <w:t>need timely, defensible awareness of AI threats, expressed in recognised security-control and attacker-technique terms. By linking each news event to SSP controls and ATT&amp;CK and ATLAS techniques, Beacon aims to shorten the step from reading a report to knowing which controls it affects.</w:t>
+          </w:r>
+          <w:r>
+            <w:t xml:space="preserve"> Ultimately, the goal is to reduce the article reading fatigue a person may feel in providing summarised Telegram briefings and also hosting a website that delves varying levels of abstraction </w:t>
+          </w:r>
+          <w:r>
+            <w:t>to serve a wide base of users ranging from a layman to a cybersecurity professional.</w:t>
+          </w:r>
         </w:p>
       </w:sdtContent>
     </w:sdt>
@@ -1334,22 +1321,6 @@
           <w:b/>
         </w:rPr>
         <w:t>Project Scope:</w:t>
-      </w:r>
-    </w:p>
-    <w:p>
-      <w:pPr>
-        <w:pStyle w:val="BodyText"/>
-        <w:rPr>
-          <w:i/>
-          <w:sz w:val="18"/>
-        </w:rPr>
-      </w:pPr>
-      <w:r>
-        <w:rPr>
-          <w:i/>
-          <w:sz w:val="18"/>
-        </w:rPr>
-        <w:t>(Please use a separate sheet if necessary)</w:t>
       </w:r>
     </w:p>
     <w:p>
@@ -1366,63 +1337,132 @@
         <w15:color w:val="FF0000"/>
         <w:text w:multiLine="1"/>
       </w:sdtPr>
-      <w:sdtEndPr/>
       <w:sdtContent>
         <w:p>
           <w:pPr>
             <w:pStyle w:val="BodyText"/>
             <w:jc w:val="left"/>
-            <w:pPrChange w:id="1012" w:author="Guo Zi Qiang Robin" w:date="2026-10-08T12:00:00Z">
-              <w:pPr>
-                <w:pStyle w:val="BodyText"/>
-              </w:pPr>
-            </w:pPrChange>
           </w:pPr>
-          <w:del w:id="1013" w:author="Guo Zi Qiang Robin" w:date="2026-10-08T12:00:00Z">
-            <w:r>
-              <w:rPr>
-                <w:rStyle w:val="PlaceholderText"/>
-                <w:i/>
-                <w:color w:val="FF0000"/>
-              </w:rPr>
-              <w:delText>Please provide a detailed description of the project scope, including any limitations of the project</w:delText>
-            </w:r>
-          </w:del>
-          <w:ins w:id="1014" w:author="Guo Zi Qiang Robin" w:date="2026-10-08T12:00:00Z">
-            <w:r>
-              <w:t xml:space="preserve">Both workstreams use only open-source, free, free-trial or free-credit technology, developed on a single provided development laptop with an 8 GB graphics processing unit (GPU).</w:t>
-            </w:r>
-            <w:r>
-              <w:br/>
-            </w:r>
-            <w:r>
-              <w:br/>
-            </w:r>
-            <w:r>
-              <w:t xml:space="preserve">Workstream 1: Guardrail Evaluation Test Bench</w:t>
-            </w:r>
-            <w:r>
-              <w:br/>
-            </w:r>
-            <w:r>
-              <w:t xml:space="preserve">Tier 1 is in scope: harmful-content classification of user prompts (NeMo Guardrails, Llama Guard 3/4 and Sentinel’s LionGuard 2), and jailbreak / prompt-attack detection (NeMo Guardrails and Sentinel, with Meta’s Prompt Guard 2 as a planned third comparator). All other guardrail functions form Tier 2, under investigation, each for a stated reason: too few comparable products; products share the same underlying service; it needs a response-generating, document-retrieval or tool-using agent set-up; or it needs more computing power. Checking chatbot responses is the natural next step. Limitations: larger guardrail models run on the laptop in 4-bit quantised (compressed) form where possible, or on free-tier cloud GPU credits; Llama Guard 4 results are subject to model access (Meta, 2025), with Llama Guard 3 as the committed baseline; only public or synthetic test prompts are sent to hosted services.</w:t>
-            </w:r>
-            <w:r>
-              <w:br/>
-            </w:r>
-            <w:r>
-              <w:br/>
-            </w:r>
-            <w:r>
-              <w:t xml:space="preserve">Workstream 2: Beacon</w:t>
-            </w:r>
-            <w:r>
-              <w:br/>
-            </w:r>
-            <w:r>
-              <w:t xml:space="preserve">Beacon covers the outcomes in objectives 5 to 8, using English-language public sources only. It is an awareness service, not a compliance tool. It will be deployed on free-tier or free-credit cloud infrastructure in the Singapore region. Telegram delivery is subject to LTA policy; trend detection is a stretch goal.</w:t>
-            </w:r>
-          </w:ins>
+          <w:r>
+            <w:t>Both workstreams use only open-source, free, free-trial or free-credit technology, developed on a single provided development laptop with an 8 GB graphics processing unit (GPU).</w:t>
+          </w:r>
+          <w:r>
+            <w:br/>
+          </w:r>
+          <w:r>
+            <w:br/>
+          </w:r>
+          <w:r>
+            <w:t>Workstream 1: Guardrail Evaluation Test Bench</w:t>
+          </w:r>
+          <w:r>
+            <w:br/>
+          </w:r>
+          <w:r>
+            <w:br/>
+            <w:t>Currently confirmed and in scope</w:t>
+          </w:r>
+          <w:r>
+            <w:t xml:space="preserve"> (Tier 1)</w:t>
+          </w:r>
+          <w:r>
+            <w:t xml:space="preserve"> are </w:t>
+          </w:r>
+          <w:r>
+            <w:t xml:space="preserve">harmful-content classification of user prompts (NeMo Guardrails, Llama Guard 3/4 and Sentinel’s LionGuard 2), and jailbreak / prompt-attack detection (NeMo Guardrails and Sentinel, with Meta’s Prompt Guard 2 as a planned third comparator). </w:t>
+          </w:r>
+          <w:r>
+            <w:br/>
+          </w:r>
+          <w:r>
+            <w:br/>
+          </w:r>
+          <w:r>
+            <w:t>All other guardrail functions form</w:t>
+          </w:r>
+          <w:r>
+            <w:t>s are in scope but still</w:t>
+          </w:r>
+          <w:r>
+            <w:t xml:space="preserve"> under investigation, each for a stated reason</w:t>
+          </w:r>
+          <w:r>
+            <w:t xml:space="preserve"> (Tier 2)</w:t>
+          </w:r>
+          <w:r>
+            <w:t xml:space="preserve">: </w:t>
+          </w:r>
+          <w:r>
+            <w:br/>
+            <w:t>1. Have not identified</w:t>
+          </w:r>
+          <w:r>
+            <w:t xml:space="preserve"> comparable products</w:t>
+          </w:r>
+          <w:r>
+            <w:t xml:space="preserve"> (e.g. NeMo has a retrieval rail for retrieved schema validation and quality of content, no free/OSS equivalent has been meaningfully compared yet)</w:t>
+          </w:r>
+          <w:r>
+            <w:t>;</w:t>
+          </w:r>
+          <w:r>
+            <w:br/>
+            <w:t xml:space="preserve">2. </w:t>
+          </w:r>
+          <w:r>
+            <w:t>products share the same underlying service</w:t>
+          </w:r>
+          <w:r>
+            <w:t xml:space="preserve"> (e.g. GovTech Sentinel has an input rail that outsources to AWS Bedrock)</w:t>
+          </w:r>
+          <w:r>
+            <w:t>;</w:t>
+          </w:r>
+          <w:r>
+            <w:br/>
+            <w:t xml:space="preserve">3. </w:t>
+          </w:r>
+          <w:r>
+            <w:t>it needs a response-generating, document-retrieval or tool-using agent set-up</w:t>
+          </w:r>
+          <w:r>
+            <w:t xml:space="preserve"> (e.g. Nvidia NeMo Dialog Rail definition via Colang)</w:t>
+          </w:r>
+          <w:r>
+            <w:br/>
+            <w:t xml:space="preserve">4. </w:t>
+          </w:r>
+          <w:r>
+            <w:t xml:space="preserve">it needs more computing power. Checking </w:t>
+          </w:r>
+          <w:r>
+            <w:t>LLM</w:t>
+          </w:r>
+          <w:r>
+            <w:t xml:space="preserve"> responses is the natural next step. Limitations: larger guardrail models run on the laptop in 4-bit quantised (compressed) form where possible, or on free-tier cloud GPU credits; Llama Guard 4 results are subject to model access (Meta, 2025), with Llama Guard 3 as the committed baseline; only </w:t>
+          </w:r>
+          <w:r>
+            <w:lastRenderedPageBreak/>
+            <w:t>public or synthetic test prompts are sent to hosted services</w:t>
+          </w:r>
+          <w:r>
+            <w:t>.</w:t>
+          </w:r>
+          <w:r>
+            <w:br/>
+          </w:r>
+          <w:r>
+            <w:br/>
+          </w:r>
+          <w:r>
+            <w:t>Workstream 2: Beacon</w:t>
+          </w:r>
+          <w:r>
+            <w:br/>
+          </w:r>
+          <w:r>
+            <w:t>Beacon covers the outcomes in objectives 5 to 8, using English-language public sources only. It is an awareness service, not a compliance tool. It will be deployed on free-tier or free-credit cloud infrastructure in the Singapore region.</w:t>
+          </w:r>
         </w:p>
       </w:sdtContent>
     </w:sdt>
@@ -1443,22 +1483,6 @@
           <w:b/>
         </w:rPr>
         <w:t>Project Outputs and Deliverables</w:t>
-      </w:r>
-    </w:p>
-    <w:p>
-      <w:pPr>
-        <w:pStyle w:val="BodyText"/>
-        <w:rPr>
-          <w:i/>
-          <w:sz w:val="18"/>
-        </w:rPr>
-      </w:pPr>
-      <w:r>
-        <w:rPr>
-          <w:i/>
-          <w:sz w:val="18"/>
-        </w:rPr>
-        <w:t>(Please use a separate sheet if necessary)</w:t>
       </w:r>
     </w:p>
     <w:p>
@@ -1475,120 +1499,105 @@
         <w15:color w:val="FF0000"/>
         <w:text w:multiLine="1"/>
       </w:sdtPr>
-      <w:sdtEndPr/>
       <w:sdtContent>
         <w:p>
           <w:pPr>
             <w:pStyle w:val="BodyText"/>
             <w:jc w:val="left"/>
-            <w:pPrChange w:id="1015" w:author="Guo Zi Qiang Robin" w:date="2026-10-08T12:00:00Z">
-              <w:pPr>
-                <w:pStyle w:val="BodyText"/>
-              </w:pPr>
-            </w:pPrChange>
           </w:pPr>
-          <w:del w:id="1016" w:author="Guo Zi Qiang Robin" w:date="2026-10-08T12:00:00Z">
-            <w:r>
-              <w:rPr>
-                <w:rStyle w:val="PlaceholderText"/>
-                <w:i/>
-                <w:color w:val="FF0000"/>
-              </w:rPr>
-              <w:delText xml:space="preserve">Please provide a detailed description of the expected outputs and deliverables by the candidate</w:delText>
-            </w:r>
-          </w:del>
-          <w:ins w:id="1017" w:author="Guo Zi Qiang Robin" w:date="2026-10-08T12:00:00Z">
-            <w:r>
-              <w:t xml:space="preserve">Each workstream produces working software and evidence, followed by the shared academic submissions.</w:t>
-            </w:r>
-            <w:r>
-              <w:br/>
-            </w:r>
-            <w:r>
-              <w:br/>
-            </w:r>
-            <w:r>
-              <w:t xml:space="preserve">Workstream 1: Guardrail Evaluation Test Bench</w:t>
-            </w:r>
-            <w:r>
-              <w:br/>
-            </w:r>
-            <w:r>
-              <w:t xml:space="preserve">1. Evaluation harness (source code)</w:t>
-            </w:r>
-            <w:r>
-              <w:br/>
-            </w:r>
-            <w:r>
-              <w:t xml:space="preserve">2. Tier 1 results dataset</w:t>
-            </w:r>
-            <w:r>
-              <w:br/>
-            </w:r>
-            <w:r>
-              <w:t xml:space="preserve">3. Test bench evaluation report (first week of December 2026)</w:t>
-            </w:r>
-            <w:r>
-              <w:br/>
-            </w:r>
-            <w:r>
-              <w:br/>
-            </w:r>
-            <w:r>
-              <w:t xml:space="preserve">Workstream 2: Beacon</w:t>
-            </w:r>
-            <w:r>
-              <w:br/>
-            </w:r>
-            <w:r>
-              <w:t xml:space="preserve">4. Deployed Beacon service with CI/CD and monitoring (by 1 February 2027)</w:t>
-            </w:r>
-            <w:r>
-              <w:br/>
-            </w:r>
-            <w:r>
-              <w:t xml:space="preserve">5. Beacon source code and documentation</w:t>
-            </w:r>
-            <w:r>
-              <w:br/>
-            </w:r>
-            <w:r>
-              <w:br/>
-            </w:r>
-            <w:r>
-              <w:t xml:space="preserve">Academic submissions</w:t>
-            </w:r>
-            <w:r>
-              <w:br/>
-            </w:r>
-            <w:r>
-              <w:t xml:space="preserve">6. Interim Report (Form E1)</w:t>
-            </w:r>
-            <w:r>
-              <w:br/>
-            </w:r>
-            <w:r>
-              <w:t xml:space="preserve">7. Interim Presentation</w:t>
-            </w:r>
-            <w:r>
-              <w:br/>
-            </w:r>
-            <w:r>
-              <w:t xml:space="preserve">8. Final Report (Form E2)</w:t>
-            </w:r>
-            <w:r>
-              <w:br/>
-            </w:r>
-            <w:r>
-              <w:t xml:space="preserve">9. Final Presentation</w:t>
-            </w:r>
-            <w:r>
-              <w:br/>
-            </w:r>
-            <w:r>
-              <w:t xml:space="preserve">10. Detailed Gantt chart (Gantt_Guo_Zi_Qiang_Robin.xlsx)</w:t>
-            </w:r>
-          </w:ins>
+          <w:r>
+            <w:t>Each workstream produces working software and evidence, followed by the shared academic submissions.</w:t>
+          </w:r>
+          <w:r>
+            <w:br/>
+          </w:r>
+          <w:r>
+            <w:br/>
+          </w:r>
+          <w:r>
+            <w:t>Workstream 1: Guardrail Evaluation Test Bench</w:t>
+          </w:r>
+          <w:r>
+            <w:br/>
+          </w:r>
+          <w:r>
+            <w:t>1. Evaluation harness (source code)</w:t>
+          </w:r>
+          <w:r>
+            <w:br/>
+          </w:r>
+          <w:r>
+            <w:t>2. Tier 1 results dataset</w:t>
+          </w:r>
+          <w:r>
+            <w:br/>
+          </w:r>
+          <w:r>
+            <w:t>3. Test bench evaluation report (first week of December 2026)</w:t>
+          </w:r>
+          <w:r>
+            <w:br/>
+          </w:r>
+          <w:r>
+            <w:br/>
+          </w:r>
+          <w:r>
+            <w:t>Workstream 2: Beacon</w:t>
+          </w:r>
+          <w:r>
+            <w:br/>
+          </w:r>
+          <w:r>
+            <w:t>4. Deployed Beacon service with CI/CD and monitoring (by 1 February 2027)</w:t>
+          </w:r>
+          <w:r>
+            <w:br/>
+          </w:r>
+          <w:r>
+            <w:t>5. Beacon source code and documentation</w:t>
+          </w:r>
+          <w:r>
+            <w:br/>
+          </w:r>
+          <w:r>
+            <w:br/>
+          </w:r>
+          <w:r>
+            <w:t>Academic submissions</w:t>
+          </w:r>
+          <w:r>
+            <w:br/>
+          </w:r>
+          <w:r>
+            <w:t>6. Interim Report (Form E1)</w:t>
+          </w:r>
+          <w:r>
+            <w:br/>
+          </w:r>
+          <w:r>
+            <w:t>7. Interim Presentation</w:t>
+          </w:r>
+          <w:r>
+            <w:br/>
+          </w:r>
+          <w:r>
+            <w:t>8. Final Report (Form E2)</w:t>
+          </w:r>
+          <w:r>
+            <w:br/>
+          </w:r>
+          <w:r>
+            <w:t>9. Final Presentation</w:t>
+          </w:r>
+          <w:r>
+            <w:br/>
+          </w:r>
+          <w:r>
+            <w:t>10. Detailed Gantt chart (Gantt_Guo_Zi_Qiang_Robin.xlsx)</w:t>
+          </w:r>
+          <w:r>
+            <w:t>, subject to change.</w:t>
+          </w:r>
         </w:p>
       </w:sdtContent>
     </w:sdt>
@@ -1639,23 +1648,7 @@
         <w:rPr>
           <w:b/>
         </w:rPr>
-        <w:t xml:space="preserve">Applicable Knowledge from the Degree Programme</w:t>
-      </w:r>
-    </w:p>
-    <w:p>
-      <w:pPr>
-        <w:pStyle w:val="BodyText"/>
-        <w:rPr>
-          <w:i/>
-          <w:sz w:val="18"/>
-        </w:rPr>
-      </w:pPr>
-      <w:r>
-        <w:rPr>
-          <w:i/>
-          <w:sz w:val="18"/>
-        </w:rPr>
-        <w:t>(Please use a separate sheet if necessary)</w:t>
+        <w:t>Applicable Knowledge from the Degree Programme</w:t>
       </w:r>
     </w:p>
     <w:p>
@@ -1672,63 +1665,68 @@
         <w15:color w:val="FF0000"/>
         <w:text w:multiLine="1"/>
       </w:sdtPr>
-      <w:sdtEndPr/>
       <w:sdtContent>
         <w:p>
           <w:pPr>
             <w:pStyle w:val="BodyText"/>
             <w:jc w:val="left"/>
-            <w:pPrChange w:id="1018" w:author="Guo Zi Qiang Robin" w:date="2026-10-08T12:00:00Z">
-              <w:pPr>
-                <w:pStyle w:val="BodyText"/>
-              </w:pPr>
-            </w:pPrChange>
           </w:pPr>
-          <w:del w:id="1019" w:author="Guo Zi Qiang Robin" w:date="2026-10-08T12:00:00Z">
-            <w:r>
-              <w:rPr>
-                <w:rStyle w:val="PlaceholderText"/>
-                <w:i/>
-                <w:color w:val="FF0000"/>
-              </w:rPr>
-              <w:delText xml:space="preserve">Please provide details of any pre-requisite knowledge and / or skillsets from the degree programme that is required by the candidate for the project</w:delText>
-            </w:r>
-          </w:del>
-          <w:ins w:id="1020" w:author="Guo Zi Qiang Robin" w:date="2026-10-08T12:00:00Z">
-            <w:r>
-              <w:t xml:space="preserve">The project draws on five modules:</w:t>
-            </w:r>
-            <w:r>
-              <w:br/>
-            </w:r>
-            <w:r>
-              <w:t xml:space="preserve">AAI3008 Large Language Models: running, prompting and evaluating language models and guardrails.</w:t>
-            </w:r>
-            <w:r>
-              <w:br/>
-            </w:r>
-            <w:r>
-              <w:t xml:space="preserve">INF2006 Cloud Computing and Big Data: cloud deployment, scheduled pipelines and cloud GPU use.</w:t>
-            </w:r>
-            <w:r>
-              <w:br/>
-            </w:r>
-            <w:r>
-              <w:t xml:space="preserve">INF2005 Cyber Security Fundamentals: threat frameworks, security controls and attacks on AI.</w:t>
-            </w:r>
-            <w:r>
-              <w:br/>
-            </w:r>
-            <w:r>
-              <w:t xml:space="preserve">INF2003 Database Systems: stored records, audit trails and results data.</w:t>
-            </w:r>
-            <w:r>
-              <w:br/>
-            </w:r>
-            <w:r>
-              <w:t xml:space="preserve">INF2001 Introduction to Software Engineering: requirements, testing, version control and CI/CD.</w:t>
-            </w:r>
-          </w:ins>
+          <w:r>
+            <w:t>The project draws on five modules:</w:t>
+          </w:r>
+          <w:r>
+            <w:br/>
+            <w:t xml:space="preserve">1. </w:t>
+          </w:r>
+          <w:r>
+            <w:t>AAI3008 Large Language Models: running, prompting and evaluating language models and guardrails.</w:t>
+          </w:r>
+          <w:r>
+            <w:br/>
+            <w:t xml:space="preserve">2. </w:t>
+          </w:r>
+          <w:r>
+            <w:t>INF2006 Cloud Computing and Big Data: cloud deployment, scheduled pipelines and cloud GPU use.</w:t>
+          </w:r>
+          <w:r>
+            <w:br/>
+            <w:t xml:space="preserve">3. </w:t>
+          </w:r>
+          <w:r>
+            <w:t xml:space="preserve">INF2005 Cyber Security Fundamentals: </w:t>
+          </w:r>
+          <w:r>
+            <w:t xml:space="preserve">general cybersecurity concepts, </w:t>
+          </w:r>
+          <w:r>
+            <w:t>threat frameworks, security controls and attacks on AI.</w:t>
+          </w:r>
+          <w:r>
+            <w:br/>
+            <w:t xml:space="preserve">4. </w:t>
+          </w:r>
+          <w:r>
+            <w:t xml:space="preserve">INF2003 Database Systems: </w:t>
+          </w:r>
+          <w:r>
+            <w:t xml:space="preserve">database optimisation, relational/non-relational/vector </w:t>
+          </w:r>
+          <w:r>
+            <w:t>st</w:t>
+          </w:r>
+          <w:r>
+            <w:t>ores</w:t>
+          </w:r>
+          <w:r>
+            <w:t>.</w:t>
+          </w:r>
+          <w:r>
+            <w:br/>
+            <w:t xml:space="preserve">5. </w:t>
+          </w:r>
+          <w:r>
+            <w:t>INF2001 Introduction to Software Engineering: requirements, testing, version control and CI/CD.</w:t>
+          </w:r>
         </w:p>
       </w:sdtContent>
     </w:sdt>
@@ -1749,22 +1747,6 @@
           <w:b/>
         </w:rPr>
         <w:t>Additional Knowledge, Skillsets, or Certifications Required</w:t>
-      </w:r>
-    </w:p>
-    <w:p>
-      <w:pPr>
-        <w:pStyle w:val="BodyText"/>
-        <w:rPr>
-          <w:i/>
-          <w:sz w:val="18"/>
-        </w:rPr>
-      </w:pPr>
-      <w:r>
-        <w:rPr>
-          <w:i/>
-          <w:sz w:val="18"/>
-        </w:rPr>
-        <w:t>(Please use a separate sheet if necessary)</w:t>
       </w:r>
     </w:p>
     <w:p>
@@ -1781,42 +1763,46 @@
         <w15:color w:val="FF0000"/>
         <w:text w:multiLine="1"/>
       </w:sdtPr>
-      <w:sdtEndPr/>
       <w:sdtContent>
         <w:p>
           <w:pPr>
             <w:pStyle w:val="BodyText"/>
             <w:jc w:val="left"/>
-            <w:pPrChange w:id="1021" w:author="Guo Zi Qiang Robin" w:date="2026-10-08T12:00:00Z">
-              <w:pPr>
-                <w:pStyle w:val="BodyText"/>
-              </w:pPr>
-            </w:pPrChange>
           </w:pPr>
-          <w:del w:id="1022" w:author="Guo Zi Qiang Robin" w:date="2026-10-08T12:00:00Z">
-            <w:r>
-              <w:rPr>
-                <w:rStyle w:val="PlaceholderText"/>
-                <w:i/>
-                <w:color w:val="FF0000"/>
-              </w:rPr>
-              <w:delText xml:space="preserve">Please provide details of any other required knowledge, skillsets, or certifications beyond the degree programme that the candidate will require to complete the project</w:delText>
-            </w:r>
-          </w:del>
-          <w:ins w:id="1023" w:author="Guo Zi Qiang Robin" w:date="2026-10-08T12:00:00Z">
-            <w:r>
-              <w:t xml:space="preserve">Practical knowledge of guardrail frameworks (NeMo Guardrails, Llama Guard, and LionGuard 2 through Sentinel); evaluation methods for safety classifiers (labelled test sets, including harmless prompts that resemble harmful ones, precision, recall and false-positive rates); running openly released models in compressed form within limited GPU memory; web collection and text extraction; the Structured Threat Information Expression (STIX) 2.1 and Open Security Controls Assessment Language (OSCAL) data formats; MITRE ATT&amp;CK, MITRE ATLAS and the SSP; CI/CD and service monitoring; React for the web interface; and the Telegram bot application programming interface (API).</w:t>
-            </w:r>
-            <w:r>
-              <w:br/>
-            </w:r>
-            <w:r>
-              <w:br/>
-            </w:r>
-            <w:r>
-              <w:t xml:space="preserve">No formal certification is a prerequisite.</w:t>
-            </w:r>
-          </w:ins>
+          <w:r>
+            <w:t>Practical knowledge of guardrail frameworks (NeMo Guardrails, Llama Guard, and LionGuard 2 through Sentinel); evaluation methods for safety classifiers (labelled test sets, including harmless prompts that resemble harmful ones, precision, recall and false-positive rates); running openly released models in compressed form within limited GPU memory</w:t>
+          </w:r>
+          <w:r>
+            <w:t xml:space="preserve"> or otherwise leveraging cloud compute services (AWS Bedrock, SageMaker, etc…)</w:t>
+          </w:r>
+          <w:r>
+            <w:t xml:space="preserve">; web </w:t>
+          </w:r>
+          <w:r>
+            <w:t xml:space="preserve">scraping, </w:t>
+          </w:r>
+          <w:r>
+            <w:t>collection and text extraction; the Structured Threat Information Expression (STIX) 2.1 and Open Security Controls Assessment Language (OSCAL) data formats; MITRE ATT&amp;CK, MITRE ATLAS and the SSP; CI/CD and service monitoring; React for the web interface; and the Telegram bot application programming interface (API).</w:t>
+          </w:r>
+          <w:r>
+            <w:t xml:space="preserve"> </w:t>
+          </w:r>
+          <w:r>
+            <w:br/>
+          </w:r>
+          <w:r>
+            <w:br/>
+            <w:t>Additionally, LTA has provided me with a Claude Pro subscription.</w:t>
+          </w:r>
+          <w:r>
+            <w:br/>
+          </w:r>
+          <w:r>
+            <w:br/>
+          </w:r>
+          <w:r>
+            <w:t>No formal certification is a prerequisite.</w:t>
+          </w:r>
         </w:p>
       </w:sdtContent>
     </w:sdt>
@@ -1836,23 +1822,7 @@
         <w:rPr>
           <w:b/>
         </w:rPr>
-        <w:t xml:space="preserve">Training Required and Provided</w:t>
-      </w:r>
-    </w:p>
-    <w:p>
-      <w:pPr>
-        <w:pStyle w:val="BodyText"/>
-        <w:rPr>
-          <w:i/>
-          <w:sz w:val="18"/>
-        </w:rPr>
-      </w:pPr>
-      <w:r>
-        <w:rPr>
-          <w:i/>
-          <w:sz w:val="18"/>
-        </w:rPr>
-        <w:t>(Please use a separate sheet if necessary)</w:t>
+        <w:t>Training Required and Provided</w:t>
       </w:r>
     </w:p>
     <w:p>
@@ -1869,33 +1839,32 @@
         <w15:color w:val="FF0000"/>
         <w:text w:multiLine="1"/>
       </w:sdtPr>
-      <w:sdtEndPr/>
       <w:sdtContent>
         <w:p>
           <w:pPr>
             <w:pStyle w:val="BodyText"/>
             <w:jc w:val="left"/>
-            <w:pPrChange w:id="1024" w:author="Guo Zi Qiang Robin" w:date="2026-10-08T12:00:00Z">
-              <w:pPr>
-                <w:pStyle w:val="BodyText"/>
-              </w:pPr>
-            </w:pPrChange>
           </w:pPr>
-          <w:del w:id="1025" w:author="Guo Zi Qiang Robin" w:date="2026-10-08T12:00:00Z">
-            <w:r>
-              <w:rPr>
-                <w:rStyle w:val="PlaceholderText"/>
-                <w:i/>
-                <w:color w:val="FF0000"/>
-              </w:rPr>
-              <w:delText xml:space="preserve">Please provide details of any additional relevant training that is required by, and that will be provided to the candidate for the purpose of the project</w:delText>
-            </w:r>
-          </w:del>
-          <w:ins w:id="1026" w:author="Guo Zi Qiang Robin" w:date="2026-10-08T12:00:00Z">
-            <w:r>
-              <w:t xml:space="preserve">An initial orientation to LTA’s AI and information-security policies will be required, including the approval needed before using any external service (for example, hosted guardrail services, cloud hosting and the Telegram channel). LTA provides the development laptop, and Sentinel access is already in place. All other learning is self-directed, through open documentation, published papers and free-tier cloud credits; no further organisation-provided tooling or computing resources are assumed.</w:t>
-            </w:r>
-          </w:ins>
+          <w:r>
+            <w:t>LTA provides the development laptop, and Sentinel access is already in place. All other learning is self-directed</w:t>
+          </w:r>
+          <w:r>
+            <w:t>.</w:t>
+          </w:r>
+          <w:r>
+            <w:br/>
+          </w:r>
+          <w:r>
+            <w:br/>
+            <w:t>There are no formal training or eMod equivalent that I have to attend.</w:t>
+          </w:r>
+          <w:r>
+            <w:br/>
+          </w:r>
+          <w:r>
+            <w:br/>
+            <w:t>Training comes in the form of weekly alignment meetings with my Industry Supervisor.</w:t>
+          </w:r>
         </w:p>
       </w:sdtContent>
     </w:sdt>
@@ -1943,7 +1912,7 @@
           <w:i/>
           <w:sz w:val="20"/>
         </w:rPr>
-        <w:t xml:space="preserve">(Please use a separate sheet if necessary; Gantt chart should be included in the annex)</w:t>
+        <w:t>(Please use a separate sheet if necessary; Gantt chart should be included in the annex)</w:t>
       </w:r>
     </w:p>
     <w:p>
@@ -1960,159 +1929,141 @@
         <w15:color w:val="FF0000"/>
         <w:text w:multiLine="1"/>
       </w:sdtPr>
-      <w:sdtEndPr/>
       <w:sdtContent>
         <w:p>
           <w:pPr>
             <w:pStyle w:val="BodyText"/>
             <w:jc w:val="left"/>
-            <w:pPrChange w:id="1027" w:author="Guo Zi Qiang Robin" w:date="2026-10-08T12:00:00Z">
-              <w:pPr>
-                <w:pStyle w:val="BodyText"/>
-              </w:pPr>
-            </w:pPrChange>
           </w:pPr>
-          <w:del w:id="1028" w:author="Guo Zi Qiang Robin" w:date="2026-10-08T12:00:00Z">
-            <w:r>
-              <w:rPr>
-                <w:rStyle w:val="PlaceholderText"/>
-                <w:i/>
-                <w:color w:val="FF0000"/>
-              </w:rPr>
-              <w:delText>Please provide a detailed timeline of the project, including expected output and deliverables</w:delText>
-            </w:r>
-          </w:del>
-          <w:ins w:id="1029" w:author="Guo Zi Qiang Robin" w:date="2026-10-08T12:00:00Z">
-            <w:r>
-              <w:t xml:space="preserve">The project runs from 8 October 2026 to 31 March 2027 with the two workstreams in parallel: the test bench is the main focus until early December while Beacon’s design continues, and Beacon is built in December and January.</w:t>
-            </w:r>
-            <w:r>
-              <w:br/>
-            </w:r>
-            <w:r>
-              <w:br/>
-            </w:r>
-            <w:r>
-              <w:t xml:space="preserve">Workstream 1: Guardrail Evaluation Test Bench</w:t>
-            </w:r>
-            <w:r>
-              <w:br/>
-            </w:r>
-            <w:r>
-              <w:t xml:space="preserve">October 2026: complete the comparative research (adding Purple Llama and Litmus), build the evaluation harness and request Llama Guard 4 access.</w:t>
-            </w:r>
-            <w:r>
-              <w:br/>
-            </w:r>
-            <w:r>
-              <w:t xml:space="preserve">November 2026: run the Tier 1 evaluations on the laptop and on free cloud GPU credits.</w:t>
-            </w:r>
-            <w:r>
-              <w:br/>
-            </w:r>
-            <w:r>
-              <w:t xml:space="preserve">1 December 2026: evaluation results complete.</w:t>
-            </w:r>
-            <w:r>
-              <w:br/>
-            </w:r>
-            <w:r>
-              <w:t xml:space="preserve">1–6 December 2026: test bench evaluation report, which also feeds the Interim Report (Form E1).</w:t>
-            </w:r>
-            <w:r>
-              <w:br/>
-            </w:r>
-            <w:r>
-              <w:br/>
-            </w:r>
-            <w:r>
-              <w:t xml:space="preserve">Workstream 2: Beacon</w:t>
-            </w:r>
-            <w:r>
-              <w:br/>
-            </w:r>
-            <w:r>
-              <w:t xml:space="preserve">October – November 2026: design of the analysis stages after collection continues at low intensity.</w:t>
-            </w:r>
-            <w:r>
-              <w:br/>
-            </w:r>
-            <w:r>
-              <w:t xml:space="preserve">December 2026 – January 2027: build the pipeline in order: collection, filtering, merging, significance rating, the Briefing and Telegram digest, then initial mapping.</w:t>
-            </w:r>
-            <w:r>
-              <w:br/>
-            </w:r>
-            <w:r>
-              <w:t xml:space="preserve">1 February 2027: Beacon deployed.</w:t>
-            </w:r>
-            <w:r>
-              <w:br/>
-            </w:r>
-            <w:r>
-              <w:t xml:space="preserve">February 2027: CI/CD, monitoring and fixes from live running.</w:t>
-            </w:r>
-            <w:r>
-              <w:br/>
-            </w:r>
-            <w:r>
-              <w:t xml:space="preserve">March 2027: buffer and iteration; trend detection as a stretch goal.</w:t>
-            </w:r>
-            <w:r>
-              <w:br/>
-            </w:r>
-            <w:r>
-              <w:br/>
-            </w:r>
-            <w:r>
-              <w:t xml:space="preserve">Academic milestones</w:t>
-            </w:r>
-            <w:r>
-              <w:br/>
-            </w:r>
-            <w:r>
-              <w:t xml:space="preserve">8–11 October 2026: Form B, due 11 October.</w:t>
-            </w:r>
-            <w:r>
-              <w:br/>
-            </w:r>
-            <w:r>
-              <w:t xml:space="preserve">6 December 2026: Interim Report (Form E1).</w:t>
-            </w:r>
-            <w:r>
-              <w:br/>
-            </w:r>
-            <w:r>
-              <w:t xml:space="preserve">31 January 2027: Interim Presentation.</w:t>
-            </w:r>
-            <w:r>
-              <w:br/>
-            </w:r>
-            <w:r>
-              <w:t xml:space="preserve">21 March 2027: Final Report (Form E2).</w:t>
-            </w:r>
-            <w:r>
-              <w:br/>
-            </w:r>
-            <w:r>
-              <w:t xml:space="preserve">31 March 2027: end of the project period.</w:t>
-            </w:r>
-            <w:r>
-              <w:br/>
-            </w:r>
-            <w:r>
-              <w:t xml:space="preserve">11 April 2027: Final Presentation (after the project period).</w:t>
-            </w:r>
-            <w:r>
-              <w:br/>
-            </w:r>
-            <w:r>
-              <w:br/>
-            </w:r>
-            <w:r>
-              <w:t xml:space="preserve">A summary Gantt chart is in Annex A; the detailed chart is provided in Gantt_Guo_Zi_Qiang_Robin.xlsx.</w:t>
-            </w:r>
-          </w:ins>
+          <w:r>
+            <w:t>The project runs from 8 October 2026 to 31 March 2027 with the two workstreams in parallel: the test bench is the main focus until early December while Beacon’s design continues, and Beacon is built in December and January.</w:t>
+          </w:r>
+          <w:r>
+            <w:br/>
+          </w:r>
+          <w:r>
+            <w:br/>
+          </w:r>
+          <w:r>
+            <w:t>Workstream 1: Guardrail Evaluation Test Bench</w:t>
+          </w:r>
+          <w:r>
+            <w:br/>
+          </w:r>
+          <w:r>
+            <w:t>October 2026: complete the comparative research (adding Purple Llama and Litmus), build the evaluation harness and request Llama Guard 4 access.</w:t>
+          </w:r>
+          <w:r>
+            <w:br/>
+          </w:r>
+          <w:r>
+            <w:t>November 2026: run the Tier 1 evaluations on the laptop and on free cloud GPU credits.</w:t>
+          </w:r>
+          <w:r>
+            <w:br/>
+          </w:r>
+          <w:r>
+            <w:t>1 December 2026: evaluation results complete.</w:t>
+          </w:r>
+          <w:r>
+            <w:br/>
+          </w:r>
+          <w:r>
+            <w:t>1–6 December 2026: test bench evaluation report, which also feeds the Interim Report (Form E1).</w:t>
+          </w:r>
+          <w:r>
+            <w:br/>
+          </w:r>
+          <w:r>
+            <w:br/>
+          </w:r>
+          <w:r>
+            <w:t>Workstream 2: Beacon</w:t>
+          </w:r>
+          <w:r>
+            <w:br/>
+          </w:r>
+          <w:r>
+            <w:t>October – November 2026: design of the analysis stages after collection continues at low intensity.</w:t>
+          </w:r>
+          <w:r>
+            <w:br/>
+          </w:r>
+          <w:r>
+            <w:t>December 2026 – January 2027: build the pipeline in order: collection, filtering, merging, significance rating, the Briefing and Telegram digest, then initial mapping.</w:t>
+          </w:r>
+          <w:r>
+            <w:br/>
+          </w:r>
+          <w:r>
+            <w:t>1 February 2027: Beacon deployed.</w:t>
+          </w:r>
+          <w:r>
+            <w:br/>
+          </w:r>
+          <w:r>
+            <w:t>February 2027: CI/CD, monitoring and fixes from live running.</w:t>
+          </w:r>
+          <w:r>
+            <w:br/>
+          </w:r>
+          <w:r>
+            <w:t>March 2027: buffer and iteration; trend detection as a stretch goal.</w:t>
+          </w:r>
+          <w:r>
+            <w:br/>
+          </w:r>
+          <w:r>
+            <w:br/>
+          </w:r>
+          <w:r>
+            <w:t>Academic milestones</w:t>
+          </w:r>
+          <w:r>
+            <w:br/>
+          </w:r>
+          <w:r>
+            <w:t>8–11 October 2026: Form B, due 11 October.</w:t>
+          </w:r>
+          <w:r>
+            <w:br/>
+          </w:r>
+          <w:r>
+            <w:t>6 December 2026: Interim Report (Form E1).</w:t>
+          </w:r>
+          <w:r>
+            <w:br/>
+          </w:r>
+          <w:r>
+            <w:t>31 January 2027: Interim Presentation.</w:t>
+          </w:r>
+          <w:r>
+            <w:br/>
+          </w:r>
+          <w:r>
+            <w:t>21 March 2027: Final Report (Form E2).</w:t>
+          </w:r>
+          <w:r>
+            <w:br/>
+          </w:r>
+          <w:r>
+            <w:t>31 March 2027: end of the project period.</w:t>
+          </w:r>
+          <w:r>
+            <w:br/>
+          </w:r>
+          <w:r>
+            <w:t>11 April 2027: Final Presentation (after the project period).</w:t>
+          </w:r>
+          <w:r>
+            <w:br/>
+          </w:r>
+          <w:r>
+            <w:br/>
+          </w:r>
+          <w:r>
+            <w:t>A summary Gantt chart is in Annex A; the detailed chart is provided in Gantt_Guo_Zi_Qiang_Robin.xlsx.</w:t>
+          </w:r>
         </w:p>
       </w:sdtContent>
     </w:sdt>
@@ -2195,6 +2146,7 @@
         <w15:color w:val="FF0000"/>
         <w:text w:multiLine="1"/>
       </w:sdtPr>
+      <w:sdtEndPr/>
       <w:sdtContent>
         <w:p>
           <w:pPr>
@@ -2243,6 +2195,7 @@
         <w15:color w:val="FF0000"/>
         <w:text w:multiLine="1"/>
       </w:sdtPr>
+      <w:sdtEndPr/>
       <w:sdtContent>
         <w:p>
           <w:pPr>
@@ -2318,7 +2271,7 @@
         </w:numPr>
       </w:pPr>
       <w:r>
-        <w:t xml:space="preserve">Declaration by Industry Supervisor</w:t>
+        <w:t>Declaration by Industry Supervisor</w:t>
       </w:r>
     </w:p>
     <w:p>
@@ -2337,7 +2290,7 @@
         <w:rPr>
           <w:u w:val="single"/>
         </w:rPr>
-        <w:t xml:space="preserve">have engaged and discussed with the Candidate</w:t>
+        <w:t>have engaged and discussed with the Candidate</w:t>
       </w:r>
       <w:r>
         <w:t xml:space="preserve"> on the Capstone Project details above, and we are in agreement on the contents provided in the sections above.</w:t>
@@ -2415,6 +2368,7 @@
                 <w15:color w:val="FF0000"/>
                 <w:picture/>
               </w:sdtPr>
+              <w:sdtEndPr/>
               <w:sdtContent>
                 <w:r>
                   <w:rPr>
@@ -2532,12 +2486,18 @@
               <w:rPr>
                 <w:b/>
               </w:rPr>
-              <w:t xml:space="preserve">Name of Industry Supervisor:</w:t>
+              <w:t>Name of Industry Supervisor:</w:t>
             </w:r>
             <w:r>
               <w:t xml:space="preserve"> </w:t>
+            </w:r>
+            <w:r>
               <w:fldChar w:fldCharType="begin"/>
+            </w:r>
+            <w:r>
               <w:instrText xml:space="preserve"> REF Industry_Supervisor_Name \h </w:instrText>
+            </w:r>
+            <w:r>
               <w:fldChar w:fldCharType="separate"/>
             </w:r>
             <w:sdt>
@@ -2550,6 +2510,7 @@
                 <w15:color w:val="FF0000"/>
                 <w:text/>
               </w:sdtPr>
+              <w:sdtEndPr/>
               <w:sdtContent>
                 <w:r>
                   <w:rPr>
@@ -2579,8 +2540,28 @@
                 <w:b/>
               </w:rPr>
               <w:t xml:space="preserve">Designation: </w:t>
+            </w:r>
+            <w:r>
+              <w:rPr>
+                <w:b/>
+              </w:rPr>
               <w:fldChar w:fldCharType="begin"/>
+            </w:r>
+            <w:r>
+              <w:rPr>
+                <w:b/>
+              </w:rPr>
               <w:instrText xml:space="preserve"> REF Industry_Supervisor_Designation \h </w:instrText>
+            </w:r>
+            <w:r>
+              <w:rPr>
+                <w:b/>
+              </w:rPr>
+            </w:r>
+            <w:r>
+              <w:rPr>
+                <w:b/>
+              </w:rPr>
               <w:fldChar w:fldCharType="separate"/>
             </w:r>
             <w:sdt>
@@ -2593,6 +2574,7 @@
                 <w15:color w:val="FF0000"/>
                 <w:text/>
               </w:sdtPr>
+              <w:sdtEndPr/>
               <w:sdtContent>
                 <w:r>
                   <w:rPr>
@@ -2628,8 +2610,14 @@
             </w:r>
             <w:r>
               <w:t xml:space="preserve"> </w:t>
+            </w:r>
+            <w:r>
               <w:fldChar w:fldCharType="begin"/>
+            </w:r>
+            <w:r>
               <w:instrText xml:space="preserve"> REF Industry_Supervisor_Department_Division \h </w:instrText>
+            </w:r>
+            <w:r>
               <w:fldChar w:fldCharType="separate"/>
             </w:r>
             <w:sdt>
@@ -2642,6 +2630,7 @@
                 <w15:color w:val="FF0000"/>
                 <w:text/>
               </w:sdtPr>
+              <w:sdtEndPr/>
               <w:sdtContent>
                 <w:r>
                   <w:rPr>
@@ -2670,12 +2659,18 @@
               <w:rPr>
                 <w:b/>
               </w:rPr>
-              <w:t xml:space="preserve">Contact No:</w:t>
+              <w:t>Contact No:</w:t>
             </w:r>
             <w:r>
               <w:t xml:space="preserve"> </w:t>
+            </w:r>
+            <w:r>
               <w:fldChar w:fldCharType="begin"/>
+            </w:r>
+            <w:r>
               <w:instrText xml:space="preserve"> REF Industry_Supervisor_Contact_Number \h </w:instrText>
+            </w:r>
+            <w:r>
               <w:fldChar w:fldCharType="separate"/>
             </w:r>
             <w:sdt>
@@ -2688,6 +2683,7 @@
                 <w15:color w:val="FF0000"/>
                 <w:text/>
               </w:sdtPr>
+              <w:sdtEndPr/>
               <w:sdtContent>
                 <w:r>
                   <w:rPr>
@@ -2720,8 +2716,14 @@
             </w:r>
             <w:r>
               <w:t xml:space="preserve"> </w:t>
+            </w:r>
+            <w:r>
               <w:fldChar w:fldCharType="begin"/>
+            </w:r>
+            <w:r>
               <w:instrText xml:space="preserve"> REF Industry_Supervisor_Email_Address \h </w:instrText>
+            </w:r>
+            <w:r>
               <w:fldChar w:fldCharType="separate"/>
             </w:r>
             <w:sdt>
@@ -2734,6 +2736,7 @@
                 <w15:color w:val="FF0000"/>
                 <w:text/>
               </w:sdtPr>
+              <w:sdtEndPr/>
               <w:sdtContent>
                 <w:r>
                   <w:rPr>
@@ -2782,6 +2785,7 @@
                   <w:calendar w:val="gregorian"/>
                 </w:date>
               </w:sdtPr>
+              <w:sdtEndPr/>
               <w:sdtContent>
                 <w:r>
                   <w:rPr>
@@ -2811,7 +2815,7 @@
         </w:numPr>
       </w:pPr>
       <w:r>
-        <w:t xml:space="preserve">Declaration by Candidate</w:t>
+        <w:t>Declaration by Candidate</w:t>
       </w:r>
     </w:p>
     <w:p>
@@ -2834,6 +2838,394 @@
       </w:r>
       <w:r>
         <w:t xml:space="preserve"> on the Capstone Project details above, and we are in agreement on the contents provided in the sections above.</w:t>
+      </w:r>
+    </w:p>
+    <w:p>
+      <w:pPr>
+        <w:pStyle w:val="BodyText"/>
+      </w:pPr>
+    </w:p>
+    <w:tbl>
+      <w:tblPr>
+        <w:tblStyle w:val="TableTheme"/>
+        <w:tblW w:w="4795" w:type="pct"/>
+        <w:tblInd w:w="408" w:type="dxa"/>
+        <w:tblBorders>
+          <w:top w:val="none" w:sz="0" w:space="0" w:color="auto"/>
+          <w:left w:val="none" w:sz="0" w:space="0" w:color="auto"/>
+          <w:bottom w:val="none" w:sz="0" w:space="0" w:color="auto"/>
+          <w:right w:val="none" w:sz="0" w:space="0" w:color="auto"/>
+          <w:insideH w:val="none" w:sz="0" w:space="0" w:color="auto"/>
+          <w:insideV w:val="none" w:sz="0" w:space="0" w:color="auto"/>
+        </w:tblBorders>
+        <w:tblLook w:val="0480" w:firstRow="0" w:lastRow="0" w:firstColumn="1" w:lastColumn="0" w:noHBand="0" w:noVBand="1"/>
+      </w:tblPr>
+      <w:tblGrid>
+        <w:gridCol w:w="9242"/>
+        <w:gridCol w:w="222"/>
+      </w:tblGrid>
+      <w:tr>
+        <w:trPr>
+          <w:cantSplit/>
+          <w:trHeight w:val="1134"/>
+        </w:trPr>
+        <w:tc>
+          <w:tcPr>
+            <w:tcW w:w="4979" w:type="dxa"/>
+            <w:tcBorders>
+              <w:bottom w:val="single" w:sz="4" w:space="0" w:color="auto"/>
+            </w:tcBorders>
+            <w:tcMar>
+              <w:top w:w="170" w:type="dxa"/>
+              <w:bottom w:w="170" w:type="dxa"/>
+            </w:tcMar>
+            <w:vAlign w:val="bottom"/>
+          </w:tcPr>
+          <w:p>
+            <w:pPr>
+              <w:pStyle w:val="BodyText"/>
+              <w:tabs>
+                <w:tab w:val="clear" w:pos="426"/>
+              </w:tabs>
+              <w:ind w:left="0"/>
+              <w:jc w:val="left"/>
+              <w:rPr>
+                <w:i/>
+                <w:sz w:val="18"/>
+              </w:rPr>
+            </w:pPr>
+            <w:r>
+              <w:rPr>
+                <w:i/>
+                <w:sz w:val="18"/>
+              </w:rPr>
+              <w:t xml:space="preserve">Signature      </w:t>
+            </w:r>
+            <w:sdt>
+              <w:sdtPr>
+                <w:rPr>
+                  <w:noProof/>
+                </w:rPr>
+                <w:id w:val="382612700"/>
+                <w15:color w:val="FF0000"/>
+                <w:picture/>
+              </w:sdtPr>
+              <w:sdtContent>
+                <w:r>
+                  <w:rPr>
+                    <w:noProof/>
+                  </w:rPr>
+                  <w:drawing>
+                    <wp:inline distT="0" distB="0" distL="0" distR="0" wp14:anchorId="05B20320" wp14:editId="255A0D92">
+                      <wp:extent cx="5731510" cy="1393825"/>
+                      <wp:effectExtent l="0" t="0" r="0" b="0"/>
+                      <wp:docPr id="384920325" name="Picture 1"/>
+                      <wp:cNvGraphicFramePr>
+                        <a:graphicFrameLocks xmlns:a="http://schemas.openxmlformats.org/drawingml/2006/main" noChangeAspect="1"/>
+                      </wp:cNvGraphicFramePr>
+                      <a:graphic xmlns:a="http://schemas.openxmlformats.org/drawingml/2006/main">
+                        <a:graphicData uri="http://schemas.openxmlformats.org/drawingml/2006/picture">
+                          <pic:pic xmlns:pic="http://schemas.openxmlformats.org/drawingml/2006/picture">
+                            <pic:nvPicPr>
+                              <pic:cNvPr id="0" name="Picture 1"/>
+                              <pic:cNvPicPr>
+                                <a:picLocks noChangeAspect="1" noChangeArrowheads="1"/>
+                              </pic:cNvPicPr>
+                            </pic:nvPicPr>
+                            <pic:blipFill>
+                              <a:blip r:embed="rId12">
+                                <a:extLst>
+                                  <a:ext uri="{28A0092B-C50C-407E-A947-70E740481C1C}">
+                                    <a14:useLocalDpi xmlns:a14="http://schemas.microsoft.com/office/drawing/2010/main" val="0"/>
+                                  </a:ext>
+                                </a:extLst>
+                              </a:blip>
+                              <a:srcRect/>
+                              <a:stretch>
+                                <a:fillRect/>
+                              </a:stretch>
+                            </pic:blipFill>
+                            <pic:spPr bwMode="auto">
+                              <a:xfrm>
+                                <a:off x="0" y="0"/>
+                                <a:ext cx="5731510" cy="1393825"/>
+                              </a:xfrm>
+                              <a:prstGeom prst="rect">
+                                <a:avLst/>
+                              </a:prstGeom>
+                              <a:noFill/>
+                              <a:ln>
+                                <a:noFill/>
+                              </a:ln>
+                            </pic:spPr>
+                          </pic:pic>
+                        </a:graphicData>
+                      </a:graphic>
+                    </wp:inline>
+                  </w:drawing>
+                </w:r>
+              </w:sdtContent>
+            </w:sdt>
+          </w:p>
+        </w:tc>
+        <w:tc>
+          <w:tcPr>
+            <w:tcW w:w="3677" w:type="dxa"/>
+            <w:tcMar>
+              <w:top w:w="170" w:type="dxa"/>
+              <w:bottom w:w="170" w:type="dxa"/>
+            </w:tcMar>
+          </w:tcPr>
+          <w:p>
+            <w:pPr>
+              <w:pStyle w:val="BodyText"/>
+              <w:tabs>
+                <w:tab w:val="clear" w:pos="426"/>
+              </w:tabs>
+              <w:ind w:left="0"/>
+              <w:jc w:val="left"/>
+            </w:pPr>
+          </w:p>
+        </w:tc>
+      </w:tr>
+      <w:tr>
+        <w:trPr>
+          <w:cantSplit/>
+        </w:trPr>
+        <w:tc>
+          <w:tcPr>
+            <w:tcW w:w="8656" w:type="dxa"/>
+            <w:gridSpan w:val="2"/>
+            <w:tcMar>
+              <w:top w:w="170" w:type="dxa"/>
+              <w:bottom w:w="170" w:type="dxa"/>
+            </w:tcMar>
+          </w:tcPr>
+          <w:p>
+            <w:pPr>
+              <w:pStyle w:val="BodyText"/>
+              <w:tabs>
+                <w:tab w:val="clear" w:pos="426"/>
+              </w:tabs>
+              <w:ind w:left="0"/>
+              <w:jc w:val="left"/>
+            </w:pPr>
+          </w:p>
+          <w:p>
+            <w:pPr>
+              <w:pStyle w:val="BodyText"/>
+              <w:tabs>
+                <w:tab w:val="clear" w:pos="426"/>
+              </w:tabs>
+              <w:ind w:left="0"/>
+              <w:jc w:val="left"/>
+            </w:pPr>
+            <w:r>
+              <w:rPr>
+                <w:b/>
+              </w:rPr>
+              <w:t>Name of Candidate:</w:t>
+            </w:r>
+            <w:r>
+              <w:t xml:space="preserve"> </w:t>
+            </w:r>
+            <w:r>
+              <w:fldChar w:fldCharType="begin"/>
+            </w:r>
+            <w:r>
+              <w:instrText xml:space="preserve"> REF Candidate_Name \h </w:instrText>
+            </w:r>
+            <w:r>
+              <w:fldChar w:fldCharType="separate"/>
+            </w:r>
+            <w:sdt>
+              <w:sdtPr>
+                <w:id w:val="-724990899"/>
+                <w:placeholder>
+                  <w:docPart w:val="5953C8CCA29E454B8B46BDF8E52679BD"/>
+                </w:placeholder>
+                <w15:color w:val="FF0000"/>
+                <w:text/>
+              </w:sdtPr>
+              <w:sdtEndPr/>
+              <w:sdtContent>
+                <w:r>
+                  <w:t>Guo Zi Qiang Robin</w:t>
+                </w:r>
+              </w:sdtContent>
+            </w:sdt>
+            <w:r>
+              <w:fldChar w:fldCharType="end"/>
+            </w:r>
+          </w:p>
+          <w:p>
+            <w:pPr>
+              <w:pStyle w:val="BodyText"/>
+              <w:tabs>
+                <w:tab w:val="clear" w:pos="426"/>
+              </w:tabs>
+              <w:ind w:left="0"/>
+              <w:jc w:val="left"/>
+            </w:pPr>
+            <w:r>
+              <w:rPr>
+                <w:b/>
+              </w:rPr>
+              <w:t>Contact No:</w:t>
+            </w:r>
+            <w:r>
+              <w:t xml:space="preserve"> </w:t>
+            </w:r>
+            <w:sdt>
+              <w:sdtPr>
+                <w:id w:val="-1557696194"/>
+                <w:placeholder>
+                  <w:docPart w:val="E432658C9F31444F93835CA35F6CC45E"/>
+                </w:placeholder>
+                <w15:color w:val="FF0000"/>
+                <w:text/>
+              </w:sdtPr>
+              <w:sdtEndPr/>
+              <w:sdtContent>
+                <w:r>
+                  <w:t>+65 80340394</w:t>
+                </w:r>
+              </w:sdtContent>
+            </w:sdt>
+          </w:p>
+          <w:p>
+            <w:pPr>
+              <w:pStyle w:val="BodyText"/>
+              <w:tabs>
+                <w:tab w:val="clear" w:pos="426"/>
+              </w:tabs>
+              <w:ind w:left="0"/>
+              <w:jc w:val="left"/>
+            </w:pPr>
+            <w:r>
+              <w:rPr>
+                <w:b/>
+              </w:rPr>
+              <w:t>Email:</w:t>
+            </w:r>
+            <w:r>
+              <w:t xml:space="preserve"> </w:t>
+            </w:r>
+            <w:sdt>
+              <w:sdtPr>
+                <w:id w:val="806052062"/>
+                <w:placeholder>
+                  <w:docPart w:val="D2048ED4E7A64120B5750954FFAC43BB"/>
+                </w:placeholder>
+                <w15:color w:val="FF0000"/>
+              </w:sdtPr>
+              <w:sdtEndPr/>
+              <w:sdtContent>
+                <w:r>
+                  <w:t>2400989@sit.singaporetech.edu.sg</w:t>
+                </w:r>
+              </w:sdtContent>
+            </w:sdt>
+          </w:p>
+          <w:p>
+            <w:pPr>
+              <w:pStyle w:val="BodyText"/>
+              <w:tabs>
+                <w:tab w:val="clear" w:pos="426"/>
+              </w:tabs>
+              <w:ind w:left="0"/>
+              <w:jc w:val="left"/>
+            </w:pPr>
+            <w:r>
+              <w:rPr>
+                <w:b/>
+              </w:rPr>
+              <w:t>Date:</w:t>
+            </w:r>
+            <w:r>
+              <w:t xml:space="preserve"> </w:t>
+            </w:r>
+            <w:sdt>
+              <w:sdtPr>
+                <w:id w:val="-273939231"/>
+                <w:placeholder>
+                  <w:docPart w:val="1C96EAE31B294EBE838ECD2F1E480B80"/>
+                </w:placeholder>
+                <w15:color w:val="FF0000"/>
+                <w:date w:fullDate="2026-10-09T00:00:00Z">
+                  <w:dateFormat w:val="d/M/yyyy"/>
+                  <w:lid w:val="en-SG"/>
+                  <w:storeMappedDataAs w:val="dateTime"/>
+                  <w:calendar w:val="gregorian"/>
+                </w:date>
+              </w:sdtPr>
+              <w:sdtEndPr/>
+              <w:sdtContent>
+                <w:r>
+                  <w:t>9/10/2026</w:t>
+                </w:r>
+              </w:sdtContent>
+            </w:sdt>
+          </w:p>
+        </w:tc>
+      </w:tr>
+    </w:tbl>
+    <w:p>
+      <w:pPr>
+        <w:pStyle w:val="BodyText"/>
+      </w:pPr>
+    </w:p>
+    <w:p>
+      <w:pPr>
+        <w:pStyle w:val="BodyText"/>
+      </w:pPr>
+      <w:r>
+        <w:br w:type="page"/>
+      </w:r>
+    </w:p>
+    <w:p>
+      <w:pPr>
+        <w:pStyle w:val="Heading3"/>
+        <w:numPr>
+          <w:ilvl w:val="1"/>
+          <w:numId w:val="34"/>
+        </w:numPr>
+      </w:pPr>
+      <w:r>
+        <w:lastRenderedPageBreak/>
+        <w:t>Declaration by Academic Supervisor</w:t>
+      </w:r>
+    </w:p>
+    <w:p>
+      <w:pPr>
+        <w:pStyle w:val="BodyText"/>
+      </w:pPr>
+    </w:p>
+    <w:p>
+      <w:pPr>
+        <w:pStyle w:val="BodyText"/>
+      </w:pPr>
+      <w:r>
+        <w:t xml:space="preserve">I hereby acknowledge that I </w:t>
+      </w:r>
+      <w:r>
+        <w:rPr>
+          <w:u w:val="single"/>
+        </w:rPr>
+        <w:t>have read and understood the Capstone Project details above</w:t>
+      </w:r>
+      <w:r>
+        <w:t xml:space="preserve">.  I believe that the proposed project is appropriate to fulfil the requirements for the </w:t>
+      </w:r>
+      <w:r>
+        <w:rPr>
+          <w:b/>
+          <w:bCs/>
+        </w:rPr>
+        <w:t>AAI4001 Capstone Project</w:t>
+      </w:r>
+      <w:r>
+        <w:t xml:space="preserve"> module.</w:t>
       </w:r>
     </w:p>
     <w:p>
@@ -2903,418 +3295,12 @@
                   <w:i/>
                   <w:sz w:val="18"/>
                 </w:rPr>
-                <w:id w:val="382612700"/>
-                <w:showingPlcHdr/>
-                <w15:color w:val="FF0000"/>
-                <w:picture/>
-              </w:sdtPr>
-              <w:sdtContent>
-                <w:r>
-                  <w:rPr>
-                    <w:i/>
-                    <w:noProof/>
-                    <w:sz w:val="18"/>
-                    <w:lang w:eastAsia="en-SG"/>
-                  </w:rPr>
-                  <w:drawing>
-                    <wp:inline distT="0" distB="0" distL="0" distR="0" wp14:anchorId="3CD7ED35" wp14:editId="42B3EBBC">
-                      <wp:extent cx="2088000" cy="648000"/>
-                      <wp:effectExtent l="0" t="0" r="7620" b="0"/>
-                      <wp:docPr id="1" name="Picture 1"/>
-                      <wp:cNvGraphicFramePr>
-                        <a:graphicFrameLocks xmlns:a="http://schemas.openxmlformats.org/drawingml/2006/main"/>
-                      </wp:cNvGraphicFramePr>
-                      <a:graphic xmlns:a="http://schemas.openxmlformats.org/drawingml/2006/main">
-                        <a:graphicData uri="http://schemas.openxmlformats.org/drawingml/2006/picture">
-                          <pic:pic xmlns:pic="http://schemas.openxmlformats.org/drawingml/2006/picture">
-                            <pic:nvPicPr>
-                              <pic:cNvPr id="0" name="Picture 2"/>
-                              <pic:cNvPicPr preferRelativeResize="0">
-                                <a:picLocks noChangeAspect="1" noChangeArrowheads="1"/>
-                              </pic:cNvPicPr>
-                            </pic:nvPicPr>
-                            <pic:blipFill>
-                              <a:blip r:embed="rId11">
-                                <a:extLst>
-                                  <a:ext uri="{28A0092B-C50C-407E-A947-70E740481C1C}">
-                                    <a14:useLocalDpi xmlns:a14="http://schemas.microsoft.com/office/drawing/2010/main" val="0"/>
-                                  </a:ext>
-                                </a:extLst>
-                              </a:blip>
-                              <a:srcRect/>
-                              <a:stretch>
-                                <a:fillRect/>
-                              </a:stretch>
-                            </pic:blipFill>
-                            <pic:spPr bwMode="auto">
-                              <a:xfrm>
-                                <a:off x="0" y="0"/>
-                                <a:ext cx="2088000" cy="648000"/>
-                              </a:xfrm>
-                              <a:prstGeom prst="rect">
-                                <a:avLst/>
-                              </a:prstGeom>
-                              <a:noFill/>
-                              <a:ln>
-                                <a:noFill/>
-                              </a:ln>
-                            </pic:spPr>
-                          </pic:pic>
-                        </a:graphicData>
-                      </a:graphic>
-                    </wp:inline>
-                  </w:drawing>
-                </w:r>
-              </w:sdtContent>
-            </w:sdt>
-          </w:p>
-        </w:tc>
-        <w:tc>
-          <w:tcPr>
-            <w:tcW w:w="3677" w:type="dxa"/>
-            <w:tcMar>
-              <w:top w:w="170" w:type="dxa"/>
-              <w:bottom w:w="170" w:type="dxa"/>
-            </w:tcMar>
-          </w:tcPr>
-          <w:p>
-            <w:pPr>
-              <w:pStyle w:val="BodyText"/>
-              <w:tabs>
-                <w:tab w:val="clear" w:pos="426"/>
-              </w:tabs>
-              <w:ind w:left="0"/>
-              <w:jc w:val="left"/>
-            </w:pPr>
-          </w:p>
-        </w:tc>
-      </w:tr>
-      <w:tr>
-        <w:trPr>
-          <w:cantSplit/>
-        </w:trPr>
-        <w:tc>
-          <w:tcPr>
-            <w:tcW w:w="8656" w:type="dxa"/>
-            <w:gridSpan w:val="2"/>
-            <w:tcMar>
-              <w:top w:w="170" w:type="dxa"/>
-              <w:bottom w:w="170" w:type="dxa"/>
-            </w:tcMar>
-          </w:tcPr>
-          <w:p>
-            <w:pPr>
-              <w:pStyle w:val="BodyText"/>
-              <w:tabs>
-                <w:tab w:val="clear" w:pos="426"/>
-              </w:tabs>
-              <w:ind w:left="0"/>
-              <w:jc w:val="left"/>
-            </w:pPr>
-          </w:p>
-          <w:p>
-            <w:pPr>
-              <w:pStyle w:val="BodyText"/>
-              <w:tabs>
-                <w:tab w:val="clear" w:pos="426"/>
-              </w:tabs>
-              <w:ind w:left="0"/>
-              <w:jc w:val="left"/>
-            </w:pPr>
-            <w:r>
-              <w:rPr>
-                <w:b/>
-              </w:rPr>
-              <w:t xml:space="preserve">Name of Candidate:</w:t>
-            </w:r>
-            <w:r>
-              <w:t xml:space="preserve"> </w:t>
-              <w:fldChar w:fldCharType="begin"/>
-              <w:instrText xml:space="preserve"> REF Candidate_Name \h </w:instrText>
-              <w:fldChar w:fldCharType="separate"/>
-            </w:r>
-            <w:sdt>
-              <w:sdtPr>
-                <w:id w:val="-724990899"/>
-                <w:placeholder>
-                  <w:docPart w:val="5953C8CCA29E454B8B46BDF8E52679BD"/>
-                </w:placeholder>
-                <w:showingPlcHdr/>
-                <w15:color w:val="FF0000"/>
-                <w:text/>
-              </w:sdtPr>
-              <w:sdtContent>
-                <w:r>
-                  <w:rPr>
-                    <w:rStyle w:val="PlaceholderText"/>
-                    <w:i/>
-                    <w:color w:val="FF0000"/>
-                  </w:rPr>
-                  <w:t xml:space="preserve">The candidate’s full name</w:t>
-                </w:r>
-              </w:sdtContent>
-            </w:sdt>
-            <w:r>
-              <w:fldChar w:fldCharType="end"/>
-            </w:r>
-          </w:p>
-          <w:p>
-            <w:pPr>
-              <w:pStyle w:val="BodyText"/>
-              <w:tabs>
-                <w:tab w:val="clear" w:pos="426"/>
-              </w:tabs>
-              <w:ind w:left="0"/>
-              <w:jc w:val="left"/>
-            </w:pPr>
-            <w:r>
-              <w:rPr>
-                <w:b/>
-              </w:rPr>
-              <w:t xml:space="preserve">Contact No:</w:t>
-            </w:r>
-            <w:r>
-              <w:t xml:space="preserve"> </w:t>
-            </w:r>
-            <w:sdt>
-              <w:sdtPr>
-                <w:id w:val="-1557696194"/>
-                <w:placeholder>
-                  <w:docPart w:val="E432658C9F31444F93835CA35F6CC45E"/>
-                </w:placeholder>
-                <w:showingPlcHdr/>
-                <w15:color w:val="FF0000"/>
-                <w:text/>
-              </w:sdtPr>
-              <w:sdtContent>
-                <w:r>
-                  <w:rPr>
-                    <w:rStyle w:val="PlaceholderText"/>
-                    <w:i/>
-                    <w:color w:val="FF0000"/>
-                  </w:rPr>
-                  <w:t xml:space="preserve">The candidate’s contact number</w:t>
-                </w:r>
-              </w:sdtContent>
-            </w:sdt>
-          </w:p>
-          <w:p>
-            <w:pPr>
-              <w:pStyle w:val="BodyText"/>
-              <w:tabs>
-                <w:tab w:val="clear" w:pos="426"/>
-              </w:tabs>
-              <w:ind w:left="0"/>
-              <w:jc w:val="left"/>
-            </w:pPr>
-            <w:r>
-              <w:rPr>
-                <w:b/>
-              </w:rPr>
-              <w:t>Email:</w:t>
-            </w:r>
-            <w:r>
-              <w:t xml:space="preserve"> </w:t>
-            </w:r>
-            <w:sdt>
-              <w:sdtPr>
-                <w:id w:val="806052062"/>
-                <w:placeholder>
-                  <w:docPart w:val="D2048ED4E7A64120B5750954FFAC43BB"/>
-                </w:placeholder>
-                <w:showingPlcHdr/>
-                <w15:color w:val="FF0000"/>
-              </w:sdtPr>
-              <w:sdtContent>
-                <w:r>
-                  <w:rPr>
-                    <w:rStyle w:val="PlaceholderText"/>
-                    <w:i/>
-                    <w:color w:val="FF0000"/>
-                  </w:rPr>
-                  <w:t>The candidate’s email address</w:t>
-                </w:r>
-              </w:sdtContent>
-            </w:sdt>
-          </w:p>
-          <w:p>
-            <w:pPr>
-              <w:pStyle w:val="BodyText"/>
-              <w:tabs>
-                <w:tab w:val="clear" w:pos="426"/>
-              </w:tabs>
-              <w:ind w:left="0"/>
-              <w:jc w:val="left"/>
-            </w:pPr>
-            <w:r>
-              <w:rPr>
-                <w:b/>
-              </w:rPr>
-              <w:t>Date:</w:t>
-            </w:r>
-            <w:r>
-              <w:t xml:space="preserve"> </w:t>
-            </w:r>
-            <w:sdt>
-              <w:sdtPr>
-                <w:id w:val="-273939231"/>
-                <w:placeholder>
-                  <w:docPart w:val="1C96EAE31B294EBE838ECD2F1E480B80"/>
-                </w:placeholder>
-                <w:showingPlcHdr/>
-                <w15:color w:val="FF0000"/>
-                <w:date>
-                  <w:dateFormat w:val="d/M/yyyy"/>
-                  <w:lid w:val="en-SG"/>
-                  <w:storeMappedDataAs w:val="dateTime"/>
-                  <w:calendar w:val="gregorian"/>
-                </w:date>
-              </w:sdtPr>
-              <w:sdtContent>
-                <w:r>
-                  <w:rPr>
-                    <w:rStyle w:val="PlaceholderText"/>
-                    <w:i/>
-                    <w:color w:val="FF0000"/>
-                  </w:rPr>
-                  <w:t>Click or tap to enter a date</w:t>
-                </w:r>
-              </w:sdtContent>
-            </w:sdt>
-          </w:p>
-        </w:tc>
-      </w:tr>
-    </w:tbl>
-    <w:p>
-      <w:pPr>
-        <w:pStyle w:val="BodyText"/>
-      </w:pPr>
-    </w:p>
-    <w:p>
-      <w:pPr>
-        <w:pStyle w:val="BodyText"/>
-      </w:pPr>
-      <w:r>
-        <w:br w:type="page"/>
-      </w:r>
-    </w:p>
-    <w:p>
-      <w:pPr>
-        <w:pStyle w:val="Heading3"/>
-        <w:numPr>
-          <w:ilvl w:val="1"/>
-          <w:numId w:val="34"/>
-        </w:numPr>
-      </w:pPr>
-      <w:r>
-        <w:lastRenderedPageBreak/>
-        <w:t xml:space="preserve">Declaration by Academic Supervisor</w:t>
-      </w:r>
-    </w:p>
-    <w:p>
-      <w:pPr>
-        <w:pStyle w:val="BodyText"/>
-      </w:pPr>
-    </w:p>
-    <w:p>
-      <w:pPr>
-        <w:pStyle w:val="BodyText"/>
-      </w:pPr>
-      <w:r>
-        <w:t xml:space="preserve">I hereby acknowledge that I </w:t>
-      </w:r>
-      <w:r>
-        <w:rPr>
-          <w:u w:val="single"/>
-        </w:rPr>
-        <w:t>have read and understood the Capstone Project details above</w:t>
-      </w:r>
-      <w:r>
-        <w:t xml:space="preserve">.  I believe that the proposed project is appropriate to fulfil the requirements for the </w:t>
-      </w:r>
-      <w:r>
-        <w:rPr>
-          <w:b/>
-          <w:bCs/>
-        </w:rPr>
-        <w:t>AAI4001 Capstone Project</w:t>
-      </w:r>
-      <w:r>
-        <w:t xml:space="preserve"> module.</w:t>
-      </w:r>
-    </w:p>
-    <w:p>
-      <w:pPr>
-        <w:pStyle w:val="BodyText"/>
-      </w:pPr>
-    </w:p>
-    <w:tbl>
-      <w:tblPr>
-        <w:tblStyle w:val="TableTheme"/>
-        <w:tblW w:w="4795" w:type="pct"/>
-        <w:tblInd w:w="408" w:type="dxa"/>
-        <w:tblBorders>
-          <w:top w:val="none" w:sz="0" w:space="0" w:color="auto"/>
-          <w:left w:val="none" w:sz="0" w:space="0" w:color="auto"/>
-          <w:bottom w:val="none" w:sz="0" w:space="0" w:color="auto"/>
-          <w:right w:val="none" w:sz="0" w:space="0" w:color="auto"/>
-          <w:insideH w:val="none" w:sz="0" w:space="0" w:color="auto"/>
-          <w:insideV w:val="none" w:sz="0" w:space="0" w:color="auto"/>
-        </w:tblBorders>
-        <w:tblLook w:val="0480" w:firstRow="0" w:lastRow="0" w:firstColumn="1" w:lastColumn="0" w:noHBand="0" w:noVBand="1"/>
-      </w:tblPr>
-      <w:tblGrid>
-        <w:gridCol w:w="4979"/>
-        <w:gridCol w:w="3677"/>
-      </w:tblGrid>
-      <w:tr>
-        <w:trPr>
-          <w:cantSplit/>
-          <w:trHeight w:val="1134"/>
-        </w:trPr>
-        <w:tc>
-          <w:tcPr>
-            <w:tcW w:w="4979" w:type="dxa"/>
-            <w:tcBorders>
-              <w:bottom w:val="single" w:sz="4" w:space="0" w:color="auto"/>
-            </w:tcBorders>
-            <w:tcMar>
-              <w:top w:w="170" w:type="dxa"/>
-              <w:bottom w:w="170" w:type="dxa"/>
-            </w:tcMar>
-            <w:vAlign w:val="bottom"/>
-          </w:tcPr>
-          <w:p>
-            <w:pPr>
-              <w:pStyle w:val="BodyText"/>
-              <w:tabs>
-                <w:tab w:val="clear" w:pos="426"/>
-              </w:tabs>
-              <w:ind w:left="0"/>
-              <w:jc w:val="left"/>
-              <w:rPr>
-                <w:i/>
-                <w:sz w:val="18"/>
-              </w:rPr>
-            </w:pPr>
-            <w:r>
-              <w:rPr>
-                <w:i/>
-                <w:sz w:val="18"/>
-              </w:rPr>
-              <w:t xml:space="preserve">Signature      </w:t>
-            </w:r>
-            <w:sdt>
-              <w:sdtPr>
-                <w:rPr>
-                  <w:i/>
-                  <w:sz w:val="18"/>
-                </w:rPr>
                 <w:id w:val="228116534"/>
                 <w:showingPlcHdr/>
                 <w15:color w:val="FF0000"/>
                 <w:picture/>
               </w:sdtPr>
+              <w:sdtEndPr/>
               <w:sdtContent>
                 <w:r>
                   <w:rPr>
@@ -3432,12 +3418,18 @@
               <w:rPr>
                 <w:b/>
               </w:rPr>
-              <w:t xml:space="preserve">Name of Academic Supervisor:</w:t>
+              <w:t>Name of Academic Supervisor:</w:t>
             </w:r>
             <w:r>
               <w:t xml:space="preserve"> </w:t>
+            </w:r>
+            <w:r>
               <w:fldChar w:fldCharType="begin"/>
+            </w:r>
+            <w:r>
               <w:instrText xml:space="preserve"> REF Academic_Supervisor_Name \h </w:instrText>
+            </w:r>
+            <w:r>
               <w:fldChar w:fldCharType="separate"/>
             </w:r>
             <w:sdt>
@@ -3450,6 +3442,7 @@
                 <w15:color w:val="FF0000"/>
                 <w:text/>
               </w:sdtPr>
+              <w:sdtEndPr/>
               <w:sdtContent>
                 <w:r>
                   <w:rPr>
@@ -3478,12 +3471,18 @@
               <w:rPr>
                 <w:b/>
               </w:rPr>
-              <w:t xml:space="preserve">Contact No:</w:t>
+              <w:t>Contact No:</w:t>
             </w:r>
             <w:r>
               <w:t xml:space="preserve"> </w:t>
+            </w:r>
+            <w:r>
               <w:fldChar w:fldCharType="begin"/>
+            </w:r>
+            <w:r>
               <w:instrText xml:space="preserve"> REF Academic_Supervisor_Contact_Number \h </w:instrText>
+            </w:r>
+            <w:r>
               <w:fldChar w:fldCharType="separate"/>
             </w:r>
             <w:sdt>
@@ -3496,6 +3495,7 @@
                 <w15:color w:val="FF0000"/>
                 <w:text/>
               </w:sdtPr>
+              <w:sdtEndPr/>
               <w:sdtContent>
                 <w:r>
                   <w:rPr>
@@ -3528,8 +3528,14 @@
             </w:r>
             <w:r>
               <w:t xml:space="preserve"> </w:t>
+            </w:r>
+            <w:r>
               <w:fldChar w:fldCharType="begin"/>
+            </w:r>
+            <w:r>
               <w:instrText xml:space="preserve"> REF Academic_Supervisor_Email_Address \h </w:instrText>
+            </w:r>
+            <w:r>
               <w:fldChar w:fldCharType="separate"/>
             </w:r>
             <w:sdt>
@@ -3542,6 +3548,7 @@
                 <w15:color w:val="FF0000"/>
                 <w:text/>
               </w:sdtPr>
+              <w:sdtEndPr/>
               <w:sdtContent>
                 <w:r>
                   <w:rPr>
@@ -3590,6 +3597,7 @@
                   <w:calendar w:val="gregorian"/>
                 </w:date>
               </w:sdtPr>
+              <w:sdtEndPr/>
               <w:sdtContent>
                 <w:r>
                   <w:rPr>
@@ -3634,10 +3642,10 @@
       <w:pPr>
         <w:pStyle w:val="BodyText"/>
         <w:rPr>
-          <w:ins w:id="1030" w:author="Guo Zi Qiang Robin" w:date="2026-10-08T12:00:00Z"/>
+          <w:ins w:id="20" w:author="Guo Zi Qiang Robin" w:date="2026-10-08T12:00:00Z"/>
         </w:rPr>
       </w:pPr>
-      <w:ins w:id="1031" w:author="Guo Zi Qiang Robin" w:date="2026-10-08T12:00:00Z">
+      <w:ins w:id="21" w:author="Guo Zi Qiang Robin" w:date="2026-10-08T12:00:00Z">
         <w:r>
           <w:br w:type="page"/>
         </w:r>
@@ -3645,23 +3653,24 @@
     </w:p>
     <w:p>
       <w:pPr>
-        <w:pStyle w:val="Heading1"/>
-        <w:rPr>
-          <w:ins w:id="1032" w:author="Guo Zi Qiang Robin" w:date="2026-10-08T12:00:00Z"/>
-        </w:rPr>
-      </w:pPr>
-      <w:ins w:id="1033" w:author="Guo Zi Qiang Robin" w:date="2026-10-08T12:00:00Z">
-        <w:r>
-          <w:t xml:space="preserve">Annex A: Summary Gantt Chart</w:t>
-        </w:r>
-      </w:ins>
-    </w:p>
-    <w:p>
-      <w:pPr>
         <w:pStyle w:val="BodyText"/>
         <w:rPr>
-          <w:ins w:id="1034" w:author="Guo Zi Qiang Robin" w:date="2026-10-08T12:00:00Z"/>
+          <w:b/>
+          <w:bCs/>
         </w:rPr>
+      </w:pPr>
+      <w:r>
+        <w:rPr>
+          <w:b/>
+          <w:bCs/>
+        </w:rPr>
+        <w:lastRenderedPageBreak/>
+        <w:t>Annex A: Summary Gantt Chart</w:t>
+      </w:r>
+    </w:p>
+    <w:p>
+      <w:pPr>
+        <w:pStyle w:val="BodyText"/>
       </w:pPr>
     </w:p>
     <w:p>
@@ -3670,20 +3679,18 @@
         <w:ind w:left="0"/>
         <w:jc w:val="left"/>
         <w:rPr>
-          <w:ins w:id="1035" w:author="Guo Zi Qiang Robin" w:date="2026-10-08T12:00:00Z"/>
+          <w:ins w:id="22" w:author="Guo Zi Qiang Robin" w:date="2026-10-08T12:00:00Z"/>
         </w:rPr>
       </w:pPr>
-      <w:ins w:id="1036" w:author="Guo Zi Qiang Robin" w:date="2026-10-08T12:00:00Z">
-        <w:r>
-          <w:t xml:space="preserve">Month-level summary of the project plan. X = active in that month; M = milestone in that month. The project period is 8 October 2026 to 31 March 2027; the Final Presentation (11 April 2027) falls after it. The detailed weekly chart is provided in Gantt_Guo_Zi_Qiang_Robin.xlsx.</w:t>
-        </w:r>
-      </w:ins>
+      <w:r>
+        <w:t>Month-level summary of the project plan. X = active in that month; M = milestone in that month. The project period is 8 October 2026 to 31 March 2027; the Final Presentation (11 April 2027) falls after it. The detailed weekly chart is provided in Gantt_Guo_Zi_Qiang_Robin.xlsx.</w:t>
+      </w:r>
     </w:p>
     <w:p>
       <w:pPr>
         <w:pStyle w:val="BodyText"/>
         <w:rPr>
-          <w:ins w:id="1037" w:author="Guo Zi Qiang Robin" w:date="2026-10-08T12:00:00Z"/>
+          <w:ins w:id="23" w:author="Guo Zi Qiang Robin" w:date="2026-10-08T12:00:00Z"/>
         </w:rPr>
       </w:pPr>
     </w:p>
@@ -3691,7 +3698,6 @@
       <w:tblPr>
         <w:tblStyle w:val="TableGrid"/>
         <w:tblW w:w="9026" w:type="dxa"/>
-        <w:tblInd w:w="0" w:type="dxa"/>
         <w:tblLayout w:type="fixed"/>
         <w:tblLook w:val="04A0" w:firstRow="1" w:lastRow="0" w:firstColumn="1" w:lastColumn="0" w:noHBand="0" w:noVBand="1"/>
       </w:tblPr>
@@ -3708,7 +3714,7 @@
       <w:tr>
         <w:trPr>
           <w:tblHeader/>
-          <w:ins w:id="1054" w:author="Guo Zi Qiang Robin" w:date="2026-10-08T12:00:00Z"/>
+          <w:ins w:id="24" w:author="Guo Zi Qiang Robin" w:date="2026-10-08T12:00:00Z"/>
         </w:trPr>
         <w:tc>
           <w:tcPr>
@@ -3723,17 +3729,17 @@
               <w:ind w:left="0"/>
               <w:jc w:val="left"/>
               <w:rPr>
-                <w:ins w:id="1038" w:author="Guo Zi Qiang Robin" w:date="2026-10-08T12:00:00Z"/>
-              </w:rPr>
-            </w:pPr>
-            <w:ins w:id="1039" w:author="Guo Zi Qiang Robin" w:date="2026-10-08T12:00:00Z">
+                <w:ins w:id="25" w:author="Guo Zi Qiang Robin" w:date="2026-10-08T12:00:00Z"/>
+              </w:rPr>
+            </w:pPr>
+            <w:ins w:id="26" w:author="Guo Zi Qiang Robin" w:date="2026-10-08T12:00:00Z">
               <w:r>
                 <w:rPr>
                   <w:b/>
                   <w:sz w:val="18"/>
                   <w:szCs w:val="18"/>
                 </w:rPr>
-                <w:t xml:space="preserve">Activity</w:t>
+                <w:t>Activity</w:t>
               </w:r>
             </w:ins>
           </w:p>
@@ -3751,17 +3757,17 @@
               <w:ind w:left="0"/>
               <w:jc w:val="center"/>
               <w:rPr>
-                <w:ins w:id="1040" w:author="Guo Zi Qiang Robin" w:date="2026-10-08T12:00:00Z"/>
-              </w:rPr>
-            </w:pPr>
-            <w:ins w:id="1041" w:author="Guo Zi Qiang Robin" w:date="2026-10-08T12:00:00Z">
+                <w:ins w:id="27" w:author="Guo Zi Qiang Robin" w:date="2026-10-08T12:00:00Z"/>
+              </w:rPr>
+            </w:pPr>
+            <w:ins w:id="28" w:author="Guo Zi Qiang Robin" w:date="2026-10-08T12:00:00Z">
               <w:r>
                 <w:rPr>
                   <w:b/>
                   <w:sz w:val="18"/>
                   <w:szCs w:val="18"/>
                 </w:rPr>
-                <w:t xml:space="preserve">Oct 2026</w:t>
+                <w:t>Oct 2026</w:t>
               </w:r>
             </w:ins>
           </w:p>
@@ -3779,17 +3785,17 @@
               <w:ind w:left="0"/>
               <w:jc w:val="center"/>
               <w:rPr>
-                <w:ins w:id="1042" w:author="Guo Zi Qiang Robin" w:date="2026-10-08T12:00:00Z"/>
-              </w:rPr>
-            </w:pPr>
-            <w:ins w:id="1043" w:author="Guo Zi Qiang Robin" w:date="2026-10-08T12:00:00Z">
+                <w:ins w:id="29" w:author="Guo Zi Qiang Robin" w:date="2026-10-08T12:00:00Z"/>
+              </w:rPr>
+            </w:pPr>
+            <w:ins w:id="30" w:author="Guo Zi Qiang Robin" w:date="2026-10-08T12:00:00Z">
               <w:r>
                 <w:rPr>
                   <w:b/>
                   <w:sz w:val="18"/>
                   <w:szCs w:val="18"/>
                 </w:rPr>
-                <w:t xml:space="preserve">Nov</w:t>
+                <w:t>Nov</w:t>
               </w:r>
             </w:ins>
           </w:p>
@@ -3807,17 +3813,17 @@
               <w:ind w:left="0"/>
               <w:jc w:val="center"/>
               <w:rPr>
-                <w:ins w:id="1044" w:author="Guo Zi Qiang Robin" w:date="2026-10-08T12:00:00Z"/>
-              </w:rPr>
-            </w:pPr>
-            <w:ins w:id="1045" w:author="Guo Zi Qiang Robin" w:date="2026-10-08T12:00:00Z">
+                <w:ins w:id="31" w:author="Guo Zi Qiang Robin" w:date="2026-10-08T12:00:00Z"/>
+              </w:rPr>
+            </w:pPr>
+            <w:ins w:id="32" w:author="Guo Zi Qiang Robin" w:date="2026-10-08T12:00:00Z">
               <w:r>
                 <w:rPr>
                   <w:b/>
                   <w:sz w:val="18"/>
                   <w:szCs w:val="18"/>
                 </w:rPr>
-                <w:t xml:space="preserve">Dec</w:t>
+                <w:t>Dec</w:t>
               </w:r>
             </w:ins>
           </w:p>
@@ -3835,17 +3841,17 @@
               <w:ind w:left="0"/>
               <w:jc w:val="center"/>
               <w:rPr>
-                <w:ins w:id="1046" w:author="Guo Zi Qiang Robin" w:date="2026-10-08T12:00:00Z"/>
-              </w:rPr>
-            </w:pPr>
-            <w:ins w:id="1047" w:author="Guo Zi Qiang Robin" w:date="2026-10-08T12:00:00Z">
+                <w:ins w:id="33" w:author="Guo Zi Qiang Robin" w:date="2026-10-08T12:00:00Z"/>
+              </w:rPr>
+            </w:pPr>
+            <w:ins w:id="34" w:author="Guo Zi Qiang Robin" w:date="2026-10-08T12:00:00Z">
               <w:r>
                 <w:rPr>
                   <w:b/>
                   <w:sz w:val="18"/>
                   <w:szCs w:val="18"/>
                 </w:rPr>
-                <w:t xml:space="preserve">Jan 2027</w:t>
+                <w:t>Jan 2027</w:t>
               </w:r>
             </w:ins>
           </w:p>
@@ -3863,17 +3869,17 @@
               <w:ind w:left="0"/>
               <w:jc w:val="center"/>
               <w:rPr>
-                <w:ins w:id="1048" w:author="Guo Zi Qiang Robin" w:date="2026-10-08T12:00:00Z"/>
-              </w:rPr>
-            </w:pPr>
-            <w:ins w:id="1049" w:author="Guo Zi Qiang Robin" w:date="2026-10-08T12:00:00Z">
+                <w:ins w:id="35" w:author="Guo Zi Qiang Robin" w:date="2026-10-08T12:00:00Z"/>
+              </w:rPr>
+            </w:pPr>
+            <w:ins w:id="36" w:author="Guo Zi Qiang Robin" w:date="2026-10-08T12:00:00Z">
               <w:r>
                 <w:rPr>
                   <w:b/>
                   <w:sz w:val="18"/>
                   <w:szCs w:val="18"/>
                 </w:rPr>
-                <w:t xml:space="preserve">Feb</w:t>
+                <w:t>Feb</w:t>
               </w:r>
             </w:ins>
           </w:p>
@@ -3891,17 +3897,17 @@
               <w:ind w:left="0"/>
               <w:jc w:val="center"/>
               <w:rPr>
-                <w:ins w:id="1050" w:author="Guo Zi Qiang Robin" w:date="2026-10-08T12:00:00Z"/>
-              </w:rPr>
-            </w:pPr>
-            <w:ins w:id="1051" w:author="Guo Zi Qiang Robin" w:date="2026-10-08T12:00:00Z">
+                <w:ins w:id="37" w:author="Guo Zi Qiang Robin" w:date="2026-10-08T12:00:00Z"/>
+              </w:rPr>
+            </w:pPr>
+            <w:ins w:id="38" w:author="Guo Zi Qiang Robin" w:date="2026-10-08T12:00:00Z">
               <w:r>
                 <w:rPr>
                   <w:b/>
                   <w:sz w:val="18"/>
                   <w:szCs w:val="18"/>
                 </w:rPr>
-                <w:t xml:space="preserve">Mar</w:t>
+                <w:t>Mar</w:t>
               </w:r>
             </w:ins>
           </w:p>
@@ -3919,17 +3925,17 @@
               <w:ind w:left="0"/>
               <w:jc w:val="center"/>
               <w:rPr>
-                <w:ins w:id="1052" w:author="Guo Zi Qiang Robin" w:date="2026-10-08T12:00:00Z"/>
-              </w:rPr>
-            </w:pPr>
-            <w:ins w:id="1053" w:author="Guo Zi Qiang Robin" w:date="2026-10-08T12:00:00Z">
+                <w:ins w:id="39" w:author="Guo Zi Qiang Robin" w:date="2026-10-08T12:00:00Z"/>
+              </w:rPr>
+            </w:pPr>
+            <w:ins w:id="40" w:author="Guo Zi Qiang Robin" w:date="2026-10-08T12:00:00Z">
               <w:r>
                 <w:rPr>
                   <w:b/>
                   <w:sz w:val="18"/>
                   <w:szCs w:val="18"/>
                 </w:rPr>
-                <w:t xml:space="preserve">Apr</w:t>
+                <w:t>Apr</w:t>
               </w:r>
             </w:ins>
           </w:p>
@@ -3937,7 +3943,7 @@
       </w:tr>
       <w:tr>
         <w:trPr>
-          <w:ins w:id="1057" w:author="Guo Zi Qiang Robin" w:date="2026-10-08T12:00:00Z"/>
+          <w:ins w:id="41" w:author="Guo Zi Qiang Robin" w:date="2026-10-08T12:00:00Z"/>
         </w:trPr>
         <w:tc>
           <w:tcPr>
@@ -3953,17 +3959,17 @@
               <w:ind w:left="0"/>
               <w:jc w:val="left"/>
               <w:rPr>
-                <w:ins w:id="1055" w:author="Guo Zi Qiang Robin" w:date="2026-10-08T12:00:00Z"/>
-              </w:rPr>
-            </w:pPr>
-            <w:ins w:id="1056" w:author="Guo Zi Qiang Robin" w:date="2026-10-08T12:00:00Z">
+                <w:ins w:id="42" w:author="Guo Zi Qiang Robin" w:date="2026-10-08T12:00:00Z"/>
+              </w:rPr>
+            </w:pPr>
+            <w:ins w:id="43" w:author="Guo Zi Qiang Robin" w:date="2026-10-08T12:00:00Z">
               <w:r>
                 <w:rPr>
                   <w:b/>
                   <w:sz w:val="18"/>
                   <w:szCs w:val="18"/>
                 </w:rPr>
-                <w:t xml:space="preserve">Academic milestones</w:t>
+                <w:t>Academic milestones</w:t>
               </w:r>
             </w:ins>
           </w:p>
@@ -3971,7 +3977,7 @@
       </w:tr>
       <w:tr>
         <w:trPr>
-          <w:ins w:id="1068" w:author="Guo Zi Qiang Robin" w:date="2026-10-08T12:00:00Z"/>
+          <w:ins w:id="44" w:author="Guo Zi Qiang Robin" w:date="2026-10-08T12:00:00Z"/>
         </w:trPr>
         <w:tc>
           <w:tcPr>
@@ -3985,16 +3991,16 @@
               <w:ind w:left="0"/>
               <w:jc w:val="left"/>
               <w:rPr>
-                <w:ins w:id="1058" w:author="Guo Zi Qiang Robin" w:date="2026-10-08T12:00:00Z"/>
-              </w:rPr>
-            </w:pPr>
-            <w:ins w:id="1059" w:author="Guo Zi Qiang Robin" w:date="2026-10-08T12:00:00Z">
+                <w:ins w:id="45" w:author="Guo Zi Qiang Robin" w:date="2026-10-08T12:00:00Z"/>
+              </w:rPr>
+            </w:pPr>
+            <w:ins w:id="46" w:author="Guo Zi Qiang Robin" w:date="2026-10-08T12:00:00Z">
               <w:r>
                 <w:rPr>
                   <w:sz w:val="18"/>
                   <w:szCs w:val="18"/>
                 </w:rPr>
-                <w:t xml:space="preserve">Form B (11 Oct)</w:t>
+                <w:t>Form B (11 Oct)</w:t>
               </w:r>
             </w:ins>
           </w:p>
@@ -4011,17 +4017,17 @@
               <w:ind w:left="0"/>
               <w:jc w:val="center"/>
               <w:rPr>
-                <w:ins w:id="1060" w:author="Guo Zi Qiang Robin" w:date="2026-10-08T12:00:00Z"/>
-              </w:rPr>
-            </w:pPr>
-            <w:ins w:id="1061" w:author="Guo Zi Qiang Robin" w:date="2026-10-08T12:00:00Z">
+                <w:ins w:id="47" w:author="Guo Zi Qiang Robin" w:date="2026-10-08T12:00:00Z"/>
+              </w:rPr>
+            </w:pPr>
+            <w:ins w:id="48" w:author="Guo Zi Qiang Robin" w:date="2026-10-08T12:00:00Z">
               <w:r>
                 <w:rPr>
                   <w:b/>
                   <w:sz w:val="18"/>
                   <w:szCs w:val="18"/>
                 </w:rPr>
-                <w:t xml:space="preserve">M</w:t>
+                <w:t>M</w:t>
               </w:r>
             </w:ins>
           </w:p>
@@ -4038,7 +4044,7 @@
               <w:ind w:left="0"/>
               <w:jc w:val="center"/>
               <w:rPr>
-                <w:ins w:id="1062" w:author="Guo Zi Qiang Robin" w:date="2026-10-08T12:00:00Z"/>
+                <w:ins w:id="49" w:author="Guo Zi Qiang Robin" w:date="2026-10-08T12:00:00Z"/>
               </w:rPr>
             </w:pPr>
           </w:p>
@@ -4055,7 +4061,7 @@
               <w:ind w:left="0"/>
               <w:jc w:val="center"/>
               <w:rPr>
-                <w:ins w:id="1063" w:author="Guo Zi Qiang Robin" w:date="2026-10-08T12:00:00Z"/>
+                <w:ins w:id="50" w:author="Guo Zi Qiang Robin" w:date="2026-10-08T12:00:00Z"/>
               </w:rPr>
             </w:pPr>
           </w:p>
@@ -4072,7 +4078,7 @@
               <w:ind w:left="0"/>
               <w:jc w:val="center"/>
               <w:rPr>
-                <w:ins w:id="1064" w:author="Guo Zi Qiang Robin" w:date="2026-10-08T12:00:00Z"/>
+                <w:ins w:id="51" w:author="Guo Zi Qiang Robin" w:date="2026-10-08T12:00:00Z"/>
               </w:rPr>
             </w:pPr>
           </w:p>
@@ -4089,7 +4095,7 @@
               <w:ind w:left="0"/>
               <w:jc w:val="center"/>
               <w:rPr>
-                <w:ins w:id="1065" w:author="Guo Zi Qiang Robin" w:date="2026-10-08T12:00:00Z"/>
+                <w:ins w:id="52" w:author="Guo Zi Qiang Robin" w:date="2026-10-08T12:00:00Z"/>
               </w:rPr>
             </w:pPr>
           </w:p>
@@ -4106,7 +4112,7 @@
               <w:ind w:left="0"/>
               <w:jc w:val="center"/>
               <w:rPr>
-                <w:ins w:id="1066" w:author="Guo Zi Qiang Robin" w:date="2026-10-08T12:00:00Z"/>
+                <w:ins w:id="53" w:author="Guo Zi Qiang Robin" w:date="2026-10-08T12:00:00Z"/>
               </w:rPr>
             </w:pPr>
           </w:p>
@@ -4123,7 +4129,7 @@
               <w:ind w:left="0"/>
               <w:jc w:val="center"/>
               <w:rPr>
-                <w:ins w:id="1067" w:author="Guo Zi Qiang Robin" w:date="2026-10-08T12:00:00Z"/>
+                <w:ins w:id="54" w:author="Guo Zi Qiang Robin" w:date="2026-10-08T12:00:00Z"/>
               </w:rPr>
             </w:pPr>
           </w:p>
@@ -4131,7 +4137,7 @@
       </w:tr>
       <w:tr>
         <w:trPr>
-          <w:ins w:id="1080" w:author="Guo Zi Qiang Robin" w:date="2026-10-08T12:00:00Z"/>
+          <w:ins w:id="55" w:author="Guo Zi Qiang Robin" w:date="2026-10-08T12:00:00Z"/>
         </w:trPr>
         <w:tc>
           <w:tcPr>
@@ -4145,16 +4151,16 @@
               <w:ind w:left="0"/>
               <w:jc w:val="left"/>
               <w:rPr>
-                <w:ins w:id="1069" w:author="Guo Zi Qiang Robin" w:date="2026-10-08T12:00:00Z"/>
-              </w:rPr>
-            </w:pPr>
-            <w:ins w:id="1070" w:author="Guo Zi Qiang Robin" w:date="2026-10-08T12:00:00Z">
+                <w:ins w:id="56" w:author="Guo Zi Qiang Robin" w:date="2026-10-08T12:00:00Z"/>
+              </w:rPr>
+            </w:pPr>
+            <w:ins w:id="57" w:author="Guo Zi Qiang Robin" w:date="2026-10-08T12:00:00Z">
               <w:r>
                 <w:rPr>
                   <w:sz w:val="18"/>
                   <w:szCs w:val="18"/>
                 </w:rPr>
-                <w:t xml:space="preserve">Interim Report (Form E1) (6 Dec)</w:t>
+                <w:t>Interim Report (Form E1) (6 Dec)</w:t>
               </w:r>
             </w:ins>
           </w:p>
@@ -4171,7 +4177,7 @@
               <w:ind w:left="0"/>
               <w:jc w:val="center"/>
               <w:rPr>
-                <w:ins w:id="1071" w:author="Guo Zi Qiang Robin" w:date="2026-10-08T12:00:00Z"/>
+                <w:ins w:id="58" w:author="Guo Zi Qiang Robin" w:date="2026-10-08T12:00:00Z"/>
               </w:rPr>
             </w:pPr>
           </w:p>
@@ -4189,16 +4195,16 @@
               <w:ind w:left="0"/>
               <w:jc w:val="center"/>
               <w:rPr>
-                <w:ins w:id="1072" w:author="Guo Zi Qiang Robin" w:date="2026-10-08T12:00:00Z"/>
-              </w:rPr>
-            </w:pPr>
-            <w:ins w:id="1073" w:author="Guo Zi Qiang Robin" w:date="2026-10-08T12:00:00Z">
+                <w:ins w:id="59" w:author="Guo Zi Qiang Robin" w:date="2026-10-08T12:00:00Z"/>
+              </w:rPr>
+            </w:pPr>
+            <w:ins w:id="60" w:author="Guo Zi Qiang Robin" w:date="2026-10-08T12:00:00Z">
               <w:r>
                 <w:rPr>
                   <w:sz w:val="18"/>
                   <w:szCs w:val="18"/>
                 </w:rPr>
-                <w:t xml:space="preserve">X</w:t>
+                <w:t>X</w:t>
               </w:r>
             </w:ins>
           </w:p>
@@ -4215,17 +4221,17 @@
               <w:ind w:left="0"/>
               <w:jc w:val="center"/>
               <w:rPr>
-                <w:ins w:id="1074" w:author="Guo Zi Qiang Robin" w:date="2026-10-08T12:00:00Z"/>
-              </w:rPr>
-            </w:pPr>
-            <w:ins w:id="1075" w:author="Guo Zi Qiang Robin" w:date="2026-10-08T12:00:00Z">
+                <w:ins w:id="61" w:author="Guo Zi Qiang Robin" w:date="2026-10-08T12:00:00Z"/>
+              </w:rPr>
+            </w:pPr>
+            <w:ins w:id="62" w:author="Guo Zi Qiang Robin" w:date="2026-10-08T12:00:00Z">
               <w:r>
                 <w:rPr>
                   <w:b/>
                   <w:sz w:val="18"/>
                   <w:szCs w:val="18"/>
                 </w:rPr>
-                <w:t xml:space="preserve">M</w:t>
+                <w:t>M</w:t>
               </w:r>
             </w:ins>
           </w:p>
@@ -4242,7 +4248,7 @@
               <w:ind w:left="0"/>
               <w:jc w:val="center"/>
               <w:rPr>
-                <w:ins w:id="1076" w:author="Guo Zi Qiang Robin" w:date="2026-10-08T12:00:00Z"/>
+                <w:ins w:id="63" w:author="Guo Zi Qiang Robin" w:date="2026-10-08T12:00:00Z"/>
               </w:rPr>
             </w:pPr>
           </w:p>
@@ -4259,7 +4265,7 @@
               <w:ind w:left="0"/>
               <w:jc w:val="center"/>
               <w:rPr>
-                <w:ins w:id="1077" w:author="Guo Zi Qiang Robin" w:date="2026-10-08T12:00:00Z"/>
+                <w:ins w:id="64" w:author="Guo Zi Qiang Robin" w:date="2026-10-08T12:00:00Z"/>
               </w:rPr>
             </w:pPr>
           </w:p>
@@ -4276,7 +4282,7 @@
               <w:ind w:left="0"/>
               <w:jc w:val="center"/>
               <w:rPr>
-                <w:ins w:id="1078" w:author="Guo Zi Qiang Robin" w:date="2026-10-08T12:00:00Z"/>
+                <w:ins w:id="65" w:author="Guo Zi Qiang Robin" w:date="2026-10-08T12:00:00Z"/>
               </w:rPr>
             </w:pPr>
           </w:p>
@@ -4293,7 +4299,7 @@
               <w:ind w:left="0"/>
               <w:jc w:val="center"/>
               <w:rPr>
-                <w:ins w:id="1079" w:author="Guo Zi Qiang Robin" w:date="2026-10-08T12:00:00Z"/>
+                <w:ins w:id="66" w:author="Guo Zi Qiang Robin" w:date="2026-10-08T12:00:00Z"/>
               </w:rPr>
             </w:pPr>
           </w:p>
@@ -4301,7 +4307,7 @@
       </w:tr>
       <w:tr>
         <w:trPr>
-          <w:ins w:id="1091" w:author="Guo Zi Qiang Robin" w:date="2026-10-08T12:00:00Z"/>
+          <w:ins w:id="67" w:author="Guo Zi Qiang Robin" w:date="2026-10-08T12:00:00Z"/>
         </w:trPr>
         <w:tc>
           <w:tcPr>
@@ -4315,16 +4321,16 @@
               <w:ind w:left="0"/>
               <w:jc w:val="left"/>
               <w:rPr>
-                <w:ins w:id="1081" w:author="Guo Zi Qiang Robin" w:date="2026-10-08T12:00:00Z"/>
-              </w:rPr>
-            </w:pPr>
-            <w:ins w:id="1082" w:author="Guo Zi Qiang Robin" w:date="2026-10-08T12:00:00Z">
+                <w:ins w:id="68" w:author="Guo Zi Qiang Robin" w:date="2026-10-08T12:00:00Z"/>
+              </w:rPr>
+            </w:pPr>
+            <w:ins w:id="69" w:author="Guo Zi Qiang Robin" w:date="2026-10-08T12:00:00Z">
               <w:r>
                 <w:rPr>
                   <w:sz w:val="18"/>
                   <w:szCs w:val="18"/>
                 </w:rPr>
-                <w:t xml:space="preserve">Interim Presentation (by 31 Jan)</w:t>
+                <w:t>Interim Presentation (by 31 Jan)</w:t>
               </w:r>
             </w:ins>
           </w:p>
@@ -4341,7 +4347,7 @@
               <w:ind w:left="0"/>
               <w:jc w:val="center"/>
               <w:rPr>
-                <w:ins w:id="1083" w:author="Guo Zi Qiang Robin" w:date="2026-10-08T12:00:00Z"/>
+                <w:ins w:id="70" w:author="Guo Zi Qiang Robin" w:date="2026-10-08T12:00:00Z"/>
               </w:rPr>
             </w:pPr>
           </w:p>
@@ -4358,7 +4364,7 @@
               <w:ind w:left="0"/>
               <w:jc w:val="center"/>
               <w:rPr>
-                <w:ins w:id="1084" w:author="Guo Zi Qiang Robin" w:date="2026-10-08T12:00:00Z"/>
+                <w:ins w:id="71" w:author="Guo Zi Qiang Robin" w:date="2026-10-08T12:00:00Z"/>
               </w:rPr>
             </w:pPr>
           </w:p>
@@ -4375,7 +4381,7 @@
               <w:ind w:left="0"/>
               <w:jc w:val="center"/>
               <w:rPr>
-                <w:ins w:id="1085" w:author="Guo Zi Qiang Robin" w:date="2026-10-08T12:00:00Z"/>
+                <w:ins w:id="72" w:author="Guo Zi Qiang Robin" w:date="2026-10-08T12:00:00Z"/>
               </w:rPr>
             </w:pPr>
           </w:p>
@@ -4392,17 +4398,17 @@
               <w:ind w:left="0"/>
               <w:jc w:val="center"/>
               <w:rPr>
-                <w:ins w:id="1086" w:author="Guo Zi Qiang Robin" w:date="2026-10-08T12:00:00Z"/>
-              </w:rPr>
-            </w:pPr>
-            <w:ins w:id="1087" w:author="Guo Zi Qiang Robin" w:date="2026-10-08T12:00:00Z">
+                <w:ins w:id="73" w:author="Guo Zi Qiang Robin" w:date="2026-10-08T12:00:00Z"/>
+              </w:rPr>
+            </w:pPr>
+            <w:ins w:id="74" w:author="Guo Zi Qiang Robin" w:date="2026-10-08T12:00:00Z">
               <w:r>
                 <w:rPr>
                   <w:b/>
                   <w:sz w:val="18"/>
                   <w:szCs w:val="18"/>
                 </w:rPr>
-                <w:t xml:space="preserve">M</w:t>
+                <w:t>M</w:t>
               </w:r>
             </w:ins>
           </w:p>
@@ -4419,7 +4425,7 @@
               <w:ind w:left="0"/>
               <w:jc w:val="center"/>
               <w:rPr>
-                <w:ins w:id="1088" w:author="Guo Zi Qiang Robin" w:date="2026-10-08T12:00:00Z"/>
+                <w:ins w:id="75" w:author="Guo Zi Qiang Robin" w:date="2026-10-08T12:00:00Z"/>
               </w:rPr>
             </w:pPr>
           </w:p>
@@ -4436,7 +4442,7 @@
               <w:ind w:left="0"/>
               <w:jc w:val="center"/>
               <w:rPr>
-                <w:ins w:id="1089" w:author="Guo Zi Qiang Robin" w:date="2026-10-08T12:00:00Z"/>
+                <w:ins w:id="76" w:author="Guo Zi Qiang Robin" w:date="2026-10-08T12:00:00Z"/>
               </w:rPr>
             </w:pPr>
           </w:p>
@@ -4453,7 +4459,7 @@
               <w:ind w:left="0"/>
               <w:jc w:val="center"/>
               <w:rPr>
-                <w:ins w:id="1090" w:author="Guo Zi Qiang Robin" w:date="2026-10-08T12:00:00Z"/>
+                <w:ins w:id="77" w:author="Guo Zi Qiang Robin" w:date="2026-10-08T12:00:00Z"/>
               </w:rPr>
             </w:pPr>
           </w:p>
@@ -4461,7 +4467,7 @@
       </w:tr>
       <w:tr>
         <w:trPr>
-          <w:ins w:id="1102" w:author="Guo Zi Qiang Robin" w:date="2026-10-08T12:00:00Z"/>
+          <w:ins w:id="78" w:author="Guo Zi Qiang Robin" w:date="2026-10-08T12:00:00Z"/>
         </w:trPr>
         <w:tc>
           <w:tcPr>
@@ -4475,16 +4481,16 @@
               <w:ind w:left="0"/>
               <w:jc w:val="left"/>
               <w:rPr>
-                <w:ins w:id="1092" w:author="Guo Zi Qiang Robin" w:date="2026-10-08T12:00:00Z"/>
-              </w:rPr>
-            </w:pPr>
-            <w:ins w:id="1093" w:author="Guo Zi Qiang Robin" w:date="2026-10-08T12:00:00Z">
+                <w:ins w:id="79" w:author="Guo Zi Qiang Robin" w:date="2026-10-08T12:00:00Z"/>
+              </w:rPr>
+            </w:pPr>
+            <w:ins w:id="80" w:author="Guo Zi Qiang Robin" w:date="2026-10-08T12:00:00Z">
               <w:r>
                 <w:rPr>
                   <w:sz w:val="18"/>
                   <w:szCs w:val="18"/>
                 </w:rPr>
-                <w:t xml:space="preserve">Final Report (Form E2) (21 Mar)</w:t>
+                <w:t>Final Report (Form E2) (21 Mar)</w:t>
               </w:r>
             </w:ins>
           </w:p>
@@ -4501,7 +4507,7 @@
               <w:ind w:left="0"/>
               <w:jc w:val="center"/>
               <w:rPr>
-                <w:ins w:id="1094" w:author="Guo Zi Qiang Robin" w:date="2026-10-08T12:00:00Z"/>
+                <w:ins w:id="81" w:author="Guo Zi Qiang Robin" w:date="2026-10-08T12:00:00Z"/>
               </w:rPr>
             </w:pPr>
           </w:p>
@@ -4518,7 +4524,7 @@
               <w:ind w:left="0"/>
               <w:jc w:val="center"/>
               <w:rPr>
-                <w:ins w:id="1095" w:author="Guo Zi Qiang Robin" w:date="2026-10-08T12:00:00Z"/>
+                <w:ins w:id="82" w:author="Guo Zi Qiang Robin" w:date="2026-10-08T12:00:00Z"/>
               </w:rPr>
             </w:pPr>
           </w:p>
@@ -4535,7 +4541,7 @@
               <w:ind w:left="0"/>
               <w:jc w:val="center"/>
               <w:rPr>
-                <w:ins w:id="1096" w:author="Guo Zi Qiang Robin" w:date="2026-10-08T12:00:00Z"/>
+                <w:ins w:id="83" w:author="Guo Zi Qiang Robin" w:date="2026-10-08T12:00:00Z"/>
               </w:rPr>
             </w:pPr>
           </w:p>
@@ -4552,7 +4558,7 @@
               <w:ind w:left="0"/>
               <w:jc w:val="center"/>
               <w:rPr>
-                <w:ins w:id="1097" w:author="Guo Zi Qiang Robin" w:date="2026-10-08T12:00:00Z"/>
+                <w:ins w:id="84" w:author="Guo Zi Qiang Robin" w:date="2026-10-08T12:00:00Z"/>
               </w:rPr>
             </w:pPr>
           </w:p>
@@ -4569,7 +4575,7 @@
               <w:ind w:left="0"/>
               <w:jc w:val="center"/>
               <w:rPr>
-                <w:ins w:id="1098" w:author="Guo Zi Qiang Robin" w:date="2026-10-08T12:00:00Z"/>
+                <w:ins w:id="85" w:author="Guo Zi Qiang Robin" w:date="2026-10-08T12:00:00Z"/>
               </w:rPr>
             </w:pPr>
           </w:p>
@@ -4586,17 +4592,17 @@
               <w:ind w:left="0"/>
               <w:jc w:val="center"/>
               <w:rPr>
-                <w:ins w:id="1099" w:author="Guo Zi Qiang Robin" w:date="2026-10-08T12:00:00Z"/>
-              </w:rPr>
-            </w:pPr>
-            <w:ins w:id="1100" w:author="Guo Zi Qiang Robin" w:date="2026-10-08T12:00:00Z">
+                <w:ins w:id="86" w:author="Guo Zi Qiang Robin" w:date="2026-10-08T12:00:00Z"/>
+              </w:rPr>
+            </w:pPr>
+            <w:ins w:id="87" w:author="Guo Zi Qiang Robin" w:date="2026-10-08T12:00:00Z">
               <w:r>
                 <w:rPr>
                   <w:b/>
                   <w:sz w:val="18"/>
                   <w:szCs w:val="18"/>
                 </w:rPr>
-                <w:t xml:space="preserve">M</w:t>
+                <w:t>M</w:t>
               </w:r>
             </w:ins>
           </w:p>
@@ -4613,7 +4619,7 @@
               <w:ind w:left="0"/>
               <w:jc w:val="center"/>
               <w:rPr>
-                <w:ins w:id="1101" w:author="Guo Zi Qiang Robin" w:date="2026-10-08T12:00:00Z"/>
+                <w:ins w:id="88" w:author="Guo Zi Qiang Robin" w:date="2026-10-08T12:00:00Z"/>
               </w:rPr>
             </w:pPr>
           </w:p>
@@ -4621,7 +4627,7 @@
       </w:tr>
       <w:tr>
         <w:trPr>
-          <w:ins w:id="1113" w:author="Guo Zi Qiang Robin" w:date="2026-10-08T12:00:00Z"/>
+          <w:ins w:id="89" w:author="Guo Zi Qiang Robin" w:date="2026-10-08T12:00:00Z"/>
         </w:trPr>
         <w:tc>
           <w:tcPr>
@@ -4635,16 +4641,16 @@
               <w:ind w:left="0"/>
               <w:jc w:val="left"/>
               <w:rPr>
-                <w:ins w:id="1103" w:author="Guo Zi Qiang Robin" w:date="2026-10-08T12:00:00Z"/>
-              </w:rPr>
-            </w:pPr>
-            <w:ins w:id="1104" w:author="Guo Zi Qiang Robin" w:date="2026-10-08T12:00:00Z">
+                <w:ins w:id="90" w:author="Guo Zi Qiang Robin" w:date="2026-10-08T12:00:00Z"/>
+              </w:rPr>
+            </w:pPr>
+            <w:ins w:id="91" w:author="Guo Zi Qiang Robin" w:date="2026-10-08T12:00:00Z">
               <w:r>
                 <w:rPr>
                   <w:sz w:val="18"/>
                   <w:szCs w:val="18"/>
                 </w:rPr>
-                <w:t xml:space="preserve">Capstone period ends (31 Mar)</w:t>
+                <w:t>Capstone period ends (31 Mar)</w:t>
               </w:r>
             </w:ins>
           </w:p>
@@ -4661,7 +4667,7 @@
               <w:ind w:left="0"/>
               <w:jc w:val="center"/>
               <w:rPr>
-                <w:ins w:id="1105" w:author="Guo Zi Qiang Robin" w:date="2026-10-08T12:00:00Z"/>
+                <w:ins w:id="92" w:author="Guo Zi Qiang Robin" w:date="2026-10-08T12:00:00Z"/>
               </w:rPr>
             </w:pPr>
           </w:p>
@@ -4678,7 +4684,7 @@
               <w:ind w:left="0"/>
               <w:jc w:val="center"/>
               <w:rPr>
-                <w:ins w:id="1106" w:author="Guo Zi Qiang Robin" w:date="2026-10-08T12:00:00Z"/>
+                <w:ins w:id="93" w:author="Guo Zi Qiang Robin" w:date="2026-10-08T12:00:00Z"/>
               </w:rPr>
             </w:pPr>
           </w:p>
@@ -4695,7 +4701,7 @@
               <w:ind w:left="0"/>
               <w:jc w:val="center"/>
               <w:rPr>
-                <w:ins w:id="1107" w:author="Guo Zi Qiang Robin" w:date="2026-10-08T12:00:00Z"/>
+                <w:ins w:id="94" w:author="Guo Zi Qiang Robin" w:date="2026-10-08T12:00:00Z"/>
               </w:rPr>
             </w:pPr>
           </w:p>
@@ -4712,7 +4718,7 @@
               <w:ind w:left="0"/>
               <w:jc w:val="center"/>
               <w:rPr>
-                <w:ins w:id="1108" w:author="Guo Zi Qiang Robin" w:date="2026-10-08T12:00:00Z"/>
+                <w:ins w:id="95" w:author="Guo Zi Qiang Robin" w:date="2026-10-08T12:00:00Z"/>
               </w:rPr>
             </w:pPr>
           </w:p>
@@ -4729,7 +4735,7 @@
               <w:ind w:left="0"/>
               <w:jc w:val="center"/>
               <w:rPr>
-                <w:ins w:id="1109" w:author="Guo Zi Qiang Robin" w:date="2026-10-08T12:00:00Z"/>
+                <w:ins w:id="96" w:author="Guo Zi Qiang Robin" w:date="2026-10-08T12:00:00Z"/>
               </w:rPr>
             </w:pPr>
           </w:p>
@@ -4746,17 +4752,17 @@
               <w:ind w:left="0"/>
               <w:jc w:val="center"/>
               <w:rPr>
-                <w:ins w:id="1110" w:author="Guo Zi Qiang Robin" w:date="2026-10-08T12:00:00Z"/>
-              </w:rPr>
-            </w:pPr>
-            <w:ins w:id="1111" w:author="Guo Zi Qiang Robin" w:date="2026-10-08T12:00:00Z">
+                <w:ins w:id="97" w:author="Guo Zi Qiang Robin" w:date="2026-10-08T12:00:00Z"/>
+              </w:rPr>
+            </w:pPr>
+            <w:ins w:id="98" w:author="Guo Zi Qiang Robin" w:date="2026-10-08T12:00:00Z">
               <w:r>
                 <w:rPr>
                   <w:b/>
                   <w:sz w:val="18"/>
                   <w:szCs w:val="18"/>
                 </w:rPr>
-                <w:t xml:space="preserve">M</w:t>
+                <w:t>M</w:t>
               </w:r>
             </w:ins>
           </w:p>
@@ -4773,7 +4779,7 @@
               <w:ind w:left="0"/>
               <w:jc w:val="center"/>
               <w:rPr>
-                <w:ins w:id="1112" w:author="Guo Zi Qiang Robin" w:date="2026-10-08T12:00:00Z"/>
+                <w:ins w:id="99" w:author="Guo Zi Qiang Robin" w:date="2026-10-08T12:00:00Z"/>
               </w:rPr>
             </w:pPr>
           </w:p>
@@ -4781,7 +4787,7 @@
       </w:tr>
       <w:tr>
         <w:trPr>
-          <w:ins w:id="1124" w:author="Guo Zi Qiang Robin" w:date="2026-10-08T12:00:00Z"/>
+          <w:ins w:id="100" w:author="Guo Zi Qiang Robin" w:date="2026-10-08T12:00:00Z"/>
         </w:trPr>
         <w:tc>
           <w:tcPr>
@@ -4795,16 +4801,16 @@
               <w:ind w:left="0"/>
               <w:jc w:val="left"/>
               <w:rPr>
-                <w:ins w:id="1114" w:author="Guo Zi Qiang Robin" w:date="2026-10-08T12:00:00Z"/>
-              </w:rPr>
-            </w:pPr>
-            <w:ins w:id="1115" w:author="Guo Zi Qiang Robin" w:date="2026-10-08T12:00:00Z">
+                <w:ins w:id="101" w:author="Guo Zi Qiang Robin" w:date="2026-10-08T12:00:00Z"/>
+              </w:rPr>
+            </w:pPr>
+            <w:ins w:id="102" w:author="Guo Zi Qiang Robin" w:date="2026-10-08T12:00:00Z">
               <w:r>
                 <w:rPr>
                   <w:sz w:val="18"/>
                   <w:szCs w:val="18"/>
                 </w:rPr>
-                <w:t xml:space="preserve">Final Presentation (11 Apr)</w:t>
+                <w:t>Final Presentation (11 Apr)</w:t>
               </w:r>
             </w:ins>
           </w:p>
@@ -4821,7 +4827,7 @@
               <w:ind w:left="0"/>
               <w:jc w:val="center"/>
               <w:rPr>
-                <w:ins w:id="1116" w:author="Guo Zi Qiang Robin" w:date="2026-10-08T12:00:00Z"/>
+                <w:ins w:id="103" w:author="Guo Zi Qiang Robin" w:date="2026-10-08T12:00:00Z"/>
               </w:rPr>
             </w:pPr>
           </w:p>
@@ -4838,7 +4844,7 @@
               <w:ind w:left="0"/>
               <w:jc w:val="center"/>
               <w:rPr>
-                <w:ins w:id="1117" w:author="Guo Zi Qiang Robin" w:date="2026-10-08T12:00:00Z"/>
+                <w:ins w:id="104" w:author="Guo Zi Qiang Robin" w:date="2026-10-08T12:00:00Z"/>
               </w:rPr>
             </w:pPr>
           </w:p>
@@ -4855,7 +4861,7 @@
               <w:ind w:left="0"/>
               <w:jc w:val="center"/>
               <w:rPr>
-                <w:ins w:id="1118" w:author="Guo Zi Qiang Robin" w:date="2026-10-08T12:00:00Z"/>
+                <w:ins w:id="105" w:author="Guo Zi Qiang Robin" w:date="2026-10-08T12:00:00Z"/>
               </w:rPr>
             </w:pPr>
           </w:p>
@@ -4872,7 +4878,7 @@
               <w:ind w:left="0"/>
               <w:jc w:val="center"/>
               <w:rPr>
-                <w:ins w:id="1119" w:author="Guo Zi Qiang Robin" w:date="2026-10-08T12:00:00Z"/>
+                <w:ins w:id="106" w:author="Guo Zi Qiang Robin" w:date="2026-10-08T12:00:00Z"/>
               </w:rPr>
             </w:pPr>
           </w:p>
@@ -4889,7 +4895,7 @@
               <w:ind w:left="0"/>
               <w:jc w:val="center"/>
               <w:rPr>
-                <w:ins w:id="1120" w:author="Guo Zi Qiang Robin" w:date="2026-10-08T12:00:00Z"/>
+                <w:ins w:id="107" w:author="Guo Zi Qiang Robin" w:date="2026-10-08T12:00:00Z"/>
               </w:rPr>
             </w:pPr>
           </w:p>
@@ -4906,7 +4912,7 @@
               <w:ind w:left="0"/>
               <w:jc w:val="center"/>
               <w:rPr>
-                <w:ins w:id="1121" w:author="Guo Zi Qiang Robin" w:date="2026-10-08T12:00:00Z"/>
+                <w:ins w:id="108" w:author="Guo Zi Qiang Robin" w:date="2026-10-08T12:00:00Z"/>
               </w:rPr>
             </w:pPr>
           </w:p>
@@ -4923,17 +4929,17 @@
               <w:ind w:left="0"/>
               <w:jc w:val="center"/>
               <w:rPr>
-                <w:ins w:id="1122" w:author="Guo Zi Qiang Robin" w:date="2026-10-08T12:00:00Z"/>
-              </w:rPr>
-            </w:pPr>
-            <w:ins w:id="1123" w:author="Guo Zi Qiang Robin" w:date="2026-10-08T12:00:00Z">
+                <w:ins w:id="109" w:author="Guo Zi Qiang Robin" w:date="2026-10-08T12:00:00Z"/>
+              </w:rPr>
+            </w:pPr>
+            <w:ins w:id="110" w:author="Guo Zi Qiang Robin" w:date="2026-10-08T12:00:00Z">
               <w:r>
                 <w:rPr>
                   <w:b/>
                   <w:sz w:val="18"/>
                   <w:szCs w:val="18"/>
                 </w:rPr>
-                <w:t xml:space="preserve">M</w:t>
+                <w:t>M</w:t>
               </w:r>
             </w:ins>
           </w:p>
@@ -4941,7 +4947,7 @@
       </w:tr>
       <w:tr>
         <w:trPr>
-          <w:ins w:id="1127" w:author="Guo Zi Qiang Robin" w:date="2026-10-08T12:00:00Z"/>
+          <w:ins w:id="111" w:author="Guo Zi Qiang Robin" w:date="2026-10-08T12:00:00Z"/>
         </w:trPr>
         <w:tc>
           <w:tcPr>
@@ -4957,17 +4963,17 @@
               <w:ind w:left="0"/>
               <w:jc w:val="left"/>
               <w:rPr>
-                <w:ins w:id="1125" w:author="Guo Zi Qiang Robin" w:date="2026-10-08T12:00:00Z"/>
-              </w:rPr>
-            </w:pPr>
-            <w:ins w:id="1126" w:author="Guo Zi Qiang Robin" w:date="2026-10-08T12:00:00Z">
+                <w:ins w:id="112" w:author="Guo Zi Qiang Robin" w:date="2026-10-08T12:00:00Z"/>
+              </w:rPr>
+            </w:pPr>
+            <w:ins w:id="113" w:author="Guo Zi Qiang Robin" w:date="2026-10-08T12:00:00Z">
               <w:r>
                 <w:rPr>
                   <w:b/>
                   <w:sz w:val="18"/>
                   <w:szCs w:val="18"/>
                 </w:rPr>
-                <w:t xml:space="preserve">Workstream 1: Guardrail Evaluation Test Bench</w:t>
+                <w:t>Workstream 1: Guardrail Evaluation Test Bench</w:t>
               </w:r>
             </w:ins>
           </w:p>
@@ -4975,7 +4981,7 @@
       </w:tr>
       <w:tr>
         <w:trPr>
-          <w:ins w:id="1139" w:author="Guo Zi Qiang Robin" w:date="2026-10-08T12:00:00Z"/>
+          <w:ins w:id="114" w:author="Guo Zi Qiang Robin" w:date="2026-10-08T12:00:00Z"/>
         </w:trPr>
         <w:tc>
           <w:tcPr>
@@ -4989,16 +4995,16 @@
               <w:ind w:left="0"/>
               <w:jc w:val="left"/>
               <w:rPr>
-                <w:ins w:id="1128" w:author="Guo Zi Qiang Robin" w:date="2026-10-08T12:00:00Z"/>
-              </w:rPr>
-            </w:pPr>
-            <w:ins w:id="1129" w:author="Guo Zi Qiang Robin" w:date="2026-10-08T12:00:00Z">
+                <w:ins w:id="115" w:author="Guo Zi Qiang Robin" w:date="2026-10-08T12:00:00Z"/>
+              </w:rPr>
+            </w:pPr>
+            <w:ins w:id="116" w:author="Guo Zi Qiang Robin" w:date="2026-10-08T12:00:00Z">
               <w:r>
                 <w:rPr>
                   <w:sz w:val="18"/>
                   <w:szCs w:val="18"/>
                 </w:rPr>
-                <w:t xml:space="preserve">Complete research; build evaluation harness</w:t>
+                <w:t>Complete research; build evaluation harness</w:t>
               </w:r>
             </w:ins>
           </w:p>
@@ -5016,16 +5022,16 @@
               <w:ind w:left="0"/>
               <w:jc w:val="center"/>
               <w:rPr>
-                <w:ins w:id="1130" w:author="Guo Zi Qiang Robin" w:date="2026-10-08T12:00:00Z"/>
-              </w:rPr>
-            </w:pPr>
-            <w:ins w:id="1131" w:author="Guo Zi Qiang Robin" w:date="2026-10-08T12:00:00Z">
+                <w:ins w:id="117" w:author="Guo Zi Qiang Robin" w:date="2026-10-08T12:00:00Z"/>
+              </w:rPr>
+            </w:pPr>
+            <w:ins w:id="118" w:author="Guo Zi Qiang Robin" w:date="2026-10-08T12:00:00Z">
               <w:r>
                 <w:rPr>
                   <w:sz w:val="18"/>
                   <w:szCs w:val="18"/>
                 </w:rPr>
-                <w:t xml:space="preserve">X</w:t>
+                <w:t>X</w:t>
               </w:r>
             </w:ins>
           </w:p>
@@ -5043,16 +5049,16 @@
               <w:ind w:left="0"/>
               <w:jc w:val="center"/>
               <w:rPr>
-                <w:ins w:id="1132" w:author="Guo Zi Qiang Robin" w:date="2026-10-08T12:00:00Z"/>
-              </w:rPr>
-            </w:pPr>
-            <w:ins w:id="1133" w:author="Guo Zi Qiang Robin" w:date="2026-10-08T12:00:00Z">
+                <w:ins w:id="119" w:author="Guo Zi Qiang Robin" w:date="2026-10-08T12:00:00Z"/>
+              </w:rPr>
+            </w:pPr>
+            <w:ins w:id="120" w:author="Guo Zi Qiang Robin" w:date="2026-10-08T12:00:00Z">
               <w:r>
                 <w:rPr>
                   <w:sz w:val="18"/>
                   <w:szCs w:val="18"/>
                 </w:rPr>
-                <w:t xml:space="preserve">X</w:t>
+                <w:t>X</w:t>
               </w:r>
             </w:ins>
           </w:p>
@@ -5069,7 +5075,7 @@
               <w:ind w:left="0"/>
               <w:jc w:val="center"/>
               <w:rPr>
-                <w:ins w:id="1134" w:author="Guo Zi Qiang Robin" w:date="2026-10-08T12:00:00Z"/>
+                <w:ins w:id="121" w:author="Guo Zi Qiang Robin" w:date="2026-10-08T12:00:00Z"/>
               </w:rPr>
             </w:pPr>
           </w:p>
@@ -5086,7 +5092,7 @@
               <w:ind w:left="0"/>
               <w:jc w:val="center"/>
               <w:rPr>
-                <w:ins w:id="1135" w:author="Guo Zi Qiang Robin" w:date="2026-10-08T12:00:00Z"/>
+                <w:ins w:id="122" w:author="Guo Zi Qiang Robin" w:date="2026-10-08T12:00:00Z"/>
               </w:rPr>
             </w:pPr>
           </w:p>
@@ -5103,7 +5109,7 @@
               <w:ind w:left="0"/>
               <w:jc w:val="center"/>
               <w:rPr>
-                <w:ins w:id="1136" w:author="Guo Zi Qiang Robin" w:date="2026-10-08T12:00:00Z"/>
+                <w:ins w:id="123" w:author="Guo Zi Qiang Robin" w:date="2026-10-08T12:00:00Z"/>
               </w:rPr>
             </w:pPr>
           </w:p>
@@ -5120,7 +5126,7 @@
               <w:ind w:left="0"/>
               <w:jc w:val="center"/>
               <w:rPr>
-                <w:ins w:id="1137" w:author="Guo Zi Qiang Robin" w:date="2026-10-08T12:00:00Z"/>
+                <w:ins w:id="124" w:author="Guo Zi Qiang Robin" w:date="2026-10-08T12:00:00Z"/>
               </w:rPr>
             </w:pPr>
           </w:p>
@@ -5137,7 +5143,7 @@
               <w:ind w:left="0"/>
               <w:jc w:val="center"/>
               <w:rPr>
-                <w:ins w:id="1138" w:author="Guo Zi Qiang Robin" w:date="2026-10-08T12:00:00Z"/>
+                <w:ins w:id="125" w:author="Guo Zi Qiang Robin" w:date="2026-10-08T12:00:00Z"/>
               </w:rPr>
             </w:pPr>
           </w:p>
@@ -5145,7 +5151,7 @@
       </w:tr>
       <w:tr>
         <w:trPr>
-          <w:ins w:id="1151" w:author="Guo Zi Qiang Robin" w:date="2026-10-08T12:00:00Z"/>
+          <w:ins w:id="126" w:author="Guo Zi Qiang Robin" w:date="2026-10-08T12:00:00Z"/>
         </w:trPr>
         <w:tc>
           <w:tcPr>
@@ -5159,16 +5165,16 @@
               <w:ind w:left="0"/>
               <w:jc w:val="left"/>
               <w:rPr>
-                <w:ins w:id="1140" w:author="Guo Zi Qiang Robin" w:date="2026-10-08T12:00:00Z"/>
-              </w:rPr>
-            </w:pPr>
-            <w:ins w:id="1141" w:author="Guo Zi Qiang Robin" w:date="2026-10-08T12:00:00Z">
+                <w:ins w:id="127" w:author="Guo Zi Qiang Robin" w:date="2026-10-08T12:00:00Z"/>
+              </w:rPr>
+            </w:pPr>
+            <w:ins w:id="128" w:author="Guo Zi Qiang Robin" w:date="2026-10-08T12:00:00Z">
               <w:r>
                 <w:rPr>
                   <w:sz w:val="18"/>
                   <w:szCs w:val="18"/>
                 </w:rPr>
-                <w:t xml:space="preserve">Run Tier 1 evaluation (results 1 Dec)</w:t>
+                <w:t>Run Tier 1 evaluation (results 1 Dec)</w:t>
               </w:r>
             </w:ins>
           </w:p>
@@ -5185,7 +5191,7 @@
               <w:ind w:left="0"/>
               <w:jc w:val="center"/>
               <w:rPr>
-                <w:ins w:id="1142" w:author="Guo Zi Qiang Robin" w:date="2026-10-08T12:00:00Z"/>
+                <w:ins w:id="129" w:author="Guo Zi Qiang Robin" w:date="2026-10-08T12:00:00Z"/>
               </w:rPr>
             </w:pPr>
           </w:p>
@@ -5203,16 +5209,16 @@
               <w:ind w:left="0"/>
               <w:jc w:val="center"/>
               <w:rPr>
-                <w:ins w:id="1143" w:author="Guo Zi Qiang Robin" w:date="2026-10-08T12:00:00Z"/>
-              </w:rPr>
-            </w:pPr>
-            <w:ins w:id="1144" w:author="Guo Zi Qiang Robin" w:date="2026-10-08T12:00:00Z">
+                <w:ins w:id="130" w:author="Guo Zi Qiang Robin" w:date="2026-10-08T12:00:00Z"/>
+              </w:rPr>
+            </w:pPr>
+            <w:ins w:id="131" w:author="Guo Zi Qiang Robin" w:date="2026-10-08T12:00:00Z">
               <w:r>
                 <w:rPr>
                   <w:sz w:val="18"/>
                   <w:szCs w:val="18"/>
                 </w:rPr>
-                <w:t xml:space="preserve">X</w:t>
+                <w:t>X</w:t>
               </w:r>
             </w:ins>
           </w:p>
@@ -5229,17 +5235,17 @@
               <w:ind w:left="0"/>
               <w:jc w:val="center"/>
               <w:rPr>
-                <w:ins w:id="1145" w:author="Guo Zi Qiang Robin" w:date="2026-10-08T12:00:00Z"/>
-              </w:rPr>
-            </w:pPr>
-            <w:ins w:id="1146" w:author="Guo Zi Qiang Robin" w:date="2026-10-08T12:00:00Z">
+                <w:ins w:id="132" w:author="Guo Zi Qiang Robin" w:date="2026-10-08T12:00:00Z"/>
+              </w:rPr>
+            </w:pPr>
+            <w:ins w:id="133" w:author="Guo Zi Qiang Robin" w:date="2026-10-08T12:00:00Z">
               <w:r>
                 <w:rPr>
                   <w:b/>
                   <w:sz w:val="18"/>
                   <w:szCs w:val="18"/>
                 </w:rPr>
-                <w:t xml:space="preserve">M</w:t>
+                <w:t>M</w:t>
               </w:r>
             </w:ins>
           </w:p>
@@ -5256,7 +5262,7 @@
               <w:ind w:left="0"/>
               <w:jc w:val="center"/>
               <w:rPr>
-                <w:ins w:id="1147" w:author="Guo Zi Qiang Robin" w:date="2026-10-08T12:00:00Z"/>
+                <w:ins w:id="134" w:author="Guo Zi Qiang Robin" w:date="2026-10-08T12:00:00Z"/>
               </w:rPr>
             </w:pPr>
           </w:p>
@@ -5273,7 +5279,7 @@
               <w:ind w:left="0"/>
               <w:jc w:val="center"/>
               <w:rPr>
-                <w:ins w:id="1148" w:author="Guo Zi Qiang Robin" w:date="2026-10-08T12:00:00Z"/>
+                <w:ins w:id="135" w:author="Guo Zi Qiang Robin" w:date="2026-10-08T12:00:00Z"/>
               </w:rPr>
             </w:pPr>
           </w:p>
@@ -5290,7 +5296,7 @@
               <w:ind w:left="0"/>
               <w:jc w:val="center"/>
               <w:rPr>
-                <w:ins w:id="1149" w:author="Guo Zi Qiang Robin" w:date="2026-10-08T12:00:00Z"/>
+                <w:ins w:id="136" w:author="Guo Zi Qiang Robin" w:date="2026-10-08T12:00:00Z"/>
               </w:rPr>
             </w:pPr>
           </w:p>
@@ -5307,7 +5313,7 @@
               <w:ind w:left="0"/>
               <w:jc w:val="center"/>
               <w:rPr>
-                <w:ins w:id="1150" w:author="Guo Zi Qiang Robin" w:date="2026-10-08T12:00:00Z"/>
+                <w:ins w:id="137" w:author="Guo Zi Qiang Robin" w:date="2026-10-08T12:00:00Z"/>
               </w:rPr>
             </w:pPr>
           </w:p>
@@ -5315,7 +5321,7 @@
       </w:tr>
       <w:tr>
         <w:trPr>
-          <w:ins w:id="1162" w:author="Guo Zi Qiang Robin" w:date="2026-10-08T12:00:00Z"/>
+          <w:ins w:id="138" w:author="Guo Zi Qiang Robin" w:date="2026-10-08T12:00:00Z"/>
         </w:trPr>
         <w:tc>
           <w:tcPr>
@@ -5329,16 +5335,16 @@
               <w:ind w:left="0"/>
               <w:jc w:val="left"/>
               <w:rPr>
-                <w:ins w:id="1152" w:author="Guo Zi Qiang Robin" w:date="2026-10-08T12:00:00Z"/>
-              </w:rPr>
-            </w:pPr>
-            <w:ins w:id="1153" w:author="Guo Zi Qiang Robin" w:date="2026-10-08T12:00:00Z">
+                <w:ins w:id="139" w:author="Guo Zi Qiang Robin" w:date="2026-10-08T12:00:00Z"/>
+              </w:rPr>
+            </w:pPr>
+            <w:ins w:id="140" w:author="Guo Zi Qiang Robin" w:date="2026-10-08T12:00:00Z">
               <w:r>
                 <w:rPr>
                   <w:sz w:val="18"/>
                   <w:szCs w:val="18"/>
                 </w:rPr>
-                <w:t xml:space="preserve">Test bench evaluation report; tidy code and dataset</w:t>
+                <w:t>Test bench evaluation report; tidy code and dataset</w:t>
               </w:r>
             </w:ins>
           </w:p>
@@ -5355,7 +5361,7 @@
               <w:ind w:left="0"/>
               <w:jc w:val="center"/>
               <w:rPr>
-                <w:ins w:id="1154" w:author="Guo Zi Qiang Robin" w:date="2026-10-08T12:00:00Z"/>
+                <w:ins w:id="141" w:author="Guo Zi Qiang Robin" w:date="2026-10-08T12:00:00Z"/>
               </w:rPr>
             </w:pPr>
           </w:p>
@@ -5372,7 +5378,7 @@
               <w:ind w:left="0"/>
               <w:jc w:val="center"/>
               <w:rPr>
-                <w:ins w:id="1155" w:author="Guo Zi Qiang Robin" w:date="2026-10-08T12:00:00Z"/>
+                <w:ins w:id="142" w:author="Guo Zi Qiang Robin" w:date="2026-10-08T12:00:00Z"/>
               </w:rPr>
             </w:pPr>
           </w:p>
@@ -5390,16 +5396,16 @@
               <w:ind w:left="0"/>
               <w:jc w:val="center"/>
               <w:rPr>
-                <w:ins w:id="1156" w:author="Guo Zi Qiang Robin" w:date="2026-10-08T12:00:00Z"/>
-              </w:rPr>
-            </w:pPr>
-            <w:ins w:id="1157" w:author="Guo Zi Qiang Robin" w:date="2026-10-08T12:00:00Z">
+                <w:ins w:id="143" w:author="Guo Zi Qiang Robin" w:date="2026-10-08T12:00:00Z"/>
+              </w:rPr>
+            </w:pPr>
+            <w:ins w:id="144" w:author="Guo Zi Qiang Robin" w:date="2026-10-08T12:00:00Z">
               <w:r>
                 <w:rPr>
                   <w:sz w:val="18"/>
                   <w:szCs w:val="18"/>
                 </w:rPr>
-                <w:t xml:space="preserve">X</w:t>
+                <w:t>X</w:t>
               </w:r>
             </w:ins>
           </w:p>
@@ -5416,7 +5422,7 @@
               <w:ind w:left="0"/>
               <w:jc w:val="center"/>
               <w:rPr>
-                <w:ins w:id="1158" w:author="Guo Zi Qiang Robin" w:date="2026-10-08T12:00:00Z"/>
+                <w:ins w:id="145" w:author="Guo Zi Qiang Robin" w:date="2026-10-08T12:00:00Z"/>
               </w:rPr>
             </w:pPr>
           </w:p>
@@ -5433,7 +5439,7 @@
               <w:ind w:left="0"/>
               <w:jc w:val="center"/>
               <w:rPr>
-                <w:ins w:id="1159" w:author="Guo Zi Qiang Robin" w:date="2026-10-08T12:00:00Z"/>
+                <w:ins w:id="146" w:author="Guo Zi Qiang Robin" w:date="2026-10-08T12:00:00Z"/>
               </w:rPr>
             </w:pPr>
           </w:p>
@@ -5450,7 +5456,7 @@
               <w:ind w:left="0"/>
               <w:jc w:val="center"/>
               <w:rPr>
-                <w:ins w:id="1160" w:author="Guo Zi Qiang Robin" w:date="2026-10-08T12:00:00Z"/>
+                <w:ins w:id="147" w:author="Guo Zi Qiang Robin" w:date="2026-10-08T12:00:00Z"/>
               </w:rPr>
             </w:pPr>
           </w:p>
@@ -5467,7 +5473,7 @@
               <w:ind w:left="0"/>
               <w:jc w:val="center"/>
               <w:rPr>
-                <w:ins w:id="1161" w:author="Guo Zi Qiang Robin" w:date="2026-10-08T12:00:00Z"/>
+                <w:ins w:id="148" w:author="Guo Zi Qiang Robin" w:date="2026-10-08T12:00:00Z"/>
               </w:rPr>
             </w:pPr>
           </w:p>
@@ -5475,7 +5481,7 @@
       </w:tr>
       <w:tr>
         <w:trPr>
-          <w:ins w:id="1165" w:author="Guo Zi Qiang Robin" w:date="2026-10-08T12:00:00Z"/>
+          <w:ins w:id="149" w:author="Guo Zi Qiang Robin" w:date="2026-10-08T12:00:00Z"/>
         </w:trPr>
         <w:tc>
           <w:tcPr>
@@ -5491,17 +5497,17 @@
               <w:ind w:left="0"/>
               <w:jc w:val="left"/>
               <w:rPr>
-                <w:ins w:id="1163" w:author="Guo Zi Qiang Robin" w:date="2026-10-08T12:00:00Z"/>
-              </w:rPr>
-            </w:pPr>
-            <w:ins w:id="1164" w:author="Guo Zi Qiang Robin" w:date="2026-10-08T12:00:00Z">
+                <w:ins w:id="150" w:author="Guo Zi Qiang Robin" w:date="2026-10-08T12:00:00Z"/>
+              </w:rPr>
+            </w:pPr>
+            <w:ins w:id="151" w:author="Guo Zi Qiang Robin" w:date="2026-10-08T12:00:00Z">
               <w:r>
                 <w:rPr>
                   <w:b/>
                   <w:sz w:val="18"/>
                   <w:szCs w:val="18"/>
                 </w:rPr>
-                <w:t xml:space="preserve">Workstream 2: Beacon</w:t>
+                <w:t>Workstream 2: Beacon</w:t>
               </w:r>
             </w:ins>
           </w:p>
@@ -5509,7 +5515,7 @@
       </w:tr>
       <w:tr>
         <w:trPr>
-          <w:ins w:id="1177" w:author="Guo Zi Qiang Robin" w:date="2026-10-08T12:00:00Z"/>
+          <w:ins w:id="152" w:author="Guo Zi Qiang Robin" w:date="2026-10-08T12:00:00Z"/>
         </w:trPr>
         <w:tc>
           <w:tcPr>
@@ -5523,16 +5529,16 @@
               <w:ind w:left="0"/>
               <w:jc w:val="left"/>
               <w:rPr>
-                <w:ins w:id="1166" w:author="Guo Zi Qiang Robin" w:date="2026-10-08T12:00:00Z"/>
-              </w:rPr>
-            </w:pPr>
-            <w:ins w:id="1167" w:author="Guo Zi Qiang Robin" w:date="2026-10-08T12:00:00Z">
+                <w:ins w:id="153" w:author="Guo Zi Qiang Robin" w:date="2026-10-08T12:00:00Z"/>
+              </w:rPr>
+            </w:pPr>
+            <w:ins w:id="154" w:author="Guo Zi Qiang Robin" w:date="2026-10-08T12:00:00Z">
               <w:r>
                 <w:rPr>
                   <w:sz w:val="18"/>
                   <w:szCs w:val="18"/>
                 </w:rPr>
-                <w:t xml:space="preserve">Design (low intensity)</w:t>
+                <w:t>Design (low intensity)</w:t>
               </w:r>
             </w:ins>
           </w:p>
@@ -5550,16 +5556,16 @@
               <w:ind w:left="0"/>
               <w:jc w:val="center"/>
               <w:rPr>
-                <w:ins w:id="1168" w:author="Guo Zi Qiang Robin" w:date="2026-10-08T12:00:00Z"/>
-              </w:rPr>
-            </w:pPr>
-            <w:ins w:id="1169" w:author="Guo Zi Qiang Robin" w:date="2026-10-08T12:00:00Z">
+                <w:ins w:id="155" w:author="Guo Zi Qiang Robin" w:date="2026-10-08T12:00:00Z"/>
+              </w:rPr>
+            </w:pPr>
+            <w:ins w:id="156" w:author="Guo Zi Qiang Robin" w:date="2026-10-08T12:00:00Z">
               <w:r>
                 <w:rPr>
                   <w:sz w:val="18"/>
                   <w:szCs w:val="18"/>
                 </w:rPr>
-                <w:t xml:space="preserve">X</w:t>
+                <w:t>X</w:t>
               </w:r>
             </w:ins>
           </w:p>
@@ -5577,16 +5583,16 @@
               <w:ind w:left="0"/>
               <w:jc w:val="center"/>
               <w:rPr>
-                <w:ins w:id="1170" w:author="Guo Zi Qiang Robin" w:date="2026-10-08T12:00:00Z"/>
-              </w:rPr>
-            </w:pPr>
-            <w:ins w:id="1171" w:author="Guo Zi Qiang Robin" w:date="2026-10-08T12:00:00Z">
+                <w:ins w:id="157" w:author="Guo Zi Qiang Robin" w:date="2026-10-08T12:00:00Z"/>
+              </w:rPr>
+            </w:pPr>
+            <w:ins w:id="158" w:author="Guo Zi Qiang Robin" w:date="2026-10-08T12:00:00Z">
               <w:r>
                 <w:rPr>
                   <w:sz w:val="18"/>
                   <w:szCs w:val="18"/>
                 </w:rPr>
-                <w:t xml:space="preserve">X</w:t>
+                <w:t>X</w:t>
               </w:r>
             </w:ins>
           </w:p>
@@ -5603,7 +5609,7 @@
               <w:ind w:left="0"/>
               <w:jc w:val="center"/>
               <w:rPr>
-                <w:ins w:id="1172" w:author="Guo Zi Qiang Robin" w:date="2026-10-08T12:00:00Z"/>
+                <w:ins w:id="159" w:author="Guo Zi Qiang Robin" w:date="2026-10-08T12:00:00Z"/>
               </w:rPr>
             </w:pPr>
           </w:p>
@@ -5620,7 +5626,7 @@
               <w:ind w:left="0"/>
               <w:jc w:val="center"/>
               <w:rPr>
-                <w:ins w:id="1173" w:author="Guo Zi Qiang Robin" w:date="2026-10-08T12:00:00Z"/>
+                <w:ins w:id="160" w:author="Guo Zi Qiang Robin" w:date="2026-10-08T12:00:00Z"/>
               </w:rPr>
             </w:pPr>
           </w:p>
@@ -5637,7 +5643,7 @@
               <w:ind w:left="0"/>
               <w:jc w:val="center"/>
               <w:rPr>
-                <w:ins w:id="1174" w:author="Guo Zi Qiang Robin" w:date="2026-10-08T12:00:00Z"/>
+                <w:ins w:id="161" w:author="Guo Zi Qiang Robin" w:date="2026-10-08T12:00:00Z"/>
               </w:rPr>
             </w:pPr>
           </w:p>
@@ -5654,7 +5660,7 @@
               <w:ind w:left="0"/>
               <w:jc w:val="center"/>
               <w:rPr>
-                <w:ins w:id="1175" w:author="Guo Zi Qiang Robin" w:date="2026-10-08T12:00:00Z"/>
+                <w:ins w:id="162" w:author="Guo Zi Qiang Robin" w:date="2026-10-08T12:00:00Z"/>
               </w:rPr>
             </w:pPr>
           </w:p>
@@ -5671,7 +5677,7 @@
               <w:ind w:left="0"/>
               <w:jc w:val="center"/>
               <w:rPr>
-                <w:ins w:id="1176" w:author="Guo Zi Qiang Robin" w:date="2026-10-08T12:00:00Z"/>
+                <w:ins w:id="163" w:author="Guo Zi Qiang Robin" w:date="2026-10-08T12:00:00Z"/>
               </w:rPr>
             </w:pPr>
           </w:p>
@@ -5679,7 +5685,7 @@
       </w:tr>
       <w:tr>
         <w:trPr>
-          <w:ins w:id="1189" w:author="Guo Zi Qiang Robin" w:date="2026-10-08T12:00:00Z"/>
+          <w:ins w:id="164" w:author="Guo Zi Qiang Robin" w:date="2026-10-08T12:00:00Z"/>
         </w:trPr>
         <w:tc>
           <w:tcPr>
@@ -5693,16 +5699,16 @@
               <w:ind w:left="0"/>
               <w:jc w:val="left"/>
               <w:rPr>
-                <w:ins w:id="1178" w:author="Guo Zi Qiang Robin" w:date="2026-10-08T12:00:00Z"/>
-              </w:rPr>
-            </w:pPr>
-            <w:ins w:id="1179" w:author="Guo Zi Qiang Robin" w:date="2026-10-08T12:00:00Z">
+                <w:ins w:id="165" w:author="Guo Zi Qiang Robin" w:date="2026-10-08T12:00:00Z"/>
+              </w:rPr>
+            </w:pPr>
+            <w:ins w:id="166" w:author="Guo Zi Qiang Robin" w:date="2026-10-08T12:00:00Z">
               <w:r>
                 <w:rPr>
                   <w:sz w:val="18"/>
                   <w:szCs w:val="18"/>
                 </w:rPr>
-                <w:t xml:space="preserve">Build: collect, filter, merge, rate, publish, map</w:t>
+                <w:t>Build: collect, filter, merge, rate, publish, map</w:t>
               </w:r>
             </w:ins>
           </w:p>
@@ -5719,7 +5725,7 @@
               <w:ind w:left="0"/>
               <w:jc w:val="center"/>
               <w:rPr>
-                <w:ins w:id="1180" w:author="Guo Zi Qiang Robin" w:date="2026-10-08T12:00:00Z"/>
+                <w:ins w:id="167" w:author="Guo Zi Qiang Robin" w:date="2026-10-08T12:00:00Z"/>
               </w:rPr>
             </w:pPr>
           </w:p>
@@ -5736,7 +5742,7 @@
               <w:ind w:left="0"/>
               <w:jc w:val="center"/>
               <w:rPr>
-                <w:ins w:id="1181" w:author="Guo Zi Qiang Robin" w:date="2026-10-08T12:00:00Z"/>
+                <w:ins w:id="168" w:author="Guo Zi Qiang Robin" w:date="2026-10-08T12:00:00Z"/>
               </w:rPr>
             </w:pPr>
           </w:p>
@@ -5754,16 +5760,16 @@
               <w:ind w:left="0"/>
               <w:jc w:val="center"/>
               <w:rPr>
-                <w:ins w:id="1182" w:author="Guo Zi Qiang Robin" w:date="2026-10-08T12:00:00Z"/>
-              </w:rPr>
-            </w:pPr>
-            <w:ins w:id="1183" w:author="Guo Zi Qiang Robin" w:date="2026-10-08T12:00:00Z">
+                <w:ins w:id="169" w:author="Guo Zi Qiang Robin" w:date="2026-10-08T12:00:00Z"/>
+              </w:rPr>
+            </w:pPr>
+            <w:ins w:id="170" w:author="Guo Zi Qiang Robin" w:date="2026-10-08T12:00:00Z">
               <w:r>
                 <w:rPr>
                   <w:sz w:val="18"/>
                   <w:szCs w:val="18"/>
                 </w:rPr>
-                <w:t xml:space="preserve">X</w:t>
+                <w:t>X</w:t>
               </w:r>
             </w:ins>
           </w:p>
@@ -5781,16 +5787,16 @@
               <w:ind w:left="0"/>
               <w:jc w:val="center"/>
               <w:rPr>
-                <w:ins w:id="1184" w:author="Guo Zi Qiang Robin" w:date="2026-10-08T12:00:00Z"/>
-              </w:rPr>
-            </w:pPr>
-            <w:ins w:id="1185" w:author="Guo Zi Qiang Robin" w:date="2026-10-08T12:00:00Z">
+                <w:ins w:id="171" w:author="Guo Zi Qiang Robin" w:date="2026-10-08T12:00:00Z"/>
+              </w:rPr>
+            </w:pPr>
+            <w:ins w:id="172" w:author="Guo Zi Qiang Robin" w:date="2026-10-08T12:00:00Z">
               <w:r>
                 <w:rPr>
                   <w:sz w:val="18"/>
                   <w:szCs w:val="18"/>
                 </w:rPr>
-                <w:t xml:space="preserve">X</w:t>
+                <w:t>X</w:t>
               </w:r>
             </w:ins>
           </w:p>
@@ -5807,7 +5813,7 @@
               <w:ind w:left="0"/>
               <w:jc w:val="center"/>
               <w:rPr>
-                <w:ins w:id="1186" w:author="Guo Zi Qiang Robin" w:date="2026-10-08T12:00:00Z"/>
+                <w:ins w:id="173" w:author="Guo Zi Qiang Robin" w:date="2026-10-08T12:00:00Z"/>
               </w:rPr>
             </w:pPr>
           </w:p>
@@ -5824,7 +5830,7 @@
               <w:ind w:left="0"/>
               <w:jc w:val="center"/>
               <w:rPr>
-                <w:ins w:id="1187" w:author="Guo Zi Qiang Robin" w:date="2026-10-08T12:00:00Z"/>
+                <w:ins w:id="174" w:author="Guo Zi Qiang Robin" w:date="2026-10-08T12:00:00Z"/>
               </w:rPr>
             </w:pPr>
           </w:p>
@@ -5841,7 +5847,7 @@
               <w:ind w:left="0"/>
               <w:jc w:val="center"/>
               <w:rPr>
-                <w:ins w:id="1188" w:author="Guo Zi Qiang Robin" w:date="2026-10-08T12:00:00Z"/>
+                <w:ins w:id="175" w:author="Guo Zi Qiang Robin" w:date="2026-10-08T12:00:00Z"/>
               </w:rPr>
             </w:pPr>
           </w:p>
@@ -5849,7 +5855,7 @@
       </w:tr>
       <w:tr>
         <w:trPr>
-          <w:ins w:id="1200" w:author="Guo Zi Qiang Robin" w:date="2026-10-08T12:00:00Z"/>
+          <w:ins w:id="176" w:author="Guo Zi Qiang Robin" w:date="2026-10-08T12:00:00Z"/>
         </w:trPr>
         <w:tc>
           <w:tcPr>
@@ -5863,16 +5869,16 @@
               <w:ind w:left="0"/>
               <w:jc w:val="left"/>
               <w:rPr>
-                <w:ins w:id="1190" w:author="Guo Zi Qiang Robin" w:date="2026-10-08T12:00:00Z"/>
-              </w:rPr>
-            </w:pPr>
-            <w:ins w:id="1191" w:author="Guo Zi Qiang Robin" w:date="2026-10-08T12:00:00Z">
+                <w:ins w:id="177" w:author="Guo Zi Qiang Robin" w:date="2026-10-08T12:00:00Z"/>
+              </w:rPr>
+            </w:pPr>
+            <w:ins w:id="178" w:author="Guo Zi Qiang Robin" w:date="2026-10-08T12:00:00Z">
               <w:r>
                 <w:rPr>
                   <w:sz w:val="18"/>
                   <w:szCs w:val="18"/>
                 </w:rPr>
-                <w:t xml:space="preserve">Deploy (1 Feb)</w:t>
+                <w:t>Deploy (1 Feb)</w:t>
               </w:r>
             </w:ins>
           </w:p>
@@ -5889,7 +5895,7 @@
               <w:ind w:left="0"/>
               <w:jc w:val="center"/>
               <w:rPr>
-                <w:ins w:id="1192" w:author="Guo Zi Qiang Robin" w:date="2026-10-08T12:00:00Z"/>
+                <w:ins w:id="179" w:author="Guo Zi Qiang Robin" w:date="2026-10-08T12:00:00Z"/>
               </w:rPr>
             </w:pPr>
           </w:p>
@@ -5906,7 +5912,7 @@
               <w:ind w:left="0"/>
               <w:jc w:val="center"/>
               <w:rPr>
-                <w:ins w:id="1193" w:author="Guo Zi Qiang Robin" w:date="2026-10-08T12:00:00Z"/>
+                <w:ins w:id="180" w:author="Guo Zi Qiang Robin" w:date="2026-10-08T12:00:00Z"/>
               </w:rPr>
             </w:pPr>
           </w:p>
@@ -5923,7 +5929,7 @@
               <w:ind w:left="0"/>
               <w:jc w:val="center"/>
               <w:rPr>
-                <w:ins w:id="1194" w:author="Guo Zi Qiang Robin" w:date="2026-10-08T12:00:00Z"/>
+                <w:ins w:id="181" w:author="Guo Zi Qiang Robin" w:date="2026-10-08T12:00:00Z"/>
               </w:rPr>
             </w:pPr>
           </w:p>
@@ -5940,7 +5946,7 @@
               <w:ind w:left="0"/>
               <w:jc w:val="center"/>
               <w:rPr>
-                <w:ins w:id="1195" w:author="Guo Zi Qiang Robin" w:date="2026-10-08T12:00:00Z"/>
+                <w:ins w:id="182" w:author="Guo Zi Qiang Robin" w:date="2026-10-08T12:00:00Z"/>
               </w:rPr>
             </w:pPr>
           </w:p>
@@ -5957,17 +5963,17 @@
               <w:ind w:left="0"/>
               <w:jc w:val="center"/>
               <w:rPr>
-                <w:ins w:id="1196" w:author="Guo Zi Qiang Robin" w:date="2026-10-08T12:00:00Z"/>
-              </w:rPr>
-            </w:pPr>
-            <w:ins w:id="1197" w:author="Guo Zi Qiang Robin" w:date="2026-10-08T12:00:00Z">
+                <w:ins w:id="183" w:author="Guo Zi Qiang Robin" w:date="2026-10-08T12:00:00Z"/>
+              </w:rPr>
+            </w:pPr>
+            <w:ins w:id="184" w:author="Guo Zi Qiang Robin" w:date="2026-10-08T12:00:00Z">
               <w:r>
                 <w:rPr>
                   <w:b/>
                   <w:sz w:val="18"/>
                   <w:szCs w:val="18"/>
                 </w:rPr>
-                <w:t xml:space="preserve">M</w:t>
+                <w:t>M</w:t>
               </w:r>
             </w:ins>
           </w:p>
@@ -5984,7 +5990,7 @@
               <w:ind w:left="0"/>
               <w:jc w:val="center"/>
               <w:rPr>
-                <w:ins w:id="1198" w:author="Guo Zi Qiang Robin" w:date="2026-10-08T12:00:00Z"/>
+                <w:ins w:id="185" w:author="Guo Zi Qiang Robin" w:date="2026-10-08T12:00:00Z"/>
               </w:rPr>
             </w:pPr>
           </w:p>
@@ -6001,7 +6007,7 @@
               <w:ind w:left="0"/>
               <w:jc w:val="center"/>
               <w:rPr>
-                <w:ins w:id="1199" w:author="Guo Zi Qiang Robin" w:date="2026-10-08T12:00:00Z"/>
+                <w:ins w:id="186" w:author="Guo Zi Qiang Robin" w:date="2026-10-08T12:00:00Z"/>
               </w:rPr>
             </w:pPr>
           </w:p>
@@ -6009,7 +6015,7 @@
       </w:tr>
       <w:tr>
         <w:trPr>
-          <w:ins w:id="1211" w:author="Guo Zi Qiang Robin" w:date="2026-10-08T12:00:00Z"/>
+          <w:ins w:id="187" w:author="Guo Zi Qiang Robin" w:date="2026-10-08T12:00:00Z"/>
         </w:trPr>
         <w:tc>
           <w:tcPr>
@@ -6023,16 +6029,16 @@
               <w:ind w:left="0"/>
               <w:jc w:val="left"/>
               <w:rPr>
-                <w:ins w:id="1201" w:author="Guo Zi Qiang Robin" w:date="2026-10-08T12:00:00Z"/>
-              </w:rPr>
-            </w:pPr>
-            <w:ins w:id="1202" w:author="Guo Zi Qiang Robin" w:date="2026-10-08T12:00:00Z">
+                <w:ins w:id="188" w:author="Guo Zi Qiang Robin" w:date="2026-10-08T12:00:00Z"/>
+              </w:rPr>
+            </w:pPr>
+            <w:ins w:id="189" w:author="Guo Zi Qiang Robin" w:date="2026-10-08T12:00:00Z">
               <w:r>
                 <w:rPr>
                   <w:sz w:val="18"/>
                   <w:szCs w:val="18"/>
                 </w:rPr>
-                <w:t xml:space="preserve">CI/CD, monitoring and fixes</w:t>
+                <w:t>CI/CD, monitoring and fixes</w:t>
               </w:r>
             </w:ins>
           </w:p>
@@ -6049,7 +6055,7 @@
               <w:ind w:left="0"/>
               <w:jc w:val="center"/>
               <w:rPr>
-                <w:ins w:id="1203" w:author="Guo Zi Qiang Robin" w:date="2026-10-08T12:00:00Z"/>
+                <w:ins w:id="190" w:author="Guo Zi Qiang Robin" w:date="2026-10-08T12:00:00Z"/>
               </w:rPr>
             </w:pPr>
           </w:p>
@@ -6066,7 +6072,7 @@
               <w:ind w:left="0"/>
               <w:jc w:val="center"/>
               <w:rPr>
-                <w:ins w:id="1204" w:author="Guo Zi Qiang Robin" w:date="2026-10-08T12:00:00Z"/>
+                <w:ins w:id="191" w:author="Guo Zi Qiang Robin" w:date="2026-10-08T12:00:00Z"/>
               </w:rPr>
             </w:pPr>
           </w:p>
@@ -6083,7 +6089,7 @@
               <w:ind w:left="0"/>
               <w:jc w:val="center"/>
               <w:rPr>
-                <w:ins w:id="1205" w:author="Guo Zi Qiang Robin" w:date="2026-10-08T12:00:00Z"/>
+                <w:ins w:id="192" w:author="Guo Zi Qiang Robin" w:date="2026-10-08T12:00:00Z"/>
               </w:rPr>
             </w:pPr>
           </w:p>
@@ -6100,7 +6106,7 @@
               <w:ind w:left="0"/>
               <w:jc w:val="center"/>
               <w:rPr>
-                <w:ins w:id="1206" w:author="Guo Zi Qiang Robin" w:date="2026-10-08T12:00:00Z"/>
+                <w:ins w:id="193" w:author="Guo Zi Qiang Robin" w:date="2026-10-08T12:00:00Z"/>
               </w:rPr>
             </w:pPr>
           </w:p>
@@ -6118,16 +6124,16 @@
               <w:ind w:left="0"/>
               <w:jc w:val="center"/>
               <w:rPr>
-                <w:ins w:id="1207" w:author="Guo Zi Qiang Robin" w:date="2026-10-08T12:00:00Z"/>
-              </w:rPr>
-            </w:pPr>
-            <w:ins w:id="1208" w:author="Guo Zi Qiang Robin" w:date="2026-10-08T12:00:00Z">
+                <w:ins w:id="194" w:author="Guo Zi Qiang Robin" w:date="2026-10-08T12:00:00Z"/>
+              </w:rPr>
+            </w:pPr>
+            <w:ins w:id="195" w:author="Guo Zi Qiang Robin" w:date="2026-10-08T12:00:00Z">
               <w:r>
                 <w:rPr>
                   <w:sz w:val="18"/>
                   <w:szCs w:val="18"/>
                 </w:rPr>
-                <w:t xml:space="preserve">X</w:t>
+                <w:t>X</w:t>
               </w:r>
             </w:ins>
           </w:p>
@@ -6144,7 +6150,7 @@
               <w:ind w:left="0"/>
               <w:jc w:val="center"/>
               <w:rPr>
-                <w:ins w:id="1209" w:author="Guo Zi Qiang Robin" w:date="2026-10-08T12:00:00Z"/>
+                <w:ins w:id="196" w:author="Guo Zi Qiang Robin" w:date="2026-10-08T12:00:00Z"/>
               </w:rPr>
             </w:pPr>
           </w:p>
@@ -6161,7 +6167,7 @@
               <w:ind w:left="0"/>
               <w:jc w:val="center"/>
               <w:rPr>
-                <w:ins w:id="1210" w:author="Guo Zi Qiang Robin" w:date="2026-10-08T12:00:00Z"/>
+                <w:ins w:id="197" w:author="Guo Zi Qiang Robin" w:date="2026-10-08T12:00:00Z"/>
               </w:rPr>
             </w:pPr>
           </w:p>
@@ -6169,7 +6175,7 @@
       </w:tr>
       <w:tr>
         <w:trPr>
-          <w:ins w:id="1222" w:author="Guo Zi Qiang Robin" w:date="2026-10-08T12:00:00Z"/>
+          <w:ins w:id="198" w:author="Guo Zi Qiang Robin" w:date="2026-10-08T12:00:00Z"/>
         </w:trPr>
         <w:tc>
           <w:tcPr>
@@ -6183,16 +6189,16 @@
               <w:ind w:left="0"/>
               <w:jc w:val="left"/>
               <w:rPr>
-                <w:ins w:id="1212" w:author="Guo Zi Qiang Robin" w:date="2026-10-08T12:00:00Z"/>
-              </w:rPr>
-            </w:pPr>
-            <w:ins w:id="1213" w:author="Guo Zi Qiang Robin" w:date="2026-10-08T12:00:00Z">
+                <w:ins w:id="199" w:author="Guo Zi Qiang Robin" w:date="2026-10-08T12:00:00Z"/>
+              </w:rPr>
+            </w:pPr>
+            <w:ins w:id="200" w:author="Guo Zi Qiang Robin" w:date="2026-10-08T12:00:00Z">
               <w:r>
                 <w:rPr>
                   <w:sz w:val="18"/>
                   <w:szCs w:val="18"/>
                 </w:rPr>
-                <w:t xml:space="preserve">Buffer and iteration (trend detection is a stretch goal)</w:t>
+                <w:t>Buffer and iteration (trend detection is a stretch goal)</w:t>
               </w:r>
             </w:ins>
           </w:p>
@@ -6209,7 +6215,7 @@
               <w:ind w:left="0"/>
               <w:jc w:val="center"/>
               <w:rPr>
-                <w:ins w:id="1214" w:author="Guo Zi Qiang Robin" w:date="2026-10-08T12:00:00Z"/>
+                <w:ins w:id="201" w:author="Guo Zi Qiang Robin" w:date="2026-10-08T12:00:00Z"/>
               </w:rPr>
             </w:pPr>
           </w:p>
@@ -6226,7 +6232,7 @@
               <w:ind w:left="0"/>
               <w:jc w:val="center"/>
               <w:rPr>
-                <w:ins w:id="1215" w:author="Guo Zi Qiang Robin" w:date="2026-10-08T12:00:00Z"/>
+                <w:ins w:id="202" w:author="Guo Zi Qiang Robin" w:date="2026-10-08T12:00:00Z"/>
               </w:rPr>
             </w:pPr>
           </w:p>
@@ -6243,7 +6249,7 @@
               <w:ind w:left="0"/>
               <w:jc w:val="center"/>
               <w:rPr>
-                <w:ins w:id="1216" w:author="Guo Zi Qiang Robin" w:date="2026-10-08T12:00:00Z"/>
+                <w:ins w:id="203" w:author="Guo Zi Qiang Robin" w:date="2026-10-08T12:00:00Z"/>
               </w:rPr>
             </w:pPr>
           </w:p>
@@ -6260,7 +6266,7 @@
               <w:ind w:left="0"/>
               <w:jc w:val="center"/>
               <w:rPr>
-                <w:ins w:id="1217" w:author="Guo Zi Qiang Robin" w:date="2026-10-08T12:00:00Z"/>
+                <w:ins w:id="204" w:author="Guo Zi Qiang Robin" w:date="2026-10-08T12:00:00Z"/>
               </w:rPr>
             </w:pPr>
           </w:p>
@@ -6277,7 +6283,7 @@
               <w:ind w:left="0"/>
               <w:jc w:val="center"/>
               <w:rPr>
-                <w:ins w:id="1218" w:author="Guo Zi Qiang Robin" w:date="2026-10-08T12:00:00Z"/>
+                <w:ins w:id="205" w:author="Guo Zi Qiang Robin" w:date="2026-10-08T12:00:00Z"/>
               </w:rPr>
             </w:pPr>
           </w:p>
@@ -6295,16 +6301,16 @@
               <w:ind w:left="0"/>
               <w:jc w:val="center"/>
               <w:rPr>
-                <w:ins w:id="1219" w:author="Guo Zi Qiang Robin" w:date="2026-10-08T12:00:00Z"/>
-              </w:rPr>
-            </w:pPr>
-            <w:ins w:id="1220" w:author="Guo Zi Qiang Robin" w:date="2026-10-08T12:00:00Z">
+                <w:ins w:id="206" w:author="Guo Zi Qiang Robin" w:date="2026-10-08T12:00:00Z"/>
+              </w:rPr>
+            </w:pPr>
+            <w:ins w:id="207" w:author="Guo Zi Qiang Robin" w:date="2026-10-08T12:00:00Z">
               <w:r>
                 <w:rPr>
                   <w:sz w:val="18"/>
                   <w:szCs w:val="18"/>
                 </w:rPr>
-                <w:t xml:space="preserve">X</w:t>
+                <w:t>X</w:t>
               </w:r>
             </w:ins>
           </w:p>
@@ -6321,7 +6327,7 @@
               <w:ind w:left="0"/>
               <w:jc w:val="center"/>
               <w:rPr>
-                <w:ins w:id="1221" w:author="Guo Zi Qiang Robin" w:date="2026-10-08T12:00:00Z"/>
+                <w:ins w:id="208" w:author="Guo Zi Qiang Robin" w:date="2026-10-08T12:00:00Z"/>
               </w:rPr>
             </w:pPr>
           </w:p>
@@ -6332,7 +6338,7 @@
       <w:pPr>
         <w:pStyle w:val="BodyText"/>
         <w:rPr>
-          <w:ins w:id="1223" w:author="Guo Zi Qiang Robin" w:date="2026-10-08T12:00:00Z"/>
+          <w:ins w:id="209" w:author="Guo Zi Qiang Robin" w:date="2026-10-08T12:00:00Z"/>
         </w:rPr>
       </w:pPr>
     </w:p>
@@ -6340,10 +6346,10 @@
       <w:pPr>
         <w:pStyle w:val="BodyText"/>
         <w:rPr>
-          <w:ins w:id="1224" w:author="Guo Zi Qiang Robin" w:date="2026-10-08T12:00:00Z"/>
+          <w:ins w:id="210" w:author="Guo Zi Qiang Robin" w:date="2026-10-08T12:00:00Z"/>
         </w:rPr>
       </w:pPr>
-      <w:ins w:id="1225" w:author="Guo Zi Qiang Robin" w:date="2026-10-08T12:00:00Z">
+      <w:ins w:id="211" w:author="Guo Zi Qiang Robin" w:date="2026-10-08T12:00:00Z">
         <w:r>
           <w:br w:type="page"/>
         </w:r>
@@ -6351,24 +6357,25 @@
     </w:p>
     <w:p>
       <w:pPr>
-        <w:pStyle w:val="Heading1"/>
-        <w:rPr>
-          <w:ins w:id="1226" w:author="Guo Zi Qiang Robin" w:date="2026-10-08T12:00:00Z"/>
-        </w:rPr>
-      </w:pPr>
-      <w:ins w:id="1227" w:author="Guo Zi Qiang Robin" w:date="2026-10-08T12:00:00Z">
-        <w:r>
-          <w:t xml:space="preserve">Annex B: Figures</w:t>
-        </w:r>
-      </w:ins>
-    </w:p>
-    <w:p>
-      <w:pPr>
         <w:pStyle w:val="BodyText"/>
         <w:rPr>
-          <w:ins w:id="1228" w:author="Guo Zi Qiang Robin" w:date="2026-10-08T12:00:00Z"/>
+          <w:ins w:id="212" w:author="Guo Zi Qiang Robin" w:date="2026-10-08T12:00:00Z"/>
         </w:rPr>
       </w:pPr>
+      <w:r>
+        <w:rPr>
+          <w:rFonts w:eastAsia="Arial" w:cstheme="minorBidi"/>
+          <w:b/>
+          <w:bCs/>
+          <w:color w:val="auto"/>
+          <w:spacing w:val="0"/>
+          <w:sz w:val="26"/>
+          <w:szCs w:val="26"/>
+          <w:lang w:eastAsia="en-US"/>
+        </w:rPr>
+        <w:lastRenderedPageBreak/>
+        <w:t>Annex B: Figures</w:t>
+      </w:r>
     </w:p>
     <w:p>
       <w:pPr>
@@ -6376,13 +6383,16 @@
         <w:ind w:left="0"/>
         <w:jc w:val="center"/>
         <w:rPr>
-          <w:ins w:id="1229" w:author="Guo Zi Qiang Robin" w:date="2026-10-08T12:00:00Z"/>
+          <w:ins w:id="213" w:author="Guo Zi Qiang Robin" w:date="2026-10-08T12:00:00Z"/>
         </w:rPr>
       </w:pPr>
-      <w:ins w:id="1230" w:author="Guo Zi Qiang Robin" w:date="2026-10-08T12:00:00Z">
+      <w:ins w:id="214" w:author="Guo Zi Qiang Robin" w:date="2026-10-08T12:00:00Z">
         <w:r>
+          <w:rPr>
+            <w:noProof/>
+          </w:rPr>
           <w:drawing>
-            <wp:inline distT="0" distB="0" distL="0" distR="0">
+            <wp:inline distT="0" distB="0" distL="0" distR="0" wp14:anchorId="19301113" wp14:editId="640BD1A7">
               <wp:extent cx="5580000" cy="2310848"/>
               <wp:effectExtent l="0" t="0" r="0" b="0"/>
               <wp:docPr id="101" name="Figure 1" descr="Diagram of the five places a guardrail check can sit around an AI chatbot: input, conversation rules, retrieval, action and output."/>
@@ -6397,7 +6407,7 @@
                       <pic:cNvPicPr/>
                     </pic:nvPicPr>
                     <pic:blipFill>
-                      <a:blip r:embed="rId17"/>
+                      <a:blip r:embed="rId13"/>
                       <a:stretch>
                         <a:fillRect/>
                       </a:stretch>
@@ -6422,30 +6432,23 @@
     <w:p>
       <w:pPr>
         <w:pStyle w:val="Caption"/>
-        <w:ind w:left="0"/>
-        <w:jc w:val="left"/>
         <w:rPr>
-          <w:ins w:id="1231" w:author="Guo Zi Qiang Robin" w:date="2026-10-08T12:00:00Z"/>
+          <w:ins w:id="215" w:author="Guo Zi Qiang Robin" w:date="2026-10-08T12:00:00Z"/>
         </w:rPr>
       </w:pPr>
-      <w:ins w:id="1232" w:author="Guo Zi Qiang Robin" w:date="2026-10-08T12:00:00Z">
-        <w:r>
-          <w:rPr>
-            <w:b/>
-            <w:i w:val="0"/>
-          </w:rPr>
-          <w:t xml:space="preserve">Figure 1. </w:t>
-        </w:r>
-        <w:r>
-          <w:t xml:space="preserve">Where a guardrail can sit around an AI chatbot. Input checks inspect what the user types; conversation rules and action checks (dashed boxes) are written by the developer; retrieval checks clean passages from the organisation’s documents; output checks inspect the answer before the user sees it. Tier 1 evaluates the input checks. Adapted from the project’s NeMo Guardrails explainer.</w:t>
-        </w:r>
-      </w:ins>
+      <w:r>
+        <w:rPr>
+          <w:b/>
+          <w:i w:val="0"/>
+        </w:rPr>
+        <w:t>Figure 1. Where a guardrail can sit around an AI chatbot. Input checks inspect what the user types; conversation rules and action checks (dashed boxes) are written by the developer; retrieval checks clean passages from the organisation’s documents; output checks inspect the answer before the user sees it. Tier 1 evaluates the input checks. Adapted from the project’s NeMo Guardrails explainer</w:t>
+      </w:r>
     </w:p>
     <w:p>
       <w:pPr>
         <w:pStyle w:val="BodyText"/>
         <w:rPr>
-          <w:ins w:id="1233" w:author="Guo Zi Qiang Robin" w:date="2026-10-08T12:00:00Z"/>
+          <w:ins w:id="216" w:author="Guo Zi Qiang Robin" w:date="2026-10-08T12:00:00Z"/>
         </w:rPr>
       </w:pPr>
     </w:p>
@@ -6455,13 +6458,16 @@
         <w:ind w:left="0"/>
         <w:jc w:val="center"/>
         <w:rPr>
-          <w:ins w:id="1234" w:author="Guo Zi Qiang Robin" w:date="2026-10-08T12:00:00Z"/>
+          <w:ins w:id="217" w:author="Guo Zi Qiang Robin" w:date="2026-10-08T12:00:00Z"/>
         </w:rPr>
       </w:pPr>
-      <w:ins w:id="1235" w:author="Guo Zi Qiang Robin" w:date="2026-10-08T12:00:00Z">
+      <w:ins w:id="218" w:author="Guo Zi Qiang Robin" w:date="2026-10-08T12:00:00Z">
         <w:r>
+          <w:rPr>
+            <w:noProof/>
+          </w:rPr>
           <w:drawing>
-            <wp:inline distT="0" distB="0" distL="0" distR="0">
+            <wp:inline distT="0" distB="0" distL="0" distR="0" wp14:anchorId="3476E602" wp14:editId="5062BB9C">
               <wp:extent cx="5580000" cy="1590789"/>
               <wp:effectExtent l="0" t="0" r="0" b="0"/>
               <wp:docPr id="102" name="Figure 2" descr="Diagram of the Beacon daily pipeline in six steps: collect, filter, merge, rate and map, publish, deliver."/>
@@ -6476,7 +6482,7 @@
                       <pic:cNvPicPr/>
                     </pic:nvPicPr>
                     <pic:blipFill>
-                      <a:blip r:embed="rId18"/>
+                      <a:blip r:embed="rId14"/>
                       <a:stretch>
                         <a:fillRect/>
                       </a:stretch>
@@ -6501,30 +6507,23 @@
     <w:p>
       <w:pPr>
         <w:pStyle w:val="Caption"/>
-        <w:ind w:left="0"/>
-        <w:jc w:val="left"/>
         <w:rPr>
-          <w:ins w:id="1236" w:author="Guo Zi Qiang Robin" w:date="2026-10-08T12:00:00Z"/>
+          <w:ins w:id="219" w:author="Guo Zi Qiang Robin" w:date="2026-10-08T12:00:00Z"/>
         </w:rPr>
       </w:pPr>
-      <w:ins w:id="1237" w:author="Guo Zi Qiang Robin" w:date="2026-10-08T12:00:00Z">
-        <w:r>
-          <w:rPr>
-            <w:b/>
-            <w:i w:val="0"/>
-          </w:rPr>
-          <w:t xml:space="preserve">Figure 2. </w:t>
-        </w:r>
-        <w:r>
-          <w:t xml:space="preserve">The Beacon daily pipeline in six steps: collect, filter, merge, rate and map, publish, deliver. Every judgement is recorded with its evidence.</w:t>
-        </w:r>
-      </w:ins>
+      <w:r>
+        <w:rPr>
+          <w:b/>
+          <w:i w:val="0"/>
+        </w:rPr>
+        <w:t>Figure 2. The Beacon daily pipeline in six steps: collect, filter, merge, rate and map, publish, deliver. Every judgement is recorded with its evidence</w:t>
+      </w:r>
     </w:p>
     <w:p>
       <w:pPr>
         <w:pStyle w:val="BodyText"/>
         <w:rPr>
-          <w:ins w:id="1238" w:author="Guo Zi Qiang Robin" w:date="2026-10-08T12:00:00Z"/>
+          <w:ins w:id="220" w:author="Guo Zi Qiang Robin" w:date="2026-10-08T12:00:00Z"/>
         </w:rPr>
       </w:pPr>
     </w:p>
@@ -6532,10 +6531,10 @@
       <w:pPr>
         <w:pStyle w:val="BodyText"/>
         <w:rPr>
-          <w:ins w:id="1369" w:author="Guo Zi Qiang Robin" w:date="2026-10-08T12:00:00Z"/>
+          <w:ins w:id="221" w:author="Guo Zi Qiang Robin" w:date="2026-10-08T12:00:00Z"/>
         </w:rPr>
       </w:pPr>
-      <w:ins w:id="1370" w:author="Guo Zi Qiang Robin" w:date="2026-10-08T12:00:00Z">
+      <w:ins w:id="222" w:author="Guo Zi Qiang Robin" w:date="2026-10-08T12:00:00Z">
         <w:r>
           <w:br w:type="page"/>
         </w:r>
@@ -6543,22 +6542,39 @@
     </w:p>
     <w:p>
       <w:pPr>
-        <w:pStyle w:val="Heading1"/>
-        <w:rPr>
-          <w:ins w:id="1371" w:author="Guo Zi Qiang Robin" w:date="2026-10-08T12:00:00Z"/>
-        </w:rPr>
-      </w:pPr>
-      <w:ins w:id="1372" w:author="Guo Zi Qiang Robin" w:date="2026-10-08T12:00:00Z">
-        <w:r>
-          <w:t xml:space="preserve">Annex C: Glossary</w:t>
-        </w:r>
-      </w:ins>
-    </w:p>
-    <w:p>
-      <w:pPr>
         <w:pStyle w:val="BodyText"/>
         <w:rPr>
-          <w:ins w:id="1373" w:author="Guo Zi Qiang Robin" w:date="2026-10-08T12:00:00Z"/>
+          <w:rFonts w:eastAsia="Arial" w:cstheme="minorBidi"/>
+          <w:b/>
+          <w:bCs/>
+          <w:color w:val="auto"/>
+          <w:spacing w:val="0"/>
+          <w:lang w:eastAsia="en-US"/>
+        </w:rPr>
+      </w:pPr>
+      <w:r>
+        <w:rPr>
+          <w:rFonts w:eastAsia="Arial" w:cstheme="minorBidi"/>
+          <w:b/>
+          <w:bCs/>
+          <w:color w:val="auto"/>
+          <w:spacing w:val="0"/>
+          <w:lang w:eastAsia="en-US"/>
+        </w:rPr>
+        <w:lastRenderedPageBreak/>
+        <w:t>Annex C: Glossary</w:t>
+      </w:r>
+    </w:p>
+    <w:p>
+      <w:pPr>
+        <w:pStyle w:val="BodyText"/>
+        <w:rPr>
+          <w:rFonts w:eastAsia="Arial" w:cstheme="minorBidi"/>
+          <w:b/>
+          <w:bCs/>
+          <w:color w:val="auto"/>
+          <w:spacing w:val="0"/>
+          <w:lang w:eastAsia="en-US"/>
         </w:rPr>
       </w:pPr>
     </w:p>
@@ -6568,20 +6584,24 @@
         <w:ind w:left="0"/>
         <w:jc w:val="left"/>
         <w:rPr>
-          <w:ins w:id="1374" w:author="Guo Zi Qiang Robin" w:date="2026-10-08T12:00:00Z"/>
+          <w:ins w:id="223" w:author="Guo Zi Qiang Robin" w:date="2026-10-08T12:00:00Z"/>
         </w:rPr>
       </w:pPr>
-      <w:ins w:id="1375" w:author="Guo Zi Qiang Robin" w:date="2026-10-08T12:00:00Z">
-        <w:r>
-          <w:t xml:space="preserve">Acronyms and terms used in this form, in alphabetical order.</w:t>
-        </w:r>
-      </w:ins>
+      <w:r>
+        <w:rPr>
+          <w:rFonts w:eastAsia="Arial" w:cstheme="minorBidi"/>
+          <w:color w:val="auto"/>
+          <w:spacing w:val="0"/>
+          <w:lang w:eastAsia="en-US"/>
+        </w:rPr>
+        <w:t>Acronyms and terms used in this form, in alphabetical order.</w:t>
+      </w:r>
     </w:p>
     <w:p>
       <w:pPr>
         <w:pStyle w:val="BodyText"/>
         <w:rPr>
-          <w:ins w:id="1376" w:author="Guo Zi Qiang Robin" w:date="2026-10-08T12:00:00Z"/>
+          <w:ins w:id="224" w:author="Guo Zi Qiang Robin" w:date="2026-10-08T12:00:00Z"/>
         </w:rPr>
       </w:pPr>
     </w:p>
@@ -6589,7 +6609,6 @@
       <w:tblPr>
         <w:tblStyle w:val="TableGrid"/>
         <w:tblW w:w="9026" w:type="dxa"/>
-        <w:tblInd w:w="0" w:type="dxa"/>
         <w:tblLayout w:type="fixed"/>
         <w:tblLook w:val="04A0" w:firstRow="1" w:lastRow="0" w:firstColumn="1" w:lastColumn="0" w:noHBand="0" w:noVBand="1"/>
       </w:tblPr>
@@ -6600,7 +6619,7 @@
       <w:tr>
         <w:trPr>
           <w:tblHeader/>
-          <w:ins w:id="1243" w:author="Guo Zi Qiang Robin" w:date="2026-10-08T12:00:00Z"/>
+          <w:ins w:id="225" w:author="Guo Zi Qiang Robin" w:date="2026-10-08T12:00:00Z"/>
         </w:trPr>
         <w:tc>
           <w:tcPr>
@@ -6615,17 +6634,15 @@
               <w:ind w:left="0"/>
               <w:jc w:val="left"/>
               <w:rPr>
-                <w:ins w:id="1239" w:author="Guo Zi Qiang Robin" w:date="2026-10-08T12:00:00Z"/>
-              </w:rPr>
-            </w:pPr>
-            <w:ins w:id="1240" w:author="Guo Zi Qiang Robin" w:date="2026-10-08T12:00:00Z">
+                <w:ins w:id="226" w:author="Guo Zi Qiang Robin" w:date="2026-10-08T12:00:00Z"/>
+              </w:rPr>
+            </w:pPr>
+            <w:ins w:id="227" w:author="Guo Zi Qiang Robin" w:date="2026-10-08T12:00:00Z">
               <w:r>
                 <w:rPr>
                   <w:b/>
-                  <w:sz w:val="20"/>
-                  <w:szCs w:val="20"/>
                 </w:rPr>
-                <w:t xml:space="preserve">Term</w:t>
+                <w:t>Term</w:t>
               </w:r>
             </w:ins>
           </w:p>
@@ -6643,17 +6660,15 @@
               <w:ind w:left="0"/>
               <w:jc w:val="left"/>
               <w:rPr>
-                <w:ins w:id="1241" w:author="Guo Zi Qiang Robin" w:date="2026-10-08T12:00:00Z"/>
-              </w:rPr>
-            </w:pPr>
-            <w:ins w:id="1242" w:author="Guo Zi Qiang Robin" w:date="2026-10-08T12:00:00Z">
+                <w:ins w:id="228" w:author="Guo Zi Qiang Robin" w:date="2026-10-08T12:00:00Z"/>
+              </w:rPr>
+            </w:pPr>
+            <w:ins w:id="229" w:author="Guo Zi Qiang Robin" w:date="2026-10-08T12:00:00Z">
               <w:r>
                 <w:rPr>
                   <w:b/>
-                  <w:sz w:val="20"/>
-                  <w:szCs w:val="20"/>
                 </w:rPr>
-                <w:t xml:space="preserve">Plain definition</w:t>
+                <w:t>Plain definition</w:t>
               </w:r>
             </w:ins>
           </w:p>
@@ -6661,7 +6676,7 @@
       </w:tr>
       <w:tr>
         <w:trPr>
-          <w:ins w:id="1248" w:author="Guo Zi Qiang Robin" w:date="2026-10-08T12:00:00Z"/>
+          <w:ins w:id="230" w:author="Guo Zi Qiang Robin" w:date="2026-10-08T12:00:00Z"/>
         </w:trPr>
         <w:tc>
           <w:tcPr>
@@ -6675,17 +6690,15 @@
               <w:ind w:left="0"/>
               <w:jc w:val="left"/>
               <w:rPr>
-                <w:ins w:id="1244" w:author="Guo Zi Qiang Robin" w:date="2026-10-08T12:00:00Z"/>
-              </w:rPr>
-            </w:pPr>
-            <w:ins w:id="1245" w:author="Guo Zi Qiang Robin" w:date="2026-10-08T12:00:00Z">
+                <w:ins w:id="231" w:author="Guo Zi Qiang Robin" w:date="2026-10-08T12:00:00Z"/>
+              </w:rPr>
+            </w:pPr>
+            <w:ins w:id="232" w:author="Guo Zi Qiang Robin" w:date="2026-10-08T12:00:00Z">
               <w:r>
                 <w:rPr>
                   <w:b/>
-                  <w:sz w:val="20"/>
-                  <w:szCs w:val="20"/>
                 </w:rPr>
-                <w:t xml:space="preserve">Ablation</w:t>
+                <w:t>Ablation</w:t>
               </w:r>
             </w:ins>
           </w:p>
@@ -6702,16 +6715,12 @@
               <w:ind w:left="0"/>
               <w:jc w:val="left"/>
               <w:rPr>
-                <w:ins w:id="1246" w:author="Guo Zi Qiang Robin" w:date="2026-10-08T12:00:00Z"/>
-              </w:rPr>
-            </w:pPr>
-            <w:ins w:id="1247" w:author="Guo Zi Qiang Robin" w:date="2026-10-08T12:00:00Z">
+                <w:ins w:id="233" w:author="Guo Zi Qiang Robin" w:date="2026-10-08T12:00:00Z"/>
+              </w:rPr>
+            </w:pPr>
+            <w:ins w:id="234" w:author="Guo Zi Qiang Robin" w:date="2026-10-08T12:00:00Z">
               <w:r>
-                <w:rPr>
-                  <w:sz w:val="20"/>
-                  <w:szCs w:val="20"/>
-                </w:rPr>
-                <w:t xml:space="preserve">Changing one guardrail or setting at a time while holding everything else fixed, to measure its individual effect.</w:t>
+                <w:t>Changing one guardrail or setting at a time while holding everything else fixed, to measure its individual effect.</w:t>
               </w:r>
             </w:ins>
           </w:p>
@@ -6719,7 +6728,7 @@
       </w:tr>
       <w:tr>
         <w:trPr>
-          <w:ins w:id="1253" w:author="Guo Zi Qiang Robin" w:date="2026-10-08T12:00:00Z"/>
+          <w:ins w:id="235" w:author="Guo Zi Qiang Robin" w:date="2026-10-08T12:00:00Z"/>
         </w:trPr>
         <w:tc>
           <w:tcPr>
@@ -6733,17 +6742,15 @@
               <w:ind w:left="0"/>
               <w:jc w:val="left"/>
               <w:rPr>
-                <w:ins w:id="1249" w:author="Guo Zi Qiang Robin" w:date="2026-10-08T12:00:00Z"/>
-              </w:rPr>
-            </w:pPr>
-            <w:ins w:id="1250" w:author="Guo Zi Qiang Robin" w:date="2026-10-08T12:00:00Z">
+                <w:ins w:id="236" w:author="Guo Zi Qiang Robin" w:date="2026-10-08T12:00:00Z"/>
+              </w:rPr>
+            </w:pPr>
+            <w:ins w:id="237" w:author="Guo Zi Qiang Robin" w:date="2026-10-08T12:00:00Z">
               <w:r>
                 <w:rPr>
                   <w:b/>
-                  <w:sz w:val="20"/>
-                  <w:szCs w:val="20"/>
                 </w:rPr>
-                <w:t xml:space="preserve">AI</w:t>
+                <w:t>AI</w:t>
               </w:r>
             </w:ins>
           </w:p>
@@ -6760,16 +6767,12 @@
               <w:ind w:left="0"/>
               <w:jc w:val="left"/>
               <w:rPr>
-                <w:ins w:id="1251" w:author="Guo Zi Qiang Robin" w:date="2026-10-08T12:00:00Z"/>
-              </w:rPr>
-            </w:pPr>
-            <w:ins w:id="1252" w:author="Guo Zi Qiang Robin" w:date="2026-10-08T12:00:00Z">
+                <w:ins w:id="238" w:author="Guo Zi Qiang Robin" w:date="2026-10-08T12:00:00Z"/>
+              </w:rPr>
+            </w:pPr>
+            <w:ins w:id="239" w:author="Guo Zi Qiang Robin" w:date="2026-10-08T12:00:00Z">
               <w:r>
-                <w:rPr>
-                  <w:sz w:val="20"/>
-                  <w:szCs w:val="20"/>
-                </w:rPr>
-                <w:t xml:space="preserve">Artificial intelligence.</w:t>
+                <w:t>Artificial intelligence.</w:t>
               </w:r>
             </w:ins>
           </w:p>
@@ -6777,7 +6780,7 @@
       </w:tr>
       <w:tr>
         <w:trPr>
-          <w:ins w:id="1258" w:author="Guo Zi Qiang Robin" w:date="2026-10-08T12:00:00Z"/>
+          <w:ins w:id="240" w:author="Guo Zi Qiang Robin" w:date="2026-10-08T12:00:00Z"/>
         </w:trPr>
         <w:tc>
           <w:tcPr>
@@ -6791,17 +6794,15 @@
               <w:ind w:left="0"/>
               <w:jc w:val="left"/>
               <w:rPr>
-                <w:ins w:id="1254" w:author="Guo Zi Qiang Robin" w:date="2026-10-08T12:00:00Z"/>
-              </w:rPr>
-            </w:pPr>
-            <w:ins w:id="1255" w:author="Guo Zi Qiang Robin" w:date="2026-10-08T12:00:00Z">
+                <w:ins w:id="241" w:author="Guo Zi Qiang Robin" w:date="2026-10-08T12:00:00Z"/>
+              </w:rPr>
+            </w:pPr>
+            <w:ins w:id="242" w:author="Guo Zi Qiang Robin" w:date="2026-10-08T12:00:00Z">
               <w:r>
                 <w:rPr>
                   <w:b/>
-                  <w:sz w:val="20"/>
-                  <w:szCs w:val="20"/>
                 </w:rPr>
-                <w:t xml:space="preserve">API</w:t>
+                <w:t>API</w:t>
               </w:r>
             </w:ins>
           </w:p>
@@ -6818,16 +6819,12 @@
               <w:ind w:left="0"/>
               <w:jc w:val="left"/>
               <w:rPr>
-                <w:ins w:id="1256" w:author="Guo Zi Qiang Robin" w:date="2026-10-08T12:00:00Z"/>
-              </w:rPr>
-            </w:pPr>
-            <w:ins w:id="1257" w:author="Guo Zi Qiang Robin" w:date="2026-10-08T12:00:00Z">
+                <w:ins w:id="243" w:author="Guo Zi Qiang Robin" w:date="2026-10-08T12:00:00Z"/>
+              </w:rPr>
+            </w:pPr>
+            <w:ins w:id="244" w:author="Guo Zi Qiang Robin" w:date="2026-10-08T12:00:00Z">
               <w:r>
-                <w:rPr>
-                  <w:sz w:val="20"/>
-                  <w:szCs w:val="20"/>
-                </w:rPr>
-                <w:t xml:space="preserve">Application programming interface.</w:t>
+                <w:t>Application programming interface.</w:t>
               </w:r>
             </w:ins>
           </w:p>
@@ -6835,7 +6832,7 @@
       </w:tr>
       <w:tr>
         <w:trPr>
-          <w:ins w:id="1263" w:author="Guo Zi Qiang Robin" w:date="2026-10-08T12:00:00Z"/>
+          <w:ins w:id="245" w:author="Guo Zi Qiang Robin" w:date="2026-10-08T12:00:00Z"/>
         </w:trPr>
         <w:tc>
           <w:tcPr>
@@ -6849,17 +6846,15 @@
               <w:ind w:left="0"/>
               <w:jc w:val="left"/>
               <w:rPr>
-                <w:ins w:id="1259" w:author="Guo Zi Qiang Robin" w:date="2026-10-08T12:00:00Z"/>
-              </w:rPr>
-            </w:pPr>
-            <w:ins w:id="1260" w:author="Guo Zi Qiang Robin" w:date="2026-10-08T12:00:00Z">
+                <w:ins w:id="246" w:author="Guo Zi Qiang Robin" w:date="2026-10-08T12:00:00Z"/>
+              </w:rPr>
+            </w:pPr>
+            <w:ins w:id="247" w:author="Guo Zi Qiang Robin" w:date="2026-10-08T12:00:00Z">
               <w:r>
                 <w:rPr>
                   <w:b/>
-                  <w:sz w:val="20"/>
-                  <w:szCs w:val="20"/>
                 </w:rPr>
-                <w:t xml:space="preserve">ATLAS</w:t>
+                <w:t>ATLAS</w:t>
               </w:r>
             </w:ins>
           </w:p>
@@ -6876,16 +6871,12 @@
               <w:ind w:left="0"/>
               <w:jc w:val="left"/>
               <w:rPr>
-                <w:ins w:id="1261" w:author="Guo Zi Qiang Robin" w:date="2026-10-08T12:00:00Z"/>
-              </w:rPr>
-            </w:pPr>
-            <w:ins w:id="1262" w:author="Guo Zi Qiang Robin" w:date="2026-10-08T12:00:00Z">
+                <w:ins w:id="248" w:author="Guo Zi Qiang Robin" w:date="2026-10-08T12:00:00Z"/>
+              </w:rPr>
+            </w:pPr>
+            <w:ins w:id="249" w:author="Guo Zi Qiang Robin" w:date="2026-10-08T12:00:00Z">
               <w:r>
-                <w:rPr>
-                  <w:sz w:val="20"/>
-                  <w:szCs w:val="20"/>
-                </w:rPr>
-                <w:t xml:space="preserve">MITRE Adversarial Threat Landscape for Artificial-Intelligence Systems: a public knowledge base of attacker tactics and techniques against AI systems.</w:t>
+                <w:t>MITRE Adversarial Threat Landscape for Artificial-Intelligence Systems: a public knowledge base of attacker tactics and techniques against AI systems.</w:t>
               </w:r>
             </w:ins>
           </w:p>
@@ -6893,7 +6884,7 @@
       </w:tr>
       <w:tr>
         <w:trPr>
-          <w:ins w:id="1268" w:author="Guo Zi Qiang Robin" w:date="2026-10-08T12:00:00Z"/>
+          <w:ins w:id="250" w:author="Guo Zi Qiang Robin" w:date="2026-10-08T12:00:00Z"/>
         </w:trPr>
         <w:tc>
           <w:tcPr>
@@ -6907,17 +6898,15 @@
               <w:ind w:left="0"/>
               <w:jc w:val="left"/>
               <w:rPr>
-                <w:ins w:id="1264" w:author="Guo Zi Qiang Robin" w:date="2026-10-08T12:00:00Z"/>
-              </w:rPr>
-            </w:pPr>
-            <w:ins w:id="1265" w:author="Guo Zi Qiang Robin" w:date="2026-10-08T12:00:00Z">
+                <w:ins w:id="251" w:author="Guo Zi Qiang Robin" w:date="2026-10-08T12:00:00Z"/>
+              </w:rPr>
+            </w:pPr>
+            <w:ins w:id="252" w:author="Guo Zi Qiang Robin" w:date="2026-10-08T12:00:00Z">
               <w:r>
                 <w:rPr>
                   <w:b/>
-                  <w:sz w:val="20"/>
-                  <w:szCs w:val="20"/>
                 </w:rPr>
-                <w:t xml:space="preserve">ATT&amp;CK</w:t>
+                <w:t>ATT&amp;CK</w:t>
               </w:r>
             </w:ins>
           </w:p>
@@ -6934,16 +6923,12 @@
               <w:ind w:left="0"/>
               <w:jc w:val="left"/>
               <w:rPr>
-                <w:ins w:id="1266" w:author="Guo Zi Qiang Robin" w:date="2026-10-08T12:00:00Z"/>
-              </w:rPr>
-            </w:pPr>
-            <w:ins w:id="1267" w:author="Guo Zi Qiang Robin" w:date="2026-10-08T12:00:00Z">
+                <w:ins w:id="253" w:author="Guo Zi Qiang Robin" w:date="2026-10-08T12:00:00Z"/>
+              </w:rPr>
+            </w:pPr>
+            <w:ins w:id="254" w:author="Guo Zi Qiang Robin" w:date="2026-10-08T12:00:00Z">
               <w:r>
-                <w:rPr>
-                  <w:sz w:val="20"/>
-                  <w:szCs w:val="20"/>
-                </w:rPr>
-                <w:t xml:space="preserve">MITRE Adversarial Tactics, Techniques, and Common Knowledge: a public knowledge base of real-world attacker tactics and techniques.</w:t>
+                <w:t>MITRE Adversarial Tactics, Techniques, and Common Knowledge: a public knowledge base of real-world attacker tactics and techniques.</w:t>
               </w:r>
             </w:ins>
           </w:p>
@@ -6951,7 +6936,7 @@
       </w:tr>
       <w:tr>
         <w:trPr>
-          <w:ins w:id="1273" w:author="Guo Zi Qiang Robin" w:date="2026-10-08T12:00:00Z"/>
+          <w:ins w:id="255" w:author="Guo Zi Qiang Robin" w:date="2026-10-08T12:00:00Z"/>
         </w:trPr>
         <w:tc>
           <w:tcPr>
@@ -6965,17 +6950,15 @@
               <w:ind w:left="0"/>
               <w:jc w:val="left"/>
               <w:rPr>
-                <w:ins w:id="1269" w:author="Guo Zi Qiang Robin" w:date="2026-10-08T12:00:00Z"/>
-              </w:rPr>
-            </w:pPr>
-            <w:ins w:id="1270" w:author="Guo Zi Qiang Robin" w:date="2026-10-08T12:00:00Z">
+                <w:ins w:id="256" w:author="Guo Zi Qiang Robin" w:date="2026-10-08T12:00:00Z"/>
+              </w:rPr>
+            </w:pPr>
+            <w:ins w:id="257" w:author="Guo Zi Qiang Robin" w:date="2026-10-08T12:00:00Z">
               <w:r>
                 <w:rPr>
                   <w:b/>
-                  <w:sz w:val="20"/>
-                  <w:szCs w:val="20"/>
                 </w:rPr>
-                <w:t xml:space="preserve">Briefing</w:t>
+                <w:t>Briefing</w:t>
               </w:r>
             </w:ins>
           </w:p>
@@ -6992,16 +6975,12 @@
               <w:ind w:left="0"/>
               <w:jc w:val="left"/>
               <w:rPr>
-                <w:ins w:id="1271" w:author="Guo Zi Qiang Robin" w:date="2026-10-08T12:00:00Z"/>
-              </w:rPr>
-            </w:pPr>
-            <w:ins w:id="1272" w:author="Guo Zi Qiang Robin" w:date="2026-10-08T12:00:00Z">
+                <w:ins w:id="258" w:author="Guo Zi Qiang Robin" w:date="2026-10-08T12:00:00Z"/>
+              </w:rPr>
+            </w:pPr>
+            <w:ins w:id="259" w:author="Guo Zi Qiang Robin" w:date="2026-10-08T12:00:00Z">
               <w:r>
-                <w:rPr>
-                  <w:sz w:val="20"/>
-                  <w:szCs w:val="20"/>
-                </w:rPr>
-                <w:t xml:space="preserve">Beacon’s evidence-backed daily digest: a ranked list of the day’s most significant AI-security events, each stating what happened and why it matters.</w:t>
+                <w:t>Beacon’s evidence-backed daily digest: a ranked list of the day’s most significant AI-security events, each stating what happened and why it matters.</w:t>
               </w:r>
             </w:ins>
           </w:p>
@@ -7009,7 +6988,7 @@
       </w:tr>
       <w:tr>
         <w:trPr>
-          <w:ins w:id="1278" w:author="Guo Zi Qiang Robin" w:date="2026-10-08T12:00:00Z"/>
+          <w:ins w:id="260" w:author="Guo Zi Qiang Robin" w:date="2026-10-08T12:00:00Z"/>
         </w:trPr>
         <w:tc>
           <w:tcPr>
@@ -7023,17 +7002,15 @@
               <w:ind w:left="0"/>
               <w:jc w:val="left"/>
               <w:rPr>
-                <w:ins w:id="1274" w:author="Guo Zi Qiang Robin" w:date="2026-10-08T12:00:00Z"/>
-              </w:rPr>
-            </w:pPr>
-            <w:ins w:id="1275" w:author="Guo Zi Qiang Robin" w:date="2026-10-08T12:00:00Z">
+                <w:ins w:id="261" w:author="Guo Zi Qiang Robin" w:date="2026-10-08T12:00:00Z"/>
+              </w:rPr>
+            </w:pPr>
+            <w:ins w:id="262" w:author="Guo Zi Qiang Robin" w:date="2026-10-08T12:00:00Z">
               <w:r>
                 <w:rPr>
                   <w:b/>
-                  <w:sz w:val="20"/>
-                  <w:szCs w:val="20"/>
                 </w:rPr>
-                <w:t xml:space="preserve">CI/CD</w:t>
+                <w:t>CI/CD</w:t>
               </w:r>
             </w:ins>
           </w:p>
@@ -7050,16 +7027,12 @@
               <w:ind w:left="0"/>
               <w:jc w:val="left"/>
               <w:rPr>
-                <w:ins w:id="1276" w:author="Guo Zi Qiang Robin" w:date="2026-10-08T12:00:00Z"/>
-              </w:rPr>
-            </w:pPr>
-            <w:ins w:id="1277" w:author="Guo Zi Qiang Robin" w:date="2026-10-08T12:00:00Z">
+                <w:ins w:id="263" w:author="Guo Zi Qiang Robin" w:date="2026-10-08T12:00:00Z"/>
+              </w:rPr>
+            </w:pPr>
+            <w:ins w:id="264" w:author="Guo Zi Qiang Robin" w:date="2026-10-08T12:00:00Z">
               <w:r>
-                <w:rPr>
-                  <w:sz w:val="20"/>
-                  <w:szCs w:val="20"/>
-                </w:rPr>
-                <w:t xml:space="preserve">Continuous integration and continuous deployment: automated testing and release of software changes.</w:t>
+                <w:t>Continuous integration and continuous deployment: automated testing and release of software changes.</w:t>
               </w:r>
             </w:ins>
           </w:p>
@@ -7067,7 +7040,7 @@
       </w:tr>
       <w:tr>
         <w:trPr>
-          <w:ins w:id="1283" w:author="Guo Zi Qiang Robin" w:date="2026-10-08T12:00:00Z"/>
+          <w:ins w:id="265" w:author="Guo Zi Qiang Robin" w:date="2026-10-08T12:00:00Z"/>
         </w:trPr>
         <w:tc>
           <w:tcPr>
@@ -7081,17 +7054,15 @@
               <w:ind w:left="0"/>
               <w:jc w:val="left"/>
               <w:rPr>
-                <w:ins w:id="1279" w:author="Guo Zi Qiang Robin" w:date="2026-10-08T12:00:00Z"/>
-              </w:rPr>
-            </w:pPr>
-            <w:ins w:id="1280" w:author="Guo Zi Qiang Robin" w:date="2026-10-08T12:00:00Z">
+                <w:ins w:id="266" w:author="Guo Zi Qiang Robin" w:date="2026-10-08T12:00:00Z"/>
+              </w:rPr>
+            </w:pPr>
+            <w:ins w:id="267" w:author="Guo Zi Qiang Robin" w:date="2026-10-08T12:00:00Z">
               <w:r>
                 <w:rPr>
                   <w:b/>
-                  <w:sz w:val="20"/>
-                  <w:szCs w:val="20"/>
                 </w:rPr>
-                <w:t xml:space="preserve">CYAD</w:t>
+                <w:t>CYAD</w:t>
               </w:r>
             </w:ins>
           </w:p>
@@ -7108,16 +7079,12 @@
               <w:ind w:left="0"/>
               <w:jc w:val="left"/>
               <w:rPr>
-                <w:ins w:id="1281" w:author="Guo Zi Qiang Robin" w:date="2026-10-08T12:00:00Z"/>
-              </w:rPr>
-            </w:pPr>
-            <w:ins w:id="1282" w:author="Guo Zi Qiang Robin" w:date="2026-10-08T12:00:00Z">
+                <w:ins w:id="268" w:author="Guo Zi Qiang Robin" w:date="2026-10-08T12:00:00Z"/>
+              </w:rPr>
+            </w:pPr>
+            <w:ins w:id="269" w:author="Guo Zi Qiang Robin" w:date="2026-10-08T12:00:00Z">
               <w:r>
-                <w:rPr>
-                  <w:sz w:val="20"/>
-                  <w:szCs w:val="20"/>
-                </w:rPr>
-                <w:t xml:space="preserve">Cyber Architecture &amp; Development division, Land Transport Authority.</w:t>
+                <w:t>Cyber Architecture &amp; Development division, Land Transport Authority.</w:t>
               </w:r>
             </w:ins>
           </w:p>
@@ -7125,7 +7092,7 @@
       </w:tr>
       <w:tr>
         <w:trPr>
-          <w:ins w:id="1288" w:author="Guo Zi Qiang Robin" w:date="2026-10-08T12:00:00Z"/>
+          <w:ins w:id="270" w:author="Guo Zi Qiang Robin" w:date="2026-10-08T12:00:00Z"/>
         </w:trPr>
         <w:tc>
           <w:tcPr>
@@ -7139,17 +7106,15 @@
               <w:ind w:left="0"/>
               <w:jc w:val="left"/>
               <w:rPr>
-                <w:ins w:id="1284" w:author="Guo Zi Qiang Robin" w:date="2026-10-08T12:00:00Z"/>
-              </w:rPr>
-            </w:pPr>
-            <w:ins w:id="1285" w:author="Guo Zi Qiang Robin" w:date="2026-10-08T12:00:00Z">
+                <w:ins w:id="271" w:author="Guo Zi Qiang Robin" w:date="2026-10-08T12:00:00Z"/>
+              </w:rPr>
+            </w:pPr>
+            <w:ins w:id="272" w:author="Guo Zi Qiang Robin" w:date="2026-10-08T12:00:00Z">
               <w:r>
                 <w:rPr>
                   <w:b/>
-                  <w:sz w:val="20"/>
-                  <w:szCs w:val="20"/>
                 </w:rPr>
-                <w:t xml:space="preserve">Evaluation harness</w:t>
+                <w:t>Evaluation harness</w:t>
               </w:r>
             </w:ins>
           </w:p>
@@ -7166,16 +7131,12 @@
               <w:ind w:left="0"/>
               <w:jc w:val="left"/>
               <w:rPr>
-                <w:ins w:id="1286" w:author="Guo Zi Qiang Robin" w:date="2026-10-08T12:00:00Z"/>
-              </w:rPr>
-            </w:pPr>
-            <w:ins w:id="1287" w:author="Guo Zi Qiang Robin" w:date="2026-10-08T12:00:00Z">
+                <w:ins w:id="273" w:author="Guo Zi Qiang Robin" w:date="2026-10-08T12:00:00Z"/>
+              </w:rPr>
+            </w:pPr>
+            <w:ins w:id="274" w:author="Guo Zi Qiang Robin" w:date="2026-10-08T12:00:00Z">
               <w:r>
-                <w:rPr>
-                  <w:sz w:val="20"/>
-                  <w:szCs w:val="20"/>
-                </w:rPr>
-                <w:t xml:space="preserve">The test program that loads labelled inputs, calls each guardrail and records its verdicts in one common format.</w:t>
+                <w:t>The test program that loads labelled inputs, calls each guardrail and records its verdicts in one common format.</w:t>
               </w:r>
             </w:ins>
           </w:p>
@@ -7183,7 +7144,7 @@
       </w:tr>
       <w:tr>
         <w:trPr>
-          <w:ins w:id="1293" w:author="Guo Zi Qiang Robin" w:date="2026-10-08T12:00:00Z"/>
+          <w:ins w:id="275" w:author="Guo Zi Qiang Robin" w:date="2026-10-08T12:00:00Z"/>
         </w:trPr>
         <w:tc>
           <w:tcPr>
@@ -7197,17 +7158,15 @@
               <w:ind w:left="0"/>
               <w:jc w:val="left"/>
               <w:rPr>
-                <w:ins w:id="1289" w:author="Guo Zi Qiang Robin" w:date="2026-10-08T12:00:00Z"/>
-              </w:rPr>
-            </w:pPr>
-            <w:ins w:id="1290" w:author="Guo Zi Qiang Robin" w:date="2026-10-08T12:00:00Z">
+                <w:ins w:id="276" w:author="Guo Zi Qiang Robin" w:date="2026-10-08T12:00:00Z"/>
+              </w:rPr>
+            </w:pPr>
+            <w:ins w:id="277" w:author="Guo Zi Qiang Robin" w:date="2026-10-08T12:00:00Z">
               <w:r>
                 <w:rPr>
                   <w:b/>
-                  <w:sz w:val="20"/>
-                  <w:szCs w:val="20"/>
                 </w:rPr>
-                <w:t xml:space="preserve">GovTech</w:t>
+                <w:t>GovTech</w:t>
               </w:r>
             </w:ins>
           </w:p>
@@ -7224,16 +7183,12 @@
               <w:ind w:left="0"/>
               <w:jc w:val="left"/>
               <w:rPr>
-                <w:ins w:id="1291" w:author="Guo Zi Qiang Robin" w:date="2026-10-08T12:00:00Z"/>
-              </w:rPr>
-            </w:pPr>
-            <w:ins w:id="1292" w:author="Guo Zi Qiang Robin" w:date="2026-10-08T12:00:00Z">
+                <w:ins w:id="278" w:author="Guo Zi Qiang Robin" w:date="2026-10-08T12:00:00Z"/>
+              </w:rPr>
+            </w:pPr>
+            <w:ins w:id="279" w:author="Guo Zi Qiang Robin" w:date="2026-10-08T12:00:00Z">
               <w:r>
-                <w:rPr>
-                  <w:sz w:val="20"/>
-                  <w:szCs w:val="20"/>
-                </w:rPr>
-                <w:t xml:space="preserve">Government Technology Agency (Singapore).</w:t>
+                <w:t>Government Technology Agency (Singapore).</w:t>
               </w:r>
             </w:ins>
           </w:p>
@@ -7241,7 +7196,7 @@
       </w:tr>
       <w:tr>
         <w:trPr>
-          <w:ins w:id="1298" w:author="Guo Zi Qiang Robin" w:date="2026-10-08T12:00:00Z"/>
+          <w:ins w:id="280" w:author="Guo Zi Qiang Robin" w:date="2026-10-08T12:00:00Z"/>
         </w:trPr>
         <w:tc>
           <w:tcPr>
@@ -7255,17 +7210,15 @@
               <w:ind w:left="0"/>
               <w:jc w:val="left"/>
               <w:rPr>
-                <w:ins w:id="1294" w:author="Guo Zi Qiang Robin" w:date="2026-10-08T12:00:00Z"/>
-              </w:rPr>
-            </w:pPr>
-            <w:ins w:id="1295" w:author="Guo Zi Qiang Robin" w:date="2026-10-08T12:00:00Z">
+                <w:ins w:id="281" w:author="Guo Zi Qiang Robin" w:date="2026-10-08T12:00:00Z"/>
+              </w:rPr>
+            </w:pPr>
+            <w:ins w:id="282" w:author="Guo Zi Qiang Robin" w:date="2026-10-08T12:00:00Z">
               <w:r>
                 <w:rPr>
                   <w:b/>
-                  <w:sz w:val="20"/>
-                  <w:szCs w:val="20"/>
                 </w:rPr>
-                <w:t xml:space="preserve">GPU</w:t>
+                <w:t>GPU</w:t>
               </w:r>
             </w:ins>
           </w:p>
@@ -7282,16 +7235,12 @@
               <w:ind w:left="0"/>
               <w:jc w:val="left"/>
               <w:rPr>
-                <w:ins w:id="1296" w:author="Guo Zi Qiang Robin" w:date="2026-10-08T12:00:00Z"/>
-              </w:rPr>
-            </w:pPr>
-            <w:ins w:id="1297" w:author="Guo Zi Qiang Robin" w:date="2026-10-08T12:00:00Z">
+                <w:ins w:id="283" w:author="Guo Zi Qiang Robin" w:date="2026-10-08T12:00:00Z"/>
+              </w:rPr>
+            </w:pPr>
+            <w:ins w:id="284" w:author="Guo Zi Qiang Robin" w:date="2026-10-08T12:00:00Z">
               <w:r>
-                <w:rPr>
-                  <w:sz w:val="20"/>
-                  <w:szCs w:val="20"/>
-                </w:rPr>
-                <w:t xml:space="preserve">Graphics processing unit.</w:t>
+                <w:t>Graphics processing unit.</w:t>
               </w:r>
             </w:ins>
           </w:p>
@@ -7299,7 +7248,7 @@
       </w:tr>
       <w:tr>
         <w:trPr>
-          <w:ins w:id="1303" w:author="Guo Zi Qiang Robin" w:date="2026-10-08T12:00:00Z"/>
+          <w:ins w:id="285" w:author="Guo Zi Qiang Robin" w:date="2026-10-08T12:00:00Z"/>
         </w:trPr>
         <w:tc>
           <w:tcPr>
@@ -7313,17 +7262,15 @@
               <w:ind w:left="0"/>
               <w:jc w:val="left"/>
               <w:rPr>
-                <w:ins w:id="1299" w:author="Guo Zi Qiang Robin" w:date="2026-10-08T12:00:00Z"/>
-              </w:rPr>
-            </w:pPr>
-            <w:ins w:id="1300" w:author="Guo Zi Qiang Robin" w:date="2026-10-08T12:00:00Z">
+                <w:ins w:id="286" w:author="Guo Zi Qiang Robin" w:date="2026-10-08T12:00:00Z"/>
+              </w:rPr>
+            </w:pPr>
+            <w:ins w:id="287" w:author="Guo Zi Qiang Robin" w:date="2026-10-08T12:00:00Z">
               <w:r>
                 <w:rPr>
                   <w:b/>
-                  <w:sz w:val="20"/>
-                  <w:szCs w:val="20"/>
                 </w:rPr>
-                <w:t xml:space="preserve">Guardrail</w:t>
+                <w:t>Guardrail</w:t>
               </w:r>
             </w:ins>
           </w:p>
@@ -7340,16 +7287,12 @@
               <w:ind w:left="0"/>
               <w:jc w:val="left"/>
               <w:rPr>
-                <w:ins w:id="1301" w:author="Guo Zi Qiang Robin" w:date="2026-10-08T12:00:00Z"/>
-              </w:rPr>
-            </w:pPr>
-            <w:ins w:id="1302" w:author="Guo Zi Qiang Robin" w:date="2026-10-08T12:00:00Z">
+                <w:ins w:id="288" w:author="Guo Zi Qiang Robin" w:date="2026-10-08T12:00:00Z"/>
+              </w:rPr>
+            </w:pPr>
+            <w:ins w:id="289" w:author="Guo Zi Qiang Robin" w:date="2026-10-08T12:00:00Z">
               <w:r>
-                <w:rPr>
-                  <w:sz w:val="20"/>
-                  <w:szCs w:val="20"/>
-                </w:rPr>
-                <w:t xml:space="preserve">A safety check around an AI chatbot that allows, blocks or flags each message.</w:t>
+                <w:t>A safety check around an AI chatbot that allows, blocks or flags each message.</w:t>
               </w:r>
             </w:ins>
           </w:p>
@@ -7357,7 +7300,7 @@
       </w:tr>
       <w:tr>
         <w:trPr>
-          <w:ins w:id="1308" w:author="Guo Zi Qiang Robin" w:date="2026-10-08T12:00:00Z"/>
+          <w:ins w:id="290" w:author="Guo Zi Qiang Robin" w:date="2026-10-08T12:00:00Z"/>
         </w:trPr>
         <w:tc>
           <w:tcPr>
@@ -7371,17 +7314,15 @@
               <w:ind w:left="0"/>
               <w:jc w:val="left"/>
               <w:rPr>
-                <w:ins w:id="1304" w:author="Guo Zi Qiang Robin" w:date="2026-10-08T12:00:00Z"/>
-              </w:rPr>
-            </w:pPr>
-            <w:ins w:id="1305" w:author="Guo Zi Qiang Robin" w:date="2026-10-08T12:00:00Z">
+                <w:ins w:id="291" w:author="Guo Zi Qiang Robin" w:date="2026-10-08T12:00:00Z"/>
+              </w:rPr>
+            </w:pPr>
+            <w:ins w:id="292" w:author="Guo Zi Qiang Robin" w:date="2026-10-08T12:00:00Z">
               <w:r>
                 <w:rPr>
                   <w:b/>
-                  <w:sz w:val="20"/>
-                  <w:szCs w:val="20"/>
                 </w:rPr>
-                <w:t xml:space="preserve">LionGuard 2</w:t>
+                <w:t>LionGuard 2</w:t>
               </w:r>
             </w:ins>
           </w:p>
@@ -7398,16 +7339,12 @@
               <w:ind w:left="0"/>
               <w:jc w:val="left"/>
               <w:rPr>
-                <w:ins w:id="1306" w:author="Guo Zi Qiang Robin" w:date="2026-10-08T12:00:00Z"/>
-              </w:rPr>
-            </w:pPr>
-            <w:ins w:id="1307" w:author="Guo Zi Qiang Robin" w:date="2026-10-08T12:00:00Z">
+                <w:ins w:id="293" w:author="Guo Zi Qiang Robin" w:date="2026-10-08T12:00:00Z"/>
+              </w:rPr>
+            </w:pPr>
+            <w:ins w:id="294" w:author="Guo Zi Qiang Robin" w:date="2026-10-08T12:00:00Z">
               <w:r>
-                <w:rPr>
-                  <w:sz w:val="20"/>
-                  <w:szCs w:val="20"/>
-                </w:rPr>
-                <w:t xml:space="preserve">GovTech’s Singapore-tuned harmful-content classifier, served through Sentinel.</w:t>
+                <w:t>GovTech’s Singapore-tuned harmful-content classifier, served through Sentinel.</w:t>
               </w:r>
             </w:ins>
           </w:p>
@@ -7415,7 +7352,7 @@
       </w:tr>
       <w:tr>
         <w:trPr>
-          <w:ins w:id="1313" w:author="Guo Zi Qiang Robin" w:date="2026-10-08T12:00:00Z"/>
+          <w:ins w:id="295" w:author="Guo Zi Qiang Robin" w:date="2026-10-08T12:00:00Z"/>
         </w:trPr>
         <w:tc>
           <w:tcPr>
@@ -7429,17 +7366,15 @@
               <w:ind w:left="0"/>
               <w:jc w:val="left"/>
               <w:rPr>
-                <w:ins w:id="1309" w:author="Guo Zi Qiang Robin" w:date="2026-10-08T12:00:00Z"/>
-              </w:rPr>
-            </w:pPr>
-            <w:ins w:id="1310" w:author="Guo Zi Qiang Robin" w:date="2026-10-08T12:00:00Z">
+                <w:ins w:id="296" w:author="Guo Zi Qiang Robin" w:date="2026-10-08T12:00:00Z"/>
+              </w:rPr>
+            </w:pPr>
+            <w:ins w:id="297" w:author="Guo Zi Qiang Robin" w:date="2026-10-08T12:00:00Z">
               <w:r>
                 <w:rPr>
                   <w:b/>
-                  <w:sz w:val="20"/>
-                  <w:szCs w:val="20"/>
                 </w:rPr>
-                <w:t xml:space="preserve">Litmus</w:t>
+                <w:t>Litmus</w:t>
               </w:r>
             </w:ins>
           </w:p>
@@ -7456,16 +7391,12 @@
               <w:ind w:left="0"/>
               <w:jc w:val="left"/>
               <w:rPr>
-                <w:ins w:id="1311" w:author="Guo Zi Qiang Robin" w:date="2026-10-08T12:00:00Z"/>
-              </w:rPr>
-            </w:pPr>
-            <w:ins w:id="1312" w:author="Guo Zi Qiang Robin" w:date="2026-10-08T12:00:00Z">
+                <w:ins w:id="298" w:author="Guo Zi Qiang Robin" w:date="2026-10-08T12:00:00Z"/>
+              </w:rPr>
+            </w:pPr>
+            <w:ins w:id="299" w:author="Guo Zi Qiang Robin" w:date="2026-10-08T12:00:00Z">
               <w:r>
-                <w:rPr>
-                  <w:sz w:val="20"/>
-                  <w:szCs w:val="20"/>
-                </w:rPr>
-                <w:t xml:space="preserve">GovTech’s pre-deployment testing platform for generative AI applications.</w:t>
+                <w:t>GovTech’s pre-deployment testing platform for generative AI applications.</w:t>
               </w:r>
             </w:ins>
           </w:p>
@@ -7473,7 +7404,7 @@
       </w:tr>
       <w:tr>
         <w:trPr>
-          <w:ins w:id="1318" w:author="Guo Zi Qiang Robin" w:date="2026-10-08T12:00:00Z"/>
+          <w:ins w:id="300" w:author="Guo Zi Qiang Robin" w:date="2026-10-08T12:00:00Z"/>
         </w:trPr>
         <w:tc>
           <w:tcPr>
@@ -7487,17 +7418,15 @@
               <w:ind w:left="0"/>
               <w:jc w:val="left"/>
               <w:rPr>
-                <w:ins w:id="1314" w:author="Guo Zi Qiang Robin" w:date="2026-10-08T12:00:00Z"/>
-              </w:rPr>
-            </w:pPr>
-            <w:ins w:id="1315" w:author="Guo Zi Qiang Robin" w:date="2026-10-08T12:00:00Z">
+                <w:ins w:id="301" w:author="Guo Zi Qiang Robin" w:date="2026-10-08T12:00:00Z"/>
+              </w:rPr>
+            </w:pPr>
+            <w:ins w:id="302" w:author="Guo Zi Qiang Robin" w:date="2026-10-08T12:00:00Z">
               <w:r>
                 <w:rPr>
                   <w:b/>
-                  <w:sz w:val="20"/>
-                  <w:szCs w:val="20"/>
                 </w:rPr>
-                <w:t xml:space="preserve">Llama Guard</w:t>
+                <w:t>Llama Guard</w:t>
               </w:r>
             </w:ins>
           </w:p>
@@ -7514,16 +7443,12 @@
               <w:ind w:left="0"/>
               <w:jc w:val="left"/>
               <w:rPr>
-                <w:ins w:id="1316" w:author="Guo Zi Qiang Robin" w:date="2026-10-08T12:00:00Z"/>
-              </w:rPr>
-            </w:pPr>
-            <w:ins w:id="1317" w:author="Guo Zi Qiang Robin" w:date="2026-10-08T12:00:00Z">
+                <w:ins w:id="303" w:author="Guo Zi Qiang Robin" w:date="2026-10-08T12:00:00Z"/>
+              </w:rPr>
+            </w:pPr>
+            <w:ins w:id="304" w:author="Guo Zi Qiang Robin" w:date="2026-10-08T12:00:00Z">
               <w:r>
-                <w:rPr>
-                  <w:sz w:val="20"/>
-                  <w:szCs w:val="20"/>
-                </w:rPr>
-                <w:t xml:space="preserve">Meta’s openly released safety classifier for chatbot inputs and outputs.</w:t>
+                <w:t>Meta’s openly released safety classifier for chatbot inputs and outputs.</w:t>
               </w:r>
             </w:ins>
           </w:p>
@@ -7531,7 +7456,7 @@
       </w:tr>
       <w:tr>
         <w:trPr>
-          <w:ins w:id="1323" w:author="Guo Zi Qiang Robin" w:date="2026-10-08T12:00:00Z"/>
+          <w:ins w:id="305" w:author="Guo Zi Qiang Robin" w:date="2026-10-08T12:00:00Z"/>
         </w:trPr>
         <w:tc>
           <w:tcPr>
@@ -7545,17 +7470,15 @@
               <w:ind w:left="0"/>
               <w:jc w:val="left"/>
               <w:rPr>
-                <w:ins w:id="1319" w:author="Guo Zi Qiang Robin" w:date="2026-10-08T12:00:00Z"/>
-              </w:rPr>
-            </w:pPr>
-            <w:ins w:id="1320" w:author="Guo Zi Qiang Robin" w:date="2026-10-08T12:00:00Z">
+                <w:ins w:id="306" w:author="Guo Zi Qiang Robin" w:date="2026-10-08T12:00:00Z"/>
+              </w:rPr>
+            </w:pPr>
+            <w:ins w:id="307" w:author="Guo Zi Qiang Robin" w:date="2026-10-08T12:00:00Z">
               <w:r>
                 <w:rPr>
                   <w:b/>
-                  <w:sz w:val="20"/>
-                  <w:szCs w:val="20"/>
                 </w:rPr>
-                <w:t xml:space="preserve">LTA</w:t>
+                <w:t>LTA</w:t>
               </w:r>
             </w:ins>
           </w:p>
@@ -7572,16 +7495,12 @@
               <w:ind w:left="0"/>
               <w:jc w:val="left"/>
               <w:rPr>
-                <w:ins w:id="1321" w:author="Guo Zi Qiang Robin" w:date="2026-10-08T12:00:00Z"/>
-              </w:rPr>
-            </w:pPr>
-            <w:ins w:id="1322" w:author="Guo Zi Qiang Robin" w:date="2026-10-08T12:00:00Z">
+                <w:ins w:id="308" w:author="Guo Zi Qiang Robin" w:date="2026-10-08T12:00:00Z"/>
+              </w:rPr>
+            </w:pPr>
+            <w:ins w:id="309" w:author="Guo Zi Qiang Robin" w:date="2026-10-08T12:00:00Z">
               <w:r>
-                <w:rPr>
-                  <w:sz w:val="20"/>
-                  <w:szCs w:val="20"/>
-                </w:rPr>
-                <w:t xml:space="preserve">Land Transport Authority.</w:t>
+                <w:t>Land Transport Authority.</w:t>
               </w:r>
             </w:ins>
           </w:p>
@@ -7589,7 +7508,7 @@
       </w:tr>
       <w:tr>
         <w:trPr>
-          <w:ins w:id="1328" w:author="Guo Zi Qiang Robin" w:date="2026-10-08T12:00:00Z"/>
+          <w:ins w:id="310" w:author="Guo Zi Qiang Robin" w:date="2026-10-08T12:00:00Z"/>
         </w:trPr>
         <w:tc>
           <w:tcPr>
@@ -7603,17 +7522,15 @@
               <w:ind w:left="0"/>
               <w:jc w:val="left"/>
               <w:rPr>
-                <w:ins w:id="1324" w:author="Guo Zi Qiang Robin" w:date="2026-10-08T12:00:00Z"/>
-              </w:rPr>
-            </w:pPr>
-            <w:ins w:id="1325" w:author="Guo Zi Qiang Robin" w:date="2026-10-08T12:00:00Z">
+                <w:ins w:id="311" w:author="Guo Zi Qiang Robin" w:date="2026-10-08T12:00:00Z"/>
+              </w:rPr>
+            </w:pPr>
+            <w:ins w:id="312" w:author="Guo Zi Qiang Robin" w:date="2026-10-08T12:00:00Z">
               <w:r>
                 <w:rPr>
                   <w:b/>
-                  <w:sz w:val="20"/>
-                  <w:szCs w:val="20"/>
                 </w:rPr>
-                <w:t xml:space="preserve">NeMo Guardrails</w:t>
+                <w:t>NeMo Guardrails</w:t>
               </w:r>
             </w:ins>
           </w:p>
@@ -7630,16 +7547,12 @@
               <w:ind w:left="0"/>
               <w:jc w:val="left"/>
               <w:rPr>
-                <w:ins w:id="1326" w:author="Guo Zi Qiang Robin" w:date="2026-10-08T12:00:00Z"/>
-              </w:rPr>
-            </w:pPr>
-            <w:ins w:id="1327" w:author="Guo Zi Qiang Robin" w:date="2026-10-08T12:00:00Z">
+                <w:ins w:id="313" w:author="Guo Zi Qiang Robin" w:date="2026-10-08T12:00:00Z"/>
+              </w:rPr>
+            </w:pPr>
+            <w:ins w:id="314" w:author="Guo Zi Qiang Robin" w:date="2026-10-08T12:00:00Z">
               <w:r>
-                <w:rPr>
-                  <w:sz w:val="20"/>
-                  <w:szCs w:val="20"/>
-                </w:rPr>
-                <w:t xml:space="preserve">NVIDIA’s open-source toolkit for adding guardrails to chatbot applications.</w:t>
+                <w:t>NVIDIA’s open-source toolkit for adding guardrails to chatbot applications.</w:t>
               </w:r>
             </w:ins>
           </w:p>
@@ -7647,7 +7560,7 @@
       </w:tr>
       <w:tr>
         <w:trPr>
-          <w:ins w:id="1333" w:author="Guo Zi Qiang Robin" w:date="2026-10-08T12:00:00Z"/>
+          <w:ins w:id="315" w:author="Guo Zi Qiang Robin" w:date="2026-10-08T12:00:00Z"/>
         </w:trPr>
         <w:tc>
           <w:tcPr>
@@ -7661,17 +7574,15 @@
               <w:ind w:left="0"/>
               <w:jc w:val="left"/>
               <w:rPr>
-                <w:ins w:id="1329" w:author="Guo Zi Qiang Robin" w:date="2026-10-08T12:00:00Z"/>
-              </w:rPr>
-            </w:pPr>
-            <w:ins w:id="1330" w:author="Guo Zi Qiang Robin" w:date="2026-10-08T12:00:00Z">
+                <w:ins w:id="316" w:author="Guo Zi Qiang Robin" w:date="2026-10-08T12:00:00Z"/>
+              </w:rPr>
+            </w:pPr>
+            <w:ins w:id="317" w:author="Guo Zi Qiang Robin" w:date="2026-10-08T12:00:00Z">
               <w:r>
                 <w:rPr>
                   <w:b/>
-                  <w:sz w:val="20"/>
-                  <w:szCs w:val="20"/>
                 </w:rPr>
-                <w:t xml:space="preserve">OSCAL</w:t>
+                <w:t>OSCAL</w:t>
               </w:r>
             </w:ins>
           </w:p>
@@ -7688,16 +7599,12 @@
               <w:ind w:left="0"/>
               <w:jc w:val="left"/>
               <w:rPr>
-                <w:ins w:id="1331" w:author="Guo Zi Qiang Robin" w:date="2026-10-08T12:00:00Z"/>
-              </w:rPr>
-            </w:pPr>
-            <w:ins w:id="1332" w:author="Guo Zi Qiang Robin" w:date="2026-10-08T12:00:00Z">
+                <w:ins w:id="318" w:author="Guo Zi Qiang Robin" w:date="2026-10-08T12:00:00Z"/>
+              </w:rPr>
+            </w:pPr>
+            <w:ins w:id="319" w:author="Guo Zi Qiang Robin" w:date="2026-10-08T12:00:00Z">
               <w:r>
-                <w:rPr>
-                  <w:sz w:val="20"/>
-                  <w:szCs w:val="20"/>
-                </w:rPr>
-                <w:t xml:space="preserve">Open Security Controls Assessment Language: a machine-readable format for security controls.</w:t>
+                <w:t>Open Security Controls Assessment Language: a machine-readable format for security controls.</w:t>
               </w:r>
             </w:ins>
           </w:p>
@@ -7705,7 +7612,7 @@
       </w:tr>
       <w:tr>
         <w:trPr>
-          <w:ins w:id="1338" w:author="Guo Zi Qiang Robin" w:date="2026-10-08T12:00:00Z"/>
+          <w:ins w:id="320" w:author="Guo Zi Qiang Robin" w:date="2026-10-08T12:00:00Z"/>
         </w:trPr>
         <w:tc>
           <w:tcPr>
@@ -7719,17 +7626,15 @@
               <w:ind w:left="0"/>
               <w:jc w:val="left"/>
               <w:rPr>
-                <w:ins w:id="1334" w:author="Guo Zi Qiang Robin" w:date="2026-10-08T12:00:00Z"/>
-              </w:rPr>
-            </w:pPr>
-            <w:ins w:id="1335" w:author="Guo Zi Qiang Robin" w:date="2026-10-08T12:00:00Z">
+                <w:ins w:id="321" w:author="Guo Zi Qiang Robin" w:date="2026-10-08T12:00:00Z"/>
+              </w:rPr>
+            </w:pPr>
+            <w:ins w:id="322" w:author="Guo Zi Qiang Robin" w:date="2026-10-08T12:00:00Z">
               <w:r>
                 <w:rPr>
                   <w:b/>
-                  <w:sz w:val="20"/>
-                  <w:szCs w:val="20"/>
                 </w:rPr>
-                <w:t xml:space="preserve">Prompt Guard 2</w:t>
+                <w:t>Prompt Guard 2</w:t>
               </w:r>
             </w:ins>
           </w:p>
@@ -7746,16 +7651,12 @@
               <w:ind w:left="0"/>
               <w:jc w:val="left"/>
               <w:rPr>
-                <w:ins w:id="1336" w:author="Guo Zi Qiang Robin" w:date="2026-10-08T12:00:00Z"/>
-              </w:rPr>
-            </w:pPr>
-            <w:ins w:id="1337" w:author="Guo Zi Qiang Robin" w:date="2026-10-08T12:00:00Z">
+                <w:ins w:id="323" w:author="Guo Zi Qiang Robin" w:date="2026-10-08T12:00:00Z"/>
+              </w:rPr>
+            </w:pPr>
+            <w:ins w:id="324" w:author="Guo Zi Qiang Robin" w:date="2026-10-08T12:00:00Z">
               <w:r>
-                <w:rPr>
-                  <w:sz w:val="20"/>
-                  <w:szCs w:val="20"/>
-                </w:rPr>
-                <w:t xml:space="preserve">Meta’s small classifier for jailbreak and prompt-attack detection (part of Purple Llama).</w:t>
+                <w:t>Meta’s small classifier for jailbreak and prompt-attack detection (part of Purple Llama).</w:t>
               </w:r>
             </w:ins>
           </w:p>
@@ -7763,7 +7664,7 @@
       </w:tr>
       <w:tr>
         <w:trPr>
-          <w:ins w:id="1343" w:author="Guo Zi Qiang Robin" w:date="2026-10-08T12:00:00Z"/>
+          <w:ins w:id="325" w:author="Guo Zi Qiang Robin" w:date="2026-10-08T12:00:00Z"/>
         </w:trPr>
         <w:tc>
           <w:tcPr>
@@ -7777,17 +7678,15 @@
               <w:ind w:left="0"/>
               <w:jc w:val="left"/>
               <w:rPr>
-                <w:ins w:id="1339" w:author="Guo Zi Qiang Robin" w:date="2026-10-08T12:00:00Z"/>
-              </w:rPr>
-            </w:pPr>
-            <w:ins w:id="1340" w:author="Guo Zi Qiang Robin" w:date="2026-10-08T12:00:00Z">
+                <w:ins w:id="326" w:author="Guo Zi Qiang Robin" w:date="2026-10-08T12:00:00Z"/>
+              </w:rPr>
+            </w:pPr>
+            <w:ins w:id="327" w:author="Guo Zi Qiang Robin" w:date="2026-10-08T12:00:00Z">
               <w:r>
                 <w:rPr>
                   <w:b/>
-                  <w:sz w:val="20"/>
-                  <w:szCs w:val="20"/>
                 </w:rPr>
-                <w:t xml:space="preserve">Purple Llama</w:t>
+                <w:t>Purple Llama</w:t>
               </w:r>
             </w:ins>
           </w:p>
@@ -7804,16 +7703,12 @@
               <w:ind w:left="0"/>
               <w:jc w:val="left"/>
               <w:rPr>
-                <w:ins w:id="1341" w:author="Guo Zi Qiang Robin" w:date="2026-10-08T12:00:00Z"/>
-              </w:rPr>
-            </w:pPr>
-            <w:ins w:id="1342" w:author="Guo Zi Qiang Robin" w:date="2026-10-08T12:00:00Z">
+                <w:ins w:id="328" w:author="Guo Zi Qiang Robin" w:date="2026-10-08T12:00:00Z"/>
+              </w:rPr>
+            </w:pPr>
+            <w:ins w:id="329" w:author="Guo Zi Qiang Robin" w:date="2026-10-08T12:00:00Z">
               <w:r>
-                <w:rPr>
-                  <w:sz w:val="20"/>
-                  <w:szCs w:val="20"/>
-                </w:rPr>
-                <w:t xml:space="preserve">Meta’s umbrella project of open safety tools and evaluations.</w:t>
+                <w:t>Meta’s umbrella project of open safety tools and evaluations.</w:t>
               </w:r>
             </w:ins>
           </w:p>
@@ -7821,7 +7716,7 @@
       </w:tr>
       <w:tr>
         <w:trPr>
-          <w:ins w:id="1348" w:author="Guo Zi Qiang Robin" w:date="2026-10-08T12:00:00Z"/>
+          <w:ins w:id="330" w:author="Guo Zi Qiang Robin" w:date="2026-10-08T12:00:00Z"/>
         </w:trPr>
         <w:tc>
           <w:tcPr>
@@ -7835,17 +7730,15 @@
               <w:ind w:left="0"/>
               <w:jc w:val="left"/>
               <w:rPr>
-                <w:ins w:id="1344" w:author="Guo Zi Qiang Robin" w:date="2026-10-08T12:00:00Z"/>
-              </w:rPr>
-            </w:pPr>
-            <w:ins w:id="1345" w:author="Guo Zi Qiang Robin" w:date="2026-10-08T12:00:00Z">
+                <w:ins w:id="331" w:author="Guo Zi Qiang Robin" w:date="2026-10-08T12:00:00Z"/>
+              </w:rPr>
+            </w:pPr>
+            <w:ins w:id="332" w:author="Guo Zi Qiang Robin" w:date="2026-10-08T12:00:00Z">
               <w:r>
                 <w:rPr>
                   <w:b/>
-                  <w:sz w:val="20"/>
-                  <w:szCs w:val="20"/>
                 </w:rPr>
-                <w:t xml:space="preserve">Sentinel</w:t>
+                <w:t>Sentinel</w:t>
               </w:r>
             </w:ins>
           </w:p>
@@ -7862,16 +7755,12 @@
               <w:ind w:left="0"/>
               <w:jc w:val="left"/>
               <w:rPr>
-                <w:ins w:id="1346" w:author="Guo Zi Qiang Robin" w:date="2026-10-08T12:00:00Z"/>
-              </w:rPr>
-            </w:pPr>
-            <w:ins w:id="1347" w:author="Guo Zi Qiang Robin" w:date="2026-10-08T12:00:00Z">
+                <w:ins w:id="333" w:author="Guo Zi Qiang Robin" w:date="2026-10-08T12:00:00Z"/>
+              </w:rPr>
+            </w:pPr>
+            <w:ins w:id="334" w:author="Guo Zi Qiang Robin" w:date="2026-10-08T12:00:00Z">
               <w:r>
-                <w:rPr>
-                  <w:sz w:val="20"/>
-                  <w:szCs w:val="20"/>
-                </w:rPr>
-                <w:t xml:space="preserve">GovTech’s hosted guardrail service.</w:t>
+                <w:t>GovTech’s hosted guardrail service.</w:t>
               </w:r>
             </w:ins>
           </w:p>
@@ -7879,7 +7768,7 @@
       </w:tr>
       <w:tr>
         <w:trPr>
-          <w:ins w:id="1353" w:author="Guo Zi Qiang Robin" w:date="2026-10-08T12:00:00Z"/>
+          <w:ins w:id="335" w:author="Guo Zi Qiang Robin" w:date="2026-10-08T12:00:00Z"/>
         </w:trPr>
         <w:tc>
           <w:tcPr>
@@ -7893,17 +7782,15 @@
               <w:ind w:left="0"/>
               <w:jc w:val="left"/>
               <w:rPr>
-                <w:ins w:id="1349" w:author="Guo Zi Qiang Robin" w:date="2026-10-08T12:00:00Z"/>
-              </w:rPr>
-            </w:pPr>
-            <w:ins w:id="1350" w:author="Guo Zi Qiang Robin" w:date="2026-10-08T12:00:00Z">
+                <w:ins w:id="336" w:author="Guo Zi Qiang Robin" w:date="2026-10-08T12:00:00Z"/>
+              </w:rPr>
+            </w:pPr>
+            <w:ins w:id="337" w:author="Guo Zi Qiang Robin" w:date="2026-10-08T12:00:00Z">
               <w:r>
                 <w:rPr>
                   <w:b/>
-                  <w:sz w:val="20"/>
-                  <w:szCs w:val="20"/>
                 </w:rPr>
-                <w:t xml:space="preserve">SSP</w:t>
+                <w:t>SSP</w:t>
               </w:r>
             </w:ins>
           </w:p>
@@ -7920,16 +7807,12 @@
               <w:ind w:left="0"/>
               <w:jc w:val="left"/>
               <w:rPr>
-                <w:ins w:id="1351" w:author="Guo Zi Qiang Robin" w:date="2026-10-08T12:00:00Z"/>
-              </w:rPr>
-            </w:pPr>
-            <w:ins w:id="1352" w:author="Guo Zi Qiang Robin" w:date="2026-10-08T12:00:00Z">
+                <w:ins w:id="338" w:author="Guo Zi Qiang Robin" w:date="2026-10-08T12:00:00Z"/>
+              </w:rPr>
+            </w:pPr>
+            <w:ins w:id="339" w:author="Guo Zi Qiang Robin" w:date="2026-10-08T12:00:00Z">
               <w:r>
-                <w:rPr>
-                  <w:sz w:val="20"/>
-                  <w:szCs w:val="20"/>
-                </w:rPr>
-                <w:t xml:space="preserve">The Singapore Government’s System Security Plan control catalogue, published by GovTech.</w:t>
+                <w:t>The Singapore Government’s System Security Plan control catalogue, published by GovTech.</w:t>
               </w:r>
             </w:ins>
           </w:p>
@@ -7937,7 +7820,7 @@
       </w:tr>
       <w:tr>
         <w:trPr>
-          <w:ins w:id="1358" w:author="Guo Zi Qiang Robin" w:date="2026-10-08T12:00:00Z"/>
+          <w:ins w:id="340" w:author="Guo Zi Qiang Robin" w:date="2026-10-08T12:00:00Z"/>
         </w:trPr>
         <w:tc>
           <w:tcPr>
@@ -7951,17 +7834,15 @@
               <w:ind w:left="0"/>
               <w:jc w:val="left"/>
               <w:rPr>
-                <w:ins w:id="1354" w:author="Guo Zi Qiang Robin" w:date="2026-10-08T12:00:00Z"/>
-              </w:rPr>
-            </w:pPr>
-            <w:ins w:id="1355" w:author="Guo Zi Qiang Robin" w:date="2026-10-08T12:00:00Z">
+                <w:ins w:id="341" w:author="Guo Zi Qiang Robin" w:date="2026-10-08T12:00:00Z"/>
+              </w:rPr>
+            </w:pPr>
+            <w:ins w:id="342" w:author="Guo Zi Qiang Robin" w:date="2026-10-08T12:00:00Z">
               <w:r>
                 <w:rPr>
                   <w:b/>
-                  <w:sz w:val="20"/>
-                  <w:szCs w:val="20"/>
                 </w:rPr>
-                <w:t xml:space="preserve">STIX</w:t>
+                <w:t>STIX</w:t>
               </w:r>
             </w:ins>
           </w:p>
@@ -7978,16 +7859,12 @@
               <w:ind w:left="0"/>
               <w:jc w:val="left"/>
               <w:rPr>
-                <w:ins w:id="1356" w:author="Guo Zi Qiang Robin" w:date="2026-10-08T12:00:00Z"/>
-              </w:rPr>
-            </w:pPr>
-            <w:ins w:id="1357" w:author="Guo Zi Qiang Robin" w:date="2026-10-08T12:00:00Z">
+                <w:ins w:id="343" w:author="Guo Zi Qiang Robin" w:date="2026-10-08T12:00:00Z"/>
+              </w:rPr>
+            </w:pPr>
+            <w:ins w:id="344" w:author="Guo Zi Qiang Robin" w:date="2026-10-08T12:00:00Z">
               <w:r>
-                <w:rPr>
-                  <w:sz w:val="20"/>
-                  <w:szCs w:val="20"/>
-                </w:rPr>
-                <w:t xml:space="preserve">Structured Threat Information Expression: a standard data format for threat knowledge.</w:t>
+                <w:t>Structured Threat Information Expression: a standard data format for threat knowledge.</w:t>
               </w:r>
             </w:ins>
           </w:p>
@@ -7995,7 +7872,7 @@
       </w:tr>
       <w:tr>
         <w:trPr>
-          <w:ins w:id="1363" w:author="Guo Zi Qiang Robin" w:date="2026-10-08T12:00:00Z"/>
+          <w:ins w:id="345" w:author="Guo Zi Qiang Robin" w:date="2026-10-08T12:00:00Z"/>
         </w:trPr>
         <w:tc>
           <w:tcPr>
@@ -8009,17 +7886,15 @@
               <w:ind w:left="0"/>
               <w:jc w:val="left"/>
               <w:rPr>
-                <w:ins w:id="1359" w:author="Guo Zi Qiang Robin" w:date="2026-10-08T12:00:00Z"/>
-              </w:rPr>
-            </w:pPr>
-            <w:ins w:id="1360" w:author="Guo Zi Qiang Robin" w:date="2026-10-08T12:00:00Z">
+                <w:ins w:id="346" w:author="Guo Zi Qiang Robin" w:date="2026-10-08T12:00:00Z"/>
+              </w:rPr>
+            </w:pPr>
+            <w:ins w:id="347" w:author="Guo Zi Qiang Robin" w:date="2026-10-08T12:00:00Z">
               <w:r>
                 <w:rPr>
                   <w:b/>
-                  <w:sz w:val="20"/>
-                  <w:szCs w:val="20"/>
                 </w:rPr>
-                <w:t xml:space="preserve">Test bench (Guardrail Evaluation Test Bench)</w:t>
+                <w:t>Test bench (Guardrail Evaluation Test Bench)</w:t>
               </w:r>
             </w:ins>
           </w:p>
@@ -8036,16 +7911,12 @@
               <w:ind w:left="0"/>
               <w:jc w:val="left"/>
               <w:rPr>
-                <w:ins w:id="1361" w:author="Guo Zi Qiang Robin" w:date="2026-10-08T12:00:00Z"/>
-              </w:rPr>
-            </w:pPr>
-            <w:ins w:id="1362" w:author="Guo Zi Qiang Robin" w:date="2026-10-08T12:00:00Z">
+                <w:ins w:id="348" w:author="Guo Zi Qiang Robin" w:date="2026-10-08T12:00:00Z"/>
+              </w:rPr>
+            </w:pPr>
+            <w:ins w:id="349" w:author="Guo Zi Qiang Robin" w:date="2026-10-08T12:00:00Z">
               <w:r>
-                <w:rPr>
-                  <w:sz w:val="20"/>
-                  <w:szCs w:val="20"/>
-                </w:rPr>
-                <w:t xml:space="preserve">The set-up that scores each guardrail in the comparison on the same labelled inputs.</w:t>
+                <w:t>The set-up that scores each guardrail in the comparison on the same labelled inputs.</w:t>
               </w:r>
             </w:ins>
           </w:p>
@@ -8053,7 +7924,7 @@
       </w:tr>
       <w:tr>
         <w:trPr>
-          <w:ins w:id="1368" w:author="Guo Zi Qiang Robin" w:date="2026-10-08T12:00:00Z"/>
+          <w:ins w:id="350" w:author="Guo Zi Qiang Robin" w:date="2026-10-08T12:00:00Z"/>
         </w:trPr>
         <w:tc>
           <w:tcPr>
@@ -8067,17 +7938,15 @@
               <w:ind w:left="0"/>
               <w:jc w:val="left"/>
               <w:rPr>
-                <w:ins w:id="1364" w:author="Guo Zi Qiang Robin" w:date="2026-10-08T12:00:00Z"/>
-              </w:rPr>
-            </w:pPr>
-            <w:ins w:id="1365" w:author="Guo Zi Qiang Robin" w:date="2026-10-08T12:00:00Z">
+                <w:ins w:id="351" w:author="Guo Zi Qiang Robin" w:date="2026-10-08T12:00:00Z"/>
+              </w:rPr>
+            </w:pPr>
+            <w:ins w:id="352" w:author="Guo Zi Qiang Robin" w:date="2026-10-08T12:00:00Z">
               <w:r>
                 <w:rPr>
                   <w:b/>
-                  <w:sz w:val="20"/>
-                  <w:szCs w:val="20"/>
                 </w:rPr>
-                <w:t xml:space="preserve">Tier 1 / Tier 2</w:t>
+                <w:t>Tier 1 / Tier 2</w:t>
               </w:r>
             </w:ins>
           </w:p>
@@ -8094,16 +7963,12 @@
               <w:ind w:left="0"/>
               <w:jc w:val="left"/>
               <w:rPr>
-                <w:ins w:id="1366" w:author="Guo Zi Qiang Robin" w:date="2026-10-08T12:00:00Z"/>
-              </w:rPr>
-            </w:pPr>
-            <w:ins w:id="1367" w:author="Guo Zi Qiang Robin" w:date="2026-10-08T12:00:00Z">
+                <w:ins w:id="353" w:author="Guo Zi Qiang Robin" w:date="2026-10-08T12:00:00Z"/>
+              </w:rPr>
+            </w:pPr>
+            <w:ins w:id="354" w:author="Guo Zi Qiang Robin" w:date="2026-10-08T12:00:00Z">
               <w:r>
-                <w:rPr>
-                  <w:sz w:val="20"/>
-                  <w:szCs w:val="20"/>
-                </w:rPr>
-                <w:t xml:space="preserve">Tier 1: the first proposed comparison (harmful-content classification of user prompts; jailbreak / prompt-attack detection). Tier 2: all other guardrail functions, under investigation, each for a stated reason.</w:t>
+                <w:t>Tier 1: the first proposed comparison (harmful-content classification of user prompts; jailbreak / prompt-attack detection). Tier 2: all other guardrail functions, under investigation, each for a stated reason.</w:t>
               </w:r>
             </w:ins>
           </w:p>
@@ -8114,7 +7979,7 @@
       <w:pPr>
         <w:pStyle w:val="BodyText"/>
         <w:rPr>
-          <w:ins w:id="1377" w:author="Guo Zi Qiang Robin" w:date="2026-10-08T12:00:00Z"/>
+          <w:ins w:id="355" w:author="Guo Zi Qiang Robin" w:date="2026-10-08T12:00:00Z"/>
         </w:rPr>
       </w:pPr>
     </w:p>
@@ -8122,10 +7987,10 @@
       <w:pPr>
         <w:pStyle w:val="BodyText"/>
         <w:rPr>
-          <w:ins w:id="1378" w:author="Guo Zi Qiang Robin" w:date="2026-10-08T12:00:00Z"/>
+          <w:ins w:id="356" w:author="Guo Zi Qiang Robin" w:date="2026-10-08T12:00:00Z"/>
         </w:rPr>
       </w:pPr>
-      <w:ins w:id="1379" w:author="Guo Zi Qiang Robin" w:date="2026-10-08T12:00:00Z">
+      <w:ins w:id="357" w:author="Guo Zi Qiang Robin" w:date="2026-10-08T12:00:00Z">
         <w:r>
           <w:br w:type="page"/>
         </w:r>
@@ -8133,24 +7998,129 @@
     </w:p>
     <w:p>
       <w:pPr>
-        <w:pStyle w:val="Heading1"/>
+        <w:pStyle w:val="BodyText"/>
+        <w:spacing w:after="160"/>
+        <w:ind w:left="720" w:hanging="720"/>
         <w:rPr>
-          <w:ins w:id="1380" w:author="Guo Zi Qiang Robin" w:date="2026-10-08T12:00:00Z"/>
+          <w:b/>
+          <w:bCs/>
         </w:rPr>
       </w:pPr>
-      <w:ins w:id="1381" w:author="Guo Zi Qiang Robin" w:date="2026-10-08T12:00:00Z">
-        <w:r>
-          <w:t xml:space="preserve">Annex D: References</w:t>
-        </w:r>
-      </w:ins>
+      <w:r>
+        <w:rPr>
+          <w:b/>
+          <w:bCs/>
+        </w:rPr>
+        <w:lastRenderedPageBreak/>
+        <w:tab/>
+      </w:r>
+      <w:r>
+        <w:rPr>
+          <w:b/>
+          <w:bCs/>
+        </w:rPr>
+        <w:t>Annex D: References</w:t>
+      </w:r>
     </w:p>
     <w:p>
       <w:pPr>
         <w:pStyle w:val="BodyText"/>
-        <w:rPr>
-          <w:ins w:id="1382" w:author="Guo Zi Qiang Robin" w:date="2026-10-08T12:00:00Z"/>
-        </w:rPr>
-      </w:pPr>
+        <w:spacing w:after="160"/>
+        <w:ind w:left="720" w:hanging="720"/>
+      </w:pPr>
+      <w:r>
+        <w:t>s</w:t>
+      </w:r>
+    </w:p>
+    <w:p>
+      <w:pPr>
+        <w:pStyle w:val="BodyText"/>
+        <w:spacing w:after="160"/>
+        <w:ind w:left="720" w:hanging="720"/>
+      </w:pPr>
+      <w:r>
+        <w:t>Government Technology Agency. (n.d.-a). Litmus. Retrieved October 8, 2026, from https://www.developer.tech.gov.sg/products/categories/cybersecurity/litmus</w:t>
+      </w:r>
+    </w:p>
+    <w:p>
+      <w:pPr>
+        <w:pStyle w:val="BodyText"/>
+        <w:spacing w:after="160"/>
+        <w:ind w:left="720" w:hanging="720"/>
+      </w:pPr>
+      <w:r>
+        <w:t>Government Technology Agency. (n.d.-b). Sentinel. Retrieved October 8, 2026, from https://www.developer.tech.gov.sg/products/categories/cybersecurity/sentinel</w:t>
+      </w:r>
+    </w:p>
+    <w:p>
+      <w:pPr>
+        <w:pStyle w:val="BodyText"/>
+        <w:spacing w:after="160"/>
+        <w:ind w:left="720" w:hanging="720"/>
+      </w:pPr>
+      <w:r>
+        <w:t>Government Technology Agency. (2025). System Security Plan (SSP). https://info.standards.tech.gov.sg/ssp/</w:t>
+      </w:r>
+    </w:p>
+    <w:p>
+      <w:pPr>
+        <w:pStyle w:val="BodyText"/>
+        <w:spacing w:after="160"/>
+        <w:ind w:left="720" w:hanging="720"/>
+      </w:pPr>
+      <w:r>
+        <w:t>Inan, H., Upasani, K., Chi, J., Rungta, R., Iyer, K., Mao, Y., Tontchev, M., Hu, Q., Fuller, B., Testuggine, D., &amp; Khabsa, M. (2023). Llama Guard: LLM-based input-output safeguard for human-AI conversations (arXiv:2312.06674). arXiv. https://doi.org/10.48550/arXiv.2312.06674</w:t>
+      </w:r>
+    </w:p>
+    <w:p>
+      <w:pPr>
+        <w:pStyle w:val="BodyText"/>
+        <w:spacing w:after="160"/>
+        <w:ind w:left="720" w:hanging="720"/>
+      </w:pPr>
+      <w:r>
+        <w:t>Meta. (2025). Llama Guard 4 [Model card and prompt format]. Retrieved October 8, 2026, from https://developer.meta.com/ai/docs/model-cards-and-prompt-formats/llama-guard-4/</w:t>
+      </w:r>
+    </w:p>
+    <w:p>
+      <w:pPr>
+        <w:pStyle w:val="BodyText"/>
+        <w:spacing w:after="160"/>
+        <w:ind w:left="720" w:hanging="720"/>
+      </w:pPr>
+      <w:r>
+        <w:t>Meta AI. (2023, December 7). Announcing Purple Llama: Towards open trust and safety in the new world of generative AI. https://ai.meta.com/blog/purple-llama-open-trust-safety-generative-ai/</w:t>
+      </w:r>
+    </w:p>
+    <w:p>
+      <w:pPr>
+        <w:pStyle w:val="BodyText"/>
+        <w:spacing w:after="160"/>
+        <w:ind w:left="720" w:hanging="720"/>
+      </w:pPr>
+      <w:r>
+        <w:t>The MITRE Corporation. (n.d.-a). MITRE ATLAS: Adversarial Threat Landscape for Artificial-Intelligence Systems. Retrieved October 8, 2026, from https://atlas.mitre.org/</w:t>
+      </w:r>
+    </w:p>
+    <w:p>
+      <w:pPr>
+        <w:pStyle w:val="BodyText"/>
+        <w:spacing w:after="160"/>
+        <w:ind w:left="720" w:hanging="720"/>
+      </w:pPr>
+      <w:r>
+        <w:t>The MITRE Corporation. (n.d.-b). MITRE ATT&amp;CK. Retrieved October 8, 2026, from https://attack.mitre.org/</w:t>
+      </w:r>
+    </w:p>
+    <w:p>
+      <w:pPr>
+        <w:pStyle w:val="BodyText"/>
+        <w:spacing w:after="160"/>
+        <w:ind w:left="720" w:hanging="720"/>
+      </w:pPr>
+      <w:r>
+        <w:t>Rebedea, T., Dinu, R., Sreedhar, M., Parisien, C., &amp; Cohen, J. (2023). NeMo Guardrails: A toolkit for controllable and safe LLM applications with programmable rails. In Proceedings of the 2023 Conference on Empirical Methods in Natural Language Processing: System Demonstrations (pp. 431–445). Association for Computational Linguistics. https://doi.org/10.18653/v1/2023.emnlp-demo.40</w:t>
+      </w:r>
     </w:p>
     <w:p>
       <w:pPr>
@@ -8159,262 +8129,16 @@
         <w:ind w:left="720" w:hanging="720"/>
         <w:jc w:val="left"/>
         <w:rPr>
-          <w:ins w:id="1383" w:author="Guo Zi Qiang Robin" w:date="2026-10-08T12:00:00Z"/>
+          <w:ins w:id="358" w:author="Guo Zi Qiang Robin" w:date="2026-10-08T12:00:00Z"/>
         </w:rPr>
       </w:pPr>
-      <w:ins w:id="1384" w:author="Guo Zi Qiang Robin" w:date="2026-10-08T12:00:00Z">
-        <w:r>
-          <w:t xml:space="preserve">Government Technology Agency. (n.d.-a). </w:t>
-        </w:r>
-        <w:r>
-          <w:rPr>
-            <w:i/>
-            <w:iCs/>
-          </w:rPr>
-          <w:t xml:space="preserve">Litmus</w:t>
-        </w:r>
-        <w:r>
-          <w:t xml:space="preserve">. Retrieved October 8, 2026, from https://www.developer.tech.gov.sg/products/categories/cybersecurity/litmus</w:t>
-        </w:r>
-      </w:ins>
-    </w:p>
-    <w:p>
-      <w:pPr>
-        <w:pStyle w:val="BodyText"/>
-        <w:spacing w:after="160"/>
-        <w:ind w:left="720" w:hanging="720"/>
-        <w:jc w:val="left"/>
-        <w:rPr>
-          <w:ins w:id="1385" w:author="Guo Zi Qiang Robin" w:date="2026-10-08T12:00:00Z"/>
-        </w:rPr>
-      </w:pPr>
-      <w:ins w:id="1386" w:author="Guo Zi Qiang Robin" w:date="2026-10-08T12:00:00Z">
-        <w:r>
-          <w:t xml:space="preserve">Government Technology Agency. (n.d.-b). </w:t>
-        </w:r>
-        <w:r>
-          <w:rPr>
-            <w:i/>
-            <w:iCs/>
-          </w:rPr>
-          <w:t xml:space="preserve">Sentinel</w:t>
-        </w:r>
-        <w:r>
-          <w:t xml:space="preserve">. Retrieved October 8, 2026, from https://www.developer.tech.gov.sg/products/categories/cybersecurity/sentinel</w:t>
-        </w:r>
-      </w:ins>
-    </w:p>
-    <w:p>
-      <w:pPr>
-        <w:pStyle w:val="BodyText"/>
-        <w:spacing w:after="160"/>
-        <w:ind w:left="720" w:hanging="720"/>
-        <w:jc w:val="left"/>
-        <w:rPr>
-          <w:ins w:id="1387" w:author="Guo Zi Qiang Robin" w:date="2026-10-08T12:00:00Z"/>
-        </w:rPr>
-      </w:pPr>
-      <w:ins w:id="1388" w:author="Guo Zi Qiang Robin" w:date="2026-10-08T12:00:00Z">
-        <w:r>
-          <w:t xml:space="preserve">Government Technology Agency. (2025). </w:t>
-        </w:r>
-        <w:r>
-          <w:rPr>
-            <w:i/>
-            <w:iCs/>
-          </w:rPr>
-          <w:t xml:space="preserve">System Security Plan (SSP)</w:t>
-        </w:r>
-        <w:r>
-          <w:t xml:space="preserve">. https://info.standards.tech.gov.sg/ssp/</w:t>
-        </w:r>
-      </w:ins>
-    </w:p>
-    <w:p>
-      <w:pPr>
-        <w:pStyle w:val="BodyText"/>
-        <w:spacing w:after="160"/>
-        <w:ind w:left="720" w:hanging="720"/>
-        <w:jc w:val="left"/>
-        <w:rPr>
-          <w:ins w:id="1389" w:author="Guo Zi Qiang Robin" w:date="2026-10-08T12:00:00Z"/>
-        </w:rPr>
-      </w:pPr>
-      <w:ins w:id="1390" w:author="Guo Zi Qiang Robin" w:date="2026-10-08T12:00:00Z">
-        <w:r>
-          <w:t xml:space="preserve">Inan, H., Upasani, K., Chi, J., Rungta, R., Iyer, K., Mao, Y., Tontchev, M., Hu, Q., Fuller, B., Testuggine, D., &amp; Khabsa, M. (2023). </w:t>
-        </w:r>
-        <w:r>
-          <w:rPr>
-            <w:i/>
-            <w:iCs/>
-          </w:rPr>
-          <w:t xml:space="preserve">Llama Guard: LLM-based input-output safeguard for human-AI conversations</w:t>
-        </w:r>
-        <w:r>
-          <w:t xml:space="preserve"> (arXiv:2312.06674). arXiv. https://doi.org/10.48550/arXiv.2312.06674</w:t>
-        </w:r>
-      </w:ins>
-    </w:p>
-    <w:p>
-      <w:pPr>
-        <w:pStyle w:val="BodyText"/>
-        <w:spacing w:after="160"/>
-        <w:ind w:left="720" w:hanging="720"/>
-        <w:jc w:val="left"/>
-        <w:rPr>
-          <w:ins w:id="1391" w:author="Guo Zi Qiang Robin" w:date="2026-10-08T12:00:00Z"/>
-        </w:rPr>
-      </w:pPr>
-      <w:ins w:id="1392" w:author="Guo Zi Qiang Robin" w:date="2026-10-08T12:00:00Z">
-        <w:r>
-          <w:t xml:space="preserve">Meta. (2025). </w:t>
-        </w:r>
-        <w:r>
-          <w:rPr>
-            <w:i/>
-            <w:iCs/>
-          </w:rPr>
-          <w:t xml:space="preserve">Llama Guard 4</w:t>
-        </w:r>
-        <w:r>
-          <w:t xml:space="preserve"> [Model card and prompt format]. Retrieved October 8, 2026, from https://developer.meta.com/ai/docs/model-cards-and-prompt-formats/llama-guard-4/</w:t>
-        </w:r>
-      </w:ins>
-    </w:p>
-    <w:p>
-      <w:pPr>
-        <w:pStyle w:val="BodyText"/>
-        <w:spacing w:after="160"/>
-        <w:ind w:left="720" w:hanging="720"/>
-        <w:jc w:val="left"/>
-        <w:rPr>
-          <w:ins w:id="1393" w:author="Guo Zi Qiang Robin" w:date="2026-10-08T12:00:00Z"/>
-        </w:rPr>
-      </w:pPr>
-      <w:ins w:id="1394" w:author="Guo Zi Qiang Robin" w:date="2026-10-08T12:00:00Z">
-        <w:r>
-          <w:t xml:space="preserve">Meta AI. (2023, December 7). </w:t>
-        </w:r>
-        <w:r>
-          <w:rPr>
-            <w:i/>
-            <w:iCs/>
-          </w:rPr>
-          <w:t xml:space="preserve">Announcing Purple Llama: Towards open trust and safety in the new world of generative AI</w:t>
-        </w:r>
-        <w:r>
-          <w:t xml:space="preserve">. https://ai.meta.com/blog/purple-llama-open-trust-safety-generative-ai/</w:t>
-        </w:r>
-      </w:ins>
-    </w:p>
-    <w:p>
-      <w:pPr>
-        <w:pStyle w:val="BodyText"/>
-        <w:spacing w:after="160"/>
-        <w:ind w:left="720" w:hanging="720"/>
-        <w:jc w:val="left"/>
-        <w:rPr>
-          <w:ins w:id="1395" w:author="Guo Zi Qiang Robin" w:date="2026-10-08T12:00:00Z"/>
-        </w:rPr>
-      </w:pPr>
-      <w:ins w:id="1396" w:author="Guo Zi Qiang Robin" w:date="2026-10-08T12:00:00Z">
-        <w:r>
-          <w:t xml:space="preserve">The MITRE Corporation. (n.d.-a). </w:t>
-        </w:r>
-        <w:r>
-          <w:rPr>
-            <w:i/>
-            <w:iCs/>
-          </w:rPr>
-          <w:t xml:space="preserve">MITRE ATLAS: Adversarial Threat Landscape for Artificial-Intelligence Systems</w:t>
-        </w:r>
-        <w:r>
-          <w:t xml:space="preserve">. Retrieved October 8, 2026, from https://atlas.mitre.org/</w:t>
-        </w:r>
-      </w:ins>
-    </w:p>
-    <w:p>
-      <w:pPr>
-        <w:pStyle w:val="BodyText"/>
-        <w:spacing w:after="160"/>
-        <w:ind w:left="720" w:hanging="720"/>
-        <w:jc w:val="left"/>
-        <w:rPr>
-          <w:ins w:id="1397" w:author="Guo Zi Qiang Robin" w:date="2026-10-08T12:00:00Z"/>
-        </w:rPr>
-      </w:pPr>
-      <w:ins w:id="1398" w:author="Guo Zi Qiang Robin" w:date="2026-10-08T12:00:00Z">
-        <w:r>
-          <w:t xml:space="preserve">The MITRE Corporation. (n.d.-b). </w:t>
-        </w:r>
-        <w:r>
-          <w:rPr>
-            <w:i/>
-            <w:iCs/>
-          </w:rPr>
-          <w:t xml:space="preserve">MITRE ATT&amp;CK</w:t>
-        </w:r>
-        <w:r>
-          <w:t xml:space="preserve">. Retrieved October 8, 2026, from https://attack.mitre.org/</w:t>
-        </w:r>
-      </w:ins>
-    </w:p>
-    <w:p>
-      <w:pPr>
-        <w:pStyle w:val="BodyText"/>
-        <w:spacing w:after="160"/>
-        <w:ind w:left="720" w:hanging="720"/>
-        <w:jc w:val="left"/>
-        <w:rPr>
-          <w:ins w:id="1399" w:author="Guo Zi Qiang Robin" w:date="2026-10-08T12:00:00Z"/>
-        </w:rPr>
-      </w:pPr>
-      <w:ins w:id="1400" w:author="Guo Zi Qiang Robin" w:date="2026-10-08T12:00:00Z">
-        <w:r>
-          <w:t xml:space="preserve">Rebedea, T., Dinu, R., Sreedhar, M., Parisien, C., &amp; Cohen, J. (2023). NeMo Guardrails: A toolkit for controllable and safe LLM applications with programmable rails. In </w:t>
-        </w:r>
-        <w:r>
-          <w:rPr>
-            <w:i/>
-            <w:iCs/>
-          </w:rPr>
-          <w:t xml:space="preserve">Proceedings of the 2023 Conference on Empirical Methods in Natural Language Processing: System Demonstrations</w:t>
-        </w:r>
-        <w:r>
-          <w:t xml:space="preserve"> (pp. 431–445). Association for Computational Linguistics. https://doi.org/10.18653/v1/2023.emnlp-demo.40</w:t>
-        </w:r>
-      </w:ins>
-    </w:p>
-    <w:p>
-      <w:pPr>
-        <w:pStyle w:val="BodyText"/>
-        <w:spacing w:after="160"/>
-        <w:ind w:left="720" w:hanging="720"/>
-        <w:jc w:val="left"/>
-        <w:rPr>
-          <w:ins w:id="1401" w:author="Guo Zi Qiang Robin" w:date="2026-10-08T12:00:00Z"/>
-        </w:rPr>
-      </w:pPr>
-      <w:ins w:id="1402" w:author="Guo Zi Qiang Robin" w:date="2026-10-08T12:00:00Z">
-        <w:r>
-          <w:t xml:space="preserve">Tan, L., Chua, G., Ge, Z., &amp; Lee, R. K.-W. (2025). LionGuard 2: Building lightweight, data-efficient and localised multilingual content moderators. In </w:t>
-        </w:r>
-        <w:r>
-          <w:rPr>
-            <w:i/>
-            <w:iCs/>
-          </w:rPr>
-          <w:t xml:space="preserve">Proceedings of the 2025 Conference on Empirical Methods in Natural Language Processing: System Demonstrations</w:t>
-        </w:r>
-        <w:r>
-          <w:t xml:space="preserve"> (pp. 264–285). Association for Computational Linguistics. https://aclanthology.org/2025.emnlp-demos.20/</w:t>
-        </w:r>
-      </w:ins>
+      <w:r>
+        <w:t>Tan, L., Chua, G., Ge, Z., &amp; Lee, R. K.-W. (2025). LionGuard 2: Building lightweight, data-efficient and localised multilingual content moderators. In Proceedings of the 2025 Conference on Empirical Methods in Natural Language Processing: System Demonstrations (pp. 264–285). Association for Computational Linguistics. https://aclanthology.org/2025.emnlp-demos.20/</w:t>
+      </w:r>
     </w:p>
     <w:sectPr>
-      <w:headerReference w:type="default" r:id="rId12"/>
-      <w:footerReference w:type="default" r:id="rId13"/>
+      <w:headerReference w:type="default" r:id="rId15"/>
+      <w:footerReference w:type="default" r:id="rId16"/>
       <w:pgSz w:w="11906" w:h="16838"/>
       <w:pgMar w:top="1560" w:right="1440" w:bottom="1560" w:left="1440" w:header="708" w:footer="708" w:gutter="0"/>
       <w:pgNumType w:start="1"/>
@@ -8571,7 +8295,7 @@
         <w:sz w:val="16"/>
         <w:szCs w:val="16"/>
       </w:rPr>
-      <w:t>8</w:t>
+      <w:t>14</w:t>
     </w:r>
     <w:r>
       <w:rPr>
@@ -15339,6 +15063,7 @@
     <w:rsid w:val="007D6179"/>
     <w:rsid w:val="007F4526"/>
     <w:rsid w:val="00824E7D"/>
+    <w:rsid w:val="00897A6A"/>
     <w:rsid w:val="008B4D39"/>
     <w:rsid w:val="00924AFC"/>
     <w:rsid w:val="0097419C"/>
@@ -15357,6 +15082,7 @@
     <w:rsid w:val="00DB6636"/>
     <w:rsid w:val="00E365B6"/>
     <w:rsid w:val="00E453E0"/>
+    <w:rsid w:val="00E51E0B"/>
     <w:rsid w:val="00E54D7B"/>
     <w:rsid w:val="00F12556"/>
     <w:rsid w:val="00F9623F"/>
